--- a/zht/docx/148.content.docx
+++ b/zht/docx/148.content.docx
@@ -149,7 +149,7 @@
         <w:rPr>
           <w:lang w:val="zh_TW" w:bidi="zh_TW"/>
         </w:rPr>
-        <w:t>wang</w:t>
+        <w:t>tui</w:t>
       </w:r>
       <w:r>
         <w:rPr>
@@ -212,7 +212,7 @@
         <w:rPr>
           <w:lang w:val="zh_TW" w:bidi="zh_TW"/>
         </w:rPr>
-        <w:t>王</w:t>
+        <w:t>推基古</w:t>
       </w:r>
       <w:r>
         <w:rPr>
@@ -231,7 +231,7 @@
         <w:rPr>
           <w:lang w:val="zh_TW" w:bidi="zh_TW"/>
         </w:rPr>
-        <w:t>希伯來文舊約聖經裡，melek（王）這個詞出現超過2,000次。它可以指神（</w:t>
+        <w:t>在保羅為耶路撒冷教會收集和送交奉獻的旅行中，隨行保羅的信徒之一（</w:t>
       </w:r>
       <w:hyperlink r:id="rId13">
         <w:r>
@@ -242,86 +242,14 @@
             <w:color w:val="0000EE"/>
             <w:u w:val="single"/>
           </w:rPr>
-          <w:t>詩95:3</w:t>
+          <w:t>徒20:4</w:t>
         </w:r>
       </w:hyperlink>
       <w:r>
         <w:rPr>
           <w:lang w:val="zh_TW" w:bidi="zh_TW"/>
         </w:rPr>
-        <w:t>），也可以指人的統治者。一般來說，它指一位在其臣民之上擁有至高權柄與大能的統治者。在舊約聖經中，melek是用來指一個支派的統治者（「米甸的王」，</w:t>
-      </w:r>
-      <w:hyperlink r:id="rId14">
-        <w:r>
-          <w:rPr>
-            <w:lang w:val="zh_TW" w:bidi="zh_TW"/>
-          </w:rPr>
-          <w:rPr>
-            <w:color w:val="0000EE"/>
-            <w:u w:val="single"/>
-          </w:rPr>
-          <w:t>民31:8</w:t>
-        </w:r>
-      </w:hyperlink>
-      <w:r>
-        <w:rPr>
-          <w:lang w:val="zh_TW" w:bidi="zh_TW"/>
-        </w:rPr>
-        <w:t>）、一座城的王（耶利哥、艾城；參</w:t>
-      </w:r>
-      <w:hyperlink r:id="rId15">
-        <w:r>
-          <w:rPr>
-            <w:lang w:val="zh_TW" w:bidi="zh_TW"/>
-          </w:rPr>
-          <w:rPr>
-            <w:color w:val="0000EE"/>
-            <w:u w:val="single"/>
-          </w:rPr>
-          <w:t>書12:9–24</w:t>
-        </w:r>
-      </w:hyperlink>
-      <w:r>
-        <w:rPr>
-          <w:lang w:val="zh_TW" w:bidi="zh_TW"/>
-        </w:rPr>
-        <w:t>，其中列出了以色列人所征服的31個城邦的王）、一個民族的王（以色列、猶大、亞捫、摩押、亞蘭），或是一個列邦的君王（如埃及、亞述、巴比倫，或波斯）。也有其它詞語可以指王室身分。非利士人將seren（首領）這個稱號引入希伯來文的詞彙中。非利士的五座城由五個首領治理。另一個指以色列王的詞語是nagid（君王）。掃羅和大衛都曾受膏作以色列的nagid（</w:t>
-      </w:r>
-      <w:hyperlink r:id="rId16">
-        <w:r>
-          <w:rPr>
-            <w:lang w:val="zh_TW" w:bidi="zh_TW"/>
-          </w:rPr>
-          <w:rPr>
-            <w:color w:val="0000EE"/>
-            <w:u w:val="single"/>
-          </w:rPr>
-          <w:t>撒上10:1</w:t>
-        </w:r>
-      </w:hyperlink>
-      <w:r>
-        <w:rPr>
-          <w:lang w:val="zh_TW" w:bidi="zh_TW"/>
-        </w:rPr>
-        <w:t>，</w:t>
-      </w:r>
-      <w:hyperlink r:id="rId17">
-        <w:r>
-          <w:rPr>
-            <w:lang w:val="zh_TW" w:bidi="zh_TW"/>
-          </w:rPr>
-          <w:rPr>
-            <w:color w:val="0000EE"/>
-            <w:u w:val="single"/>
-          </w:rPr>
-          <w:t>16:13</w:t>
-        </w:r>
-      </w:hyperlink>
-      <w:r>
-        <w:rPr>
-          <w:lang w:val="zh_TW" w:bidi="zh_TW"/>
-        </w:rPr>
-        <w:t>）。在新約聖經與七十士譯本（舊約聖經的希臘文譯本）中，希臘文的basileus在意思上與希伯來文的melek相近。新約聖經的basileus可以指公元一世紀的世俗統治者、以色列的王、過去的統治者，也可以指那位屬神的王，就是耶穌基督。</w:t>
+        <w:t>）。由於他經常與以弗所的特羅非摩一同被提及，推基古很可能也是以弗所人。</w:t>
       </w:r>
     </w:p>
     <w:p>
@@ -335,9 +263,9 @@
         <w:rPr>
           <w:lang w:val="zh_TW" w:bidi="zh_TW"/>
         </w:rPr>
-        <w:t>「萬王之王」這個稱號是用在耶穌身上（</w:t>
+        <w:t>推基古負責送達保羅寫給以弗所教會的書信（</w:t>
       </w:r>
-      <w:hyperlink r:id="rId18">
+      <w:hyperlink r:id="rId14">
         <w:r>
           <w:rPr>
             <w:lang w:val="zh_TW" w:bidi="zh_TW"/>
@@ -346,16 +274,16 @@
             <w:color w:val="0000EE"/>
             <w:u w:val="single"/>
           </w:rPr>
-          <w:t>提前6:15</w:t>
+          <w:t>弗6:21</w:t>
         </w:r>
       </w:hyperlink>
       <w:r>
         <w:rPr>
           <w:lang w:val="zh_TW" w:bidi="zh_TW"/>
         </w:rPr>
-        <w:t>），是一個希伯來式的說法，意思是至高的王，或最偉大的王。例如，以西結預言泰爾傾覆的經文中稱尼布甲尼撒為「諸王之王」（</w:t>
+        <w:t>），以及保羅寫給腓利門和歌羅西教會的書信（</w:t>
       </w:r>
-      <w:hyperlink r:id="rId19">
+      <w:hyperlink r:id="rId15">
         <w:r>
           <w:rPr>
             <w:lang w:val="zh_TW" w:bidi="zh_TW"/>
@@ -364,16 +292,16 @@
             <w:color w:val="0000EE"/>
             <w:u w:val="single"/>
           </w:rPr>
-          <w:t>結26:7</w:t>
+          <w:t>西4:7</w:t>
         </w:r>
       </w:hyperlink>
       <w:r>
         <w:rPr>
           <w:lang w:val="zh_TW" w:bidi="zh_TW"/>
         </w:rPr>
-        <w:t>）。亞述和巴比倫的大君王引入這個稱號。在他們之前，統治者的稱號是「王」或「大王」，例如</w:t>
+        <w:t>）。大多數人認為他也是隨同提多送達哥林多後書的兩位基督徒之一（另一位是特羅非摩）（</w:t>
       </w:r>
-      <w:hyperlink r:id="rId20">
+      <w:hyperlink r:id="rId16">
         <w:r>
           <w:rPr>
             <w:lang w:val="zh_TW" w:bidi="zh_TW"/>
@@ -382,508 +310,7 @@
             <w:color w:val="0000EE"/>
             <w:u w:val="single"/>
           </w:rPr>
-          <w:t>列王紀下十八章28節</w:t>
-        </w:r>
-      </w:hyperlink>
-      <w:r>
-        <w:rPr>
-          <w:lang w:val="zh_TW" w:bidi="zh_TW"/>
-        </w:rPr>
-        <w:t>所述：「你們當聽亞述大王的話」。後來的統治者擴張帝國疆域時，也會改變自己的稱號。</w:t>
-      </w:r>
-    </w:p>
-    <w:p>
-      <w:pPr>
-        <w:pStyle w:val="Heading3"/>
-      </w:pPr>
-      <w:r>
-        <w:rPr>
-          <w:lang w:val="zh_TW" w:bidi="zh_TW"/>
-        </w:rPr>
-        <w:t>以色列的王權</w:t>
-      </w:r>
-    </w:p>
-    <w:p>
-      <w:pPr/>
-      <w:r>
-        <w:rPr>
-          <w:lang w:val="zh_TW" w:bidi="zh_TW"/>
-        </w:rPr>
-      </w:r>
-      <w:r>
-        <w:rPr>
-          <w:lang w:val="zh_TW" w:bidi="zh_TW"/>
-        </w:rPr>
-        <w:t>神揀選亞伯拉罕作多國之父；彌賽亞要藉著他和他的後裔在地上掌權。神在賜給亞伯拉罕的應許裡屢次向他保證，他必作一個強大民族之父，神要把迦南地賜給這個民族，而且君王必從他的後裔而出（</w:t>
-      </w:r>
-      <w:hyperlink r:id="rId21">
-        <w:r>
-          <w:rPr>
-            <w:lang w:val="zh_TW" w:bidi="zh_TW"/>
-          </w:rPr>
-          <w:rPr>
-            <w:color w:val="0000EE"/>
-            <w:u w:val="single"/>
-          </w:rPr>
-          <w:t>創17:6</w:t>
-        </w:r>
-      </w:hyperlink>
-      <w:r>
-        <w:rPr>
-          <w:lang w:val="zh_TW" w:bidi="zh_TW"/>
-        </w:rPr>
-        <w:t>）。亞伯拉罕遵行神吩咐他受割禮的命令，表明他接受神在他家中掌權；這也使亞伯拉罕的宗族分別出來，事奉神（</w:t>
-      </w:r>
-      <w:hyperlink r:id="rId22">
-        <w:r>
-          <w:rPr>
-            <w:lang w:val="zh_TW" w:bidi="zh_TW"/>
-          </w:rPr>
-          <w:rPr>
-            <w:color w:val="0000EE"/>
-            <w:u w:val="single"/>
-          </w:rPr>
-          <w:t>10–14</w:t>
-        </w:r>
-      </w:hyperlink>
-      <w:r>
-        <w:rPr>
-          <w:lang w:val="zh_TW" w:bidi="zh_TW"/>
-        </w:rPr>
-        <w:t>節）。神與亞伯拉罕和他後裔建立關係的終極目的是，神要作以色列的王，而祂的百姓也要藉著忠心順服祂，表明他們接受祂掌權（</w:t>
-      </w:r>
-      <w:hyperlink r:id="rId23">
-        <w:r>
-          <w:rPr>
-            <w:lang w:val="zh_TW" w:bidi="zh_TW"/>
-          </w:rPr>
-          <w:rPr>
-            <w:color w:val="0000EE"/>
-            <w:u w:val="single"/>
-          </w:rPr>
-          <w:t>9</w:t>
-        </w:r>
-      </w:hyperlink>
-      <w:r>
-        <w:rPr>
-          <w:lang w:val="zh_TW" w:bidi="zh_TW"/>
-        </w:rPr>
-        <w:t>節）。</w:t>
-      </w:r>
-    </w:p>
-    <w:p>
-      <w:pPr/>
-      <w:r>
-        <w:rPr>
-          <w:lang w:val="zh_TW" w:bidi="zh_TW"/>
-        </w:rPr>
-      </w:r>
-      <w:r>
-        <w:rPr>
-          <w:lang w:val="zh_TW" w:bidi="zh_TW"/>
-        </w:rPr>
-        <w:t>這約的核心是，神期望他們忠於祂的掌權。亞伯拉罕和他的後裔要與這位大君王相交，藉著這樣的生活，在列邦中施行神所賜的「治理」。祂要藉著亞伯拉罕和他的後裔興起一個「君尊的民族（royal nation）」，使他們得以重新承受治理祂所創造萬有的全部特權。</w:t>
-      </w:r>
-    </w:p>
-    <w:p>
-      <w:pPr/>
-      <w:r>
-        <w:rPr>
-          <w:lang w:val="zh_TW" w:bidi="zh_TW"/>
-        </w:rPr>
-      </w:r>
-      <w:r>
-        <w:rPr>
-          <w:lang w:val="zh_TW" w:bidi="zh_TW"/>
-        </w:rPr>
-        <w:t>耶和華也與以色列立約。這約是出於主權的恩典與應許的治理；耶和華藉著祂律法的約束，也藉著祂親自同在，使這百姓分別為聖歸給祂。這個民族親眼看見神怎樣看顧他們，就必須學習：他們如果順服神的要求，神權政體的國度（theocratic kingdom）就能在地上成為現實。在西奈之約裡，神權政體（theocracy，就是神的掌權）得以建立。神把誡命託付給以色列，好叫他們顯出自己是神權政體的民族，正如神向摩西所啟示的話：「如今你們若實在聽從我的話，遵守我的約，就要在萬民中作屬我的子民，因為全地都是我的。你們要歸我作祭司的國度，為聖潔的國民。」（</w:t>
-      </w:r>
-      <w:hyperlink r:id="rId24">
-        <w:r>
-          <w:rPr>
-            <w:lang w:val="zh_TW" w:bidi="zh_TW"/>
-          </w:rPr>
-          <w:rPr>
-            <w:color w:val="0000EE"/>
-            <w:u w:val="single"/>
-          </w:rPr>
-          <w:t>出19:5–6</w:t>
-        </w:r>
-      </w:hyperlink>
-      <w:r>
-        <w:rPr>
-          <w:lang w:val="zh_TW" w:bidi="zh_TW"/>
-        </w:rPr>
-        <w:t>）。他們是神為列邦所揀選的；藉著以色列像祭司一樣的順服與代求，全地就能認識創造主—救贖主（Creator-Redeemer）。</w:t>
-      </w:r>
-    </w:p>
-    <w:p>
-      <w:pPr/>
-      <w:r>
-        <w:rPr>
-          <w:lang w:val="zh_TW" w:bidi="zh_TW"/>
-        </w:rPr>
-      </w:r>
-      <w:r>
-        <w:rPr>
-          <w:lang w:val="zh_TW" w:bidi="zh_TW"/>
-        </w:rPr>
-        <w:t>神的王權的特質包括：大能、榮耀、信實、智慧、眷顧、服事、將權柄分派給人、賜福與保護、公義的治理、審判、伸冤、拯救。以色列的王權也應當與神的王權一樣。他們多樣且有時複雜的律法，教導以色列分辨聖與俗、潔淨與不潔淨、神的道路與列邦的道路。神的道路增進愛、信實、公義、和平、和諧、服事、對人的眷顧、智慧的生活、保護困苦的人，並審判有罪的人。世界諸國的道路卻往往助長自私、混亂、專制，並且輕看公義。</w:t>
-      </w:r>
-    </w:p>
-    <w:p>
-      <w:pPr/>
-      <w:r>
-        <w:rPr>
-          <w:lang w:val="zh_TW" w:bidi="zh_TW"/>
-        </w:rPr>
-      </w:r>
-      <w:r>
-        <w:rPr>
-          <w:lang w:val="zh_TW" w:bidi="zh_TW"/>
-        </w:rPr>
-        <w:t>耶和華也設立一套組織架構，為要推動祂神權政體的目的。在曠野，摩西和以色列所揀選的領袖（</w:t>
-      </w:r>
-      <w:hyperlink r:id="rId25">
-        <w:r>
-          <w:rPr>
-            <w:lang w:val="zh_TW" w:bidi="zh_TW"/>
-          </w:rPr>
-          <w:rPr>
-            <w:color w:val="0000EE"/>
-            <w:u w:val="single"/>
-          </w:rPr>
-          <w:t>出18:19–26</w:t>
-        </w:r>
-      </w:hyperlink>
-      <w:r>
-        <w:rPr>
-          <w:lang w:val="zh_TW" w:bidi="zh_TW"/>
-        </w:rPr>
-        <w:t>；</w:t>
-      </w:r>
-      <w:hyperlink r:id="rId26">
-        <w:r>
-          <w:rPr>
-            <w:lang w:val="zh_TW" w:bidi="zh_TW"/>
-          </w:rPr>
-          <w:rPr>
-            <w:color w:val="0000EE"/>
-            <w:u w:val="single"/>
-          </w:rPr>
-          <w:t>民11:24–25</w:t>
-        </w:r>
-      </w:hyperlink>
-      <w:r>
-        <w:rPr>
-          <w:lang w:val="zh_TW" w:bidi="zh_TW"/>
-        </w:rPr>
-        <w:t>；參</w:t>
-      </w:r>
-      <w:hyperlink r:id="rId27">
-        <w:r>
-          <w:rPr>
-            <w:lang w:val="zh_TW" w:bidi="zh_TW"/>
-          </w:rPr>
-          <w:rPr>
-            <w:color w:val="0000EE"/>
-            <w:u w:val="single"/>
-          </w:rPr>
-          <w:t>申1:15–18</w:t>
-        </w:r>
-      </w:hyperlink>
-      <w:r>
-        <w:rPr>
-          <w:lang w:val="zh_TW" w:bidi="zh_TW"/>
-        </w:rPr>
-        <w:t>）成為神的器皿，在以色列中維護祂作王的統治。摩西死後，約書亞接續承擔神權政體的治理。耶和華與他同在，正如祂與摩西同在一樣；以色列眾人也看出，在約書亞的帶領中，神得以繼續掌權（</w:t>
-      </w:r>
-      <w:hyperlink r:id="rId28">
-        <w:r>
-          <w:rPr>
-            <w:lang w:val="zh_TW" w:bidi="zh_TW"/>
-          </w:rPr>
-          <w:rPr>
-            <w:color w:val="0000EE"/>
-            <w:u w:val="single"/>
-          </w:rPr>
-          <w:t>申34:9</w:t>
-        </w:r>
-      </w:hyperlink>
-      <w:r>
-        <w:rPr>
-          <w:lang w:val="zh_TW" w:bidi="zh_TW"/>
-        </w:rPr>
-        <w:t>；</w:t>
-      </w:r>
-      <w:hyperlink r:id="rId29">
-        <w:r>
-          <w:rPr>
-            <w:lang w:val="zh_TW" w:bidi="zh_TW"/>
-          </w:rPr>
-          <w:rPr>
-            <w:color w:val="0000EE"/>
-            <w:u w:val="single"/>
-          </w:rPr>
-          <w:t>書3:7</w:t>
-        </w:r>
-      </w:hyperlink>
-      <w:r>
-        <w:rPr>
-          <w:lang w:val="zh_TW" w:bidi="zh_TW"/>
-        </w:rPr>
-        <w:t>，</w:t>
-      </w:r>
-      <w:hyperlink r:id="rId30">
-        <w:r>
-          <w:rPr>
-            <w:lang w:val="zh_TW" w:bidi="zh_TW"/>
-          </w:rPr>
-          <w:rPr>
-            <w:color w:val="0000EE"/>
-            <w:u w:val="single"/>
-          </w:rPr>
-          <w:t>4:14</w:t>
-        </w:r>
-      </w:hyperlink>
-      <w:r>
-        <w:rPr>
-          <w:lang w:val="zh_TW" w:bidi="zh_TW"/>
-        </w:rPr>
-        <w:t>）。約書亞像摩西臨終前所作的一樣，勸勉領袖和以色列要持守這恩典的立約關係（</w:t>
-      </w:r>
-      <w:hyperlink r:id="rId31">
-        <w:r>
-          <w:rPr>
-            <w:lang w:val="zh_TW" w:bidi="zh_TW"/>
-          </w:rPr>
-          <w:rPr>
-            <w:color w:val="0000EE"/>
-            <w:u w:val="single"/>
-          </w:rPr>
-          <w:t>書23–24章</w:t>
-        </w:r>
-      </w:hyperlink>
-      <w:r>
-        <w:rPr>
-          <w:lang w:val="zh_TW" w:bidi="zh_TW"/>
-        </w:rPr>
-        <w:t>）。然而，以色列因貪婪、淫亂、紛爭、拜偶像而走向滅亡。在士師的時期，各人任意而行，自以為對（</w:t>
-      </w:r>
-      <w:hyperlink r:id="rId32">
-        <w:r>
-          <w:rPr>
-            <w:lang w:val="zh_TW" w:bidi="zh_TW"/>
-          </w:rPr>
-          <w:rPr>
-            <w:color w:val="0000EE"/>
-            <w:u w:val="single"/>
-          </w:rPr>
-          <w:t>士17:6</w:t>
-        </w:r>
-      </w:hyperlink>
-      <w:r>
-        <w:rPr>
-          <w:lang w:val="zh_TW" w:bidi="zh_TW"/>
-        </w:rPr>
-        <w:t>，</w:t>
-      </w:r>
-      <w:hyperlink r:id="rId33">
-        <w:r>
-          <w:rPr>
-            <w:lang w:val="zh_TW" w:bidi="zh_TW"/>
-          </w:rPr>
-          <w:rPr>
-            <w:color w:val="0000EE"/>
-            <w:u w:val="single"/>
-          </w:rPr>
-          <w:t>18:1</w:t>
-        </w:r>
-      </w:hyperlink>
-      <w:r>
-        <w:rPr>
-          <w:lang w:val="zh_TW" w:bidi="zh_TW"/>
-        </w:rPr>
-        <w:t>，</w:t>
-      </w:r>
-      <w:hyperlink r:id="rId34">
-        <w:r>
-          <w:rPr>
-            <w:lang w:val="zh_TW" w:bidi="zh_TW"/>
-          </w:rPr>
-          <w:rPr>
-            <w:color w:val="0000EE"/>
-            <w:u w:val="single"/>
-          </w:rPr>
-          <w:t>19:1</w:t>
-        </w:r>
-      </w:hyperlink>
-      <w:r>
-        <w:rPr>
-          <w:lang w:val="zh_TW" w:bidi="zh_TW"/>
-        </w:rPr>
-        <w:t>，</w:t>
-      </w:r>
-      <w:hyperlink r:id="rId35">
-        <w:r>
-          <w:rPr>
-            <w:lang w:val="zh_TW" w:bidi="zh_TW"/>
-          </w:rPr>
-          <w:rPr>
-            <w:color w:val="0000EE"/>
-            <w:u w:val="single"/>
-          </w:rPr>
-          <w:t>21:25</w:t>
-        </w:r>
-      </w:hyperlink>
-      <w:r>
-        <w:rPr>
-          <w:lang w:val="zh_TW" w:bidi="zh_TW"/>
-        </w:rPr>
-        <w:t>）。那時以色列中沒有王。士師是軍事領袖，耶和華興起他們，為要拯救祂的百姓脫離外邦欺壓。然而，即使以色列活得好像神不是他們的王，神仍然作王。士師時期顯明，以色列背道，又不順服他們的王，所以無法有效應付周圍的列邦。</w:t>
-      </w:r>
-    </w:p>
-    <w:p>
-      <w:pPr/>
-      <w:r>
-        <w:rPr>
-          <w:lang w:val="zh_TW" w:bidi="zh_TW"/>
-        </w:rPr>
-      </w:r>
-      <w:r>
-        <w:rPr>
-          <w:lang w:val="zh_TW" w:bidi="zh_TW"/>
-        </w:rPr>
-        <w:t>撒母耳的事奉使以色列恢復神權政體的領導。撒母耳生在利未人的家中，在示羅的會幕事奉耶和華。他蒙召作先知——自從摩西死後，這職分一直沒有人承擔（</w:t>
-      </w:r>
-      <w:hyperlink r:id="rId36">
-        <w:r>
-          <w:rPr>
-            <w:lang w:val="zh_TW" w:bidi="zh_TW"/>
-          </w:rPr>
-          <w:rPr>
-            <w:color w:val="0000EE"/>
-            <w:u w:val="single"/>
-          </w:rPr>
-          <w:t>撒上3:20–21</w:t>
-        </w:r>
-      </w:hyperlink>
-      <w:r>
-        <w:rPr>
-          <w:lang w:val="zh_TW" w:bidi="zh_TW"/>
-        </w:rPr>
-        <w:t>）。百姓也承認他在以色列作士師（</w:t>
-      </w:r>
-      <w:hyperlink r:id="rId37">
-        <w:r>
-          <w:rPr>
-            <w:lang w:val="zh_TW" w:bidi="zh_TW"/>
-          </w:rPr>
-          <w:rPr>
-            <w:color w:val="0000EE"/>
-            <w:u w:val="single"/>
-          </w:rPr>
-          <w:t>7:15</w:t>
-        </w:r>
-      </w:hyperlink>
-      <w:r>
-        <w:rPr>
-          <w:lang w:val="zh_TW" w:bidi="zh_TW"/>
-        </w:rPr>
-        <w:t>）。在撒母耳身上，祭司、先知、君王的職分彷彿結合在一起。百姓從來不稱他為王，因為他的生活方式像先知，不像統治者。百姓精心提出要立王的要求，其實就是拒絕撒母耳的事奉。百姓不滿足於撒母耳那種屬靈、帶著恩賜的領導。他們想找一位更有魄力的領袖，因此覺得周圍列國君王的某些特點很吸引人：權勢、榮耀的彰顯，以及穩定。到那時為止，各支派已經經歷過幾場內戰，危及以色列的合一。人們以為立王就能解決各樣社會和政治問題。雖然神早已在律法裡預先提到以色列日後會有君王治理（</w:t>
-      </w:r>
-      <w:hyperlink r:id="rId38">
-        <w:r>
-          <w:rPr>
-            <w:lang w:val="zh_TW" w:bidi="zh_TW"/>
-          </w:rPr>
-          <w:rPr>
-            <w:color w:val="0000EE"/>
-            <w:u w:val="single"/>
-          </w:rPr>
-          <w:t>申17:14–20</w:t>
-        </w:r>
-      </w:hyperlink>
-      <w:r>
-        <w:rPr>
-          <w:lang w:val="zh_TW" w:bidi="zh_TW"/>
-        </w:rPr>
-        <w:t>），百姓推動王權卻不是出於宗教理由，而是出於世俗的原因：「現在求你為我們立一個王治理我們，像列國一樣」（</w:t>
-      </w:r>
-      <w:hyperlink r:id="rId39">
-        <w:r>
-          <w:rPr>
-            <w:lang w:val="zh_TW" w:bidi="zh_TW"/>
-          </w:rPr>
-          <w:rPr>
-            <w:color w:val="0000EE"/>
-            <w:u w:val="single"/>
-          </w:rPr>
-          <w:t>撒上8:5</w:t>
-        </w:r>
-      </w:hyperlink>
-      <w:r>
-        <w:rPr>
-          <w:lang w:val="zh_TW" w:bidi="zh_TW"/>
-        </w:rPr>
-        <w:t>）；「使我們像列國一樣，有王治理我們，統領我們，為我們爭戰。」（</w:t>
-      </w:r>
-      <w:hyperlink r:id="rId40">
-        <w:r>
-          <w:rPr>
-            <w:lang w:val="zh_TW" w:bidi="zh_TW"/>
-          </w:rPr>
-          <w:rPr>
-            <w:color w:val="0000EE"/>
-            <w:u w:val="single"/>
-          </w:rPr>
-          <w:t>20</w:t>
-        </w:r>
-      </w:hyperlink>
-      <w:r>
-        <w:rPr>
-          <w:lang w:val="zh_TW" w:bidi="zh_TW"/>
-        </w:rPr>
-        <w:t>節）。撒母耳從來不接受立王的想法，因為這種制度不符合神權政體的理想。</w:t>
-      </w:r>
-    </w:p>
-    <w:p>
-      <w:pPr/>
-      <w:r>
-        <w:rPr>
-          <w:lang w:val="zh_TW" w:bidi="zh_TW"/>
-        </w:rPr>
-      </w:r>
-      <w:r>
-        <w:rPr>
-          <w:lang w:val="zh_TW" w:bidi="zh_TW"/>
-        </w:rPr>
-        <w:t>以色列的王權與鄰國的王權最關鍵的差別，在於神把祂的靈賜給以色列的君王，使他在地上建立神的掌權。神為祂的百姓作王，百姓也從祂的掌權得著益處；祂供應他們、保護他們，又作那位替他們爭戰的勇士。</w:t>
-      </w:r>
-    </w:p>
-    <w:p>
-      <w:pPr/>
-      <w:r>
-        <w:rPr>
-          <w:lang w:val="zh_TW" w:bidi="zh_TW"/>
-        </w:rPr>
-      </w:r>
-      <w:r>
-        <w:rPr>
-          <w:lang w:val="zh_TW" w:bidi="zh_TW"/>
-        </w:rPr>
-        <w:t>撒母耳膏立了掃羅（王權的一個可悲例子）和大衛（在神治理之下作王的良好例子），在當中起了關鍵作用。掃羅的王權顯出專制、冷漠、自我抬舉的態度。他一心要建立自己的王朝，卻沒有好好眷顧神的百姓。因此，耶和華厭棄他作王（</w:t>
-      </w:r>
-      <w:hyperlink r:id="rId41">
-        <w:r>
-          <w:rPr>
-            <w:lang w:val="zh_TW" w:bidi="zh_TW"/>
-          </w:rPr>
-          <w:rPr>
-            <w:color w:val="0000EE"/>
-            <w:u w:val="single"/>
-          </w:rPr>
-          <w:t>撒上15:23</w:t>
+          <w:t>林後8:16–24</w:t>
         </w:r>
       </w:hyperlink>
       <w:r>
@@ -904,9 +331,9 @@
         <w:rPr>
           <w:lang w:val="zh_TW" w:bidi="zh_TW"/>
         </w:rPr>
-        <w:t>大衛的王權與掃羅的王權形成對比；大衛的王權符合神的心意，因為他反映出耶和華王權的榮耀。撒母耳記上下兩卷書記載大衛的一生和治理，用來說明王權的利與弊。從正面來看，大衛是合神心意的人，他尋求神的旨意，為自己的罪悔改，也尋求神的榮耀。從負面來看，大衛在個人生活和家庭生活上沒有持守神律法的高標準。然而，神仍喜悅揀選大衛的王朝，讓耶穌基督從這家系而出。先知拿單向大衛保證，他的王朝必長存：「你的家和你的國必在我面前永遠堅立。你的國位也必堅定，直到永遠。」（</w:t>
+        <w:t>保羅在後來的書信中兩次提到推基古。第一次是保羅派他到克里特與提多在一起（</w:t>
       </w:r>
-      <w:hyperlink r:id="rId42">
+      <w:hyperlink r:id="rId17">
         <w:r>
           <w:rPr>
             <w:lang w:val="zh_TW" w:bidi="zh_TW"/>
@@ -915,30 +342,16 @@
             <w:color w:val="0000EE"/>
             <w:u w:val="single"/>
           </w:rPr>
-          <w:t>撒下7:16</w:t>
+          <w:t>多3:12</w:t>
         </w:r>
       </w:hyperlink>
       <w:r>
         <w:rPr>
           <w:lang w:val="zh_TW" w:bidi="zh_TW"/>
         </w:rPr>
-        <w:t>）。但神並沒有應許這王朝不會受審判，也不會被擄。</w:t>
+        <w:t>）。後來保羅告訴提摩太，他已經派推基古到以弗所（</w:t>
       </w:r>
-    </w:p>
-    <w:p>
-      <w:pPr/>
-      <w:r>
-        <w:rPr>
-          <w:lang w:val="zh_TW" w:bidi="zh_TW"/>
-        </w:rPr>
-      </w:r>
-      <w:r>
-        <w:rPr>
-          <w:lang w:val="zh_TW" w:bidi="zh_TW"/>
-        </w:rPr>
-        <w:t>大衛和他兒子所羅門的王權所顯出的卓越特質，反映出真正合乎神權政體的用意：他們關心耶和華、渴望有智慧和正直的心，也關心神百姓的福祉。他們關心耶和華，表現在為建造聖殿所作的預備，以及後來實際建成了聖殿（參</w:t>
-      </w:r>
-      <w:hyperlink r:id="rId43">
+      <w:hyperlink r:id="rId18">
         <w:r>
           <w:rPr>
             <w:lang w:val="zh_TW" w:bidi="zh_TW"/>
@@ -947,630 +360,14 @@
             <w:color w:val="0000EE"/>
             <w:u w:val="single"/>
           </w:rPr>
-          <w:t>詩132篇</w:t>
+          <w:t>提後4:12</w:t>
         </w:r>
       </w:hyperlink>
       <w:r>
         <w:rPr>
           <w:lang w:val="zh_TW" w:bidi="zh_TW"/>
         </w:rPr>
-        <w:t>）。他們顯然重視正直和智慧，特別表現在大衛回應拿單責備的態度上（</w:t>
-      </w:r>
-      <w:hyperlink r:id="rId44">
-        <w:r>
-          <w:rPr>
-            <w:lang w:val="zh_TW" w:bidi="zh_TW"/>
-          </w:rPr>
-          <w:rPr>
-            <w:color w:val="0000EE"/>
-            <w:u w:val="single"/>
-          </w:rPr>
-          <w:t>撒下12章</w:t>
-        </w:r>
-      </w:hyperlink>
-      <w:r>
-        <w:rPr>
-          <w:lang w:val="zh_TW" w:bidi="zh_TW"/>
-        </w:rPr>
-        <w:t>），以及所羅門向神求一顆有智慧的心上（</w:t>
-      </w:r>
-      <w:hyperlink r:id="rId45">
-        <w:r>
-          <w:rPr>
-            <w:lang w:val="zh_TW" w:bidi="zh_TW"/>
-          </w:rPr>
-          <w:rPr>
-            <w:color w:val="0000EE"/>
-            <w:u w:val="single"/>
-          </w:rPr>
-          <w:t>王上3章</w:t>
-        </w:r>
-      </w:hyperlink>
-      <w:r>
-        <w:rPr>
-          <w:lang w:val="zh_TW" w:bidi="zh_TW"/>
-        </w:rPr>
-        <w:t>）。他們關心百姓，也表現在鞏固邊界抵擋仇敵、促成全國合一、並帶來經濟增長的機會。大衛和所羅門的時代確實在地上反映出神作王的掌權。</w:t>
-      </w:r>
-    </w:p>
-    <w:p>
-      <w:pPr/>
-      <w:r>
-        <w:rPr>
-          <w:lang w:val="zh_TW" w:bidi="zh_TW"/>
-        </w:rPr>
-      </w:r>
-      <w:r>
-        <w:rPr>
-          <w:lang w:val="zh_TW" w:bidi="zh_TW"/>
-        </w:rPr>
-        <w:t>列王紀和歷代志的記載展開了以色列和猶大往後王權的歷史。那些好王效法大衛和所羅門的榜樣、保衛耶路撒冷抵擋外邦入侵、供應聖殿的需要、使神的百姓在神的話語上領受教導，又照著摩西的律法作他們治理的準則。一個好的大衛王朝君王愛耶和華、愛聖殿、愛律法，也愛神的百姓；他像好牧人一樣服事他們。惡王卻拒絕這種王權的榜樣，反而選擇外邦的模式。因此，暗利和亞哈把實踐巴力崇拜的腓尼基文化引進來，完全不顧以色列的傳統。</w:t>
-      </w:r>
-    </w:p>
-    <w:p>
-      <w:pPr/>
-      <w:r>
-        <w:rPr>
-          <w:lang w:val="zh_TW" w:bidi="zh_TW"/>
-        </w:rPr>
-      </w:r>
-      <w:r>
-        <w:rPr>
-          <w:lang w:val="zh_TW" w:bidi="zh_TW"/>
-        </w:rPr>
-        <w:t>大衛王朝的君王被視為神家中的一員，是那位大君王的「兒子」（參</w:t>
-      </w:r>
-      <w:hyperlink r:id="rId46">
-        <w:r>
-          <w:rPr>
-            <w:lang w:val="zh_TW" w:bidi="zh_TW"/>
-          </w:rPr>
-          <w:rPr>
-            <w:color w:val="0000EE"/>
-            <w:u w:val="single"/>
-          </w:rPr>
-          <w:t>撒下7:14–16</w:t>
-        </w:r>
-      </w:hyperlink>
-      <w:r>
-        <w:rPr>
-          <w:lang w:val="zh_TW" w:bidi="zh_TW"/>
-        </w:rPr>
-        <w:t>；</w:t>
-      </w:r>
-      <w:hyperlink r:id="rId47">
-        <w:r>
-          <w:rPr>
-            <w:lang w:val="zh_TW" w:bidi="zh_TW"/>
-          </w:rPr>
-          <w:rPr>
-            <w:color w:val="0000EE"/>
-            <w:u w:val="single"/>
-          </w:rPr>
-          <w:t>詩2:6–7</w:t>
-        </w:r>
-      </w:hyperlink>
-      <w:r>
-        <w:rPr>
-          <w:lang w:val="zh_TW" w:bidi="zh_TW"/>
-        </w:rPr>
-        <w:t>）。大衛王朝的君王要忠於那位大君王耶和華。他像摩西和約書亞一樣，直接從耶和華領受命令；但與摩西不同，耶和華的話語是藉著眾先知傳達給他。他也像摩西和約書亞一樣，要服事他的神，也服事祂的百姓。</w:t>
-      </w:r>
-    </w:p>
-    <w:p>
-      <w:pPr>
-        <w:pStyle w:val="Heading3"/>
-      </w:pPr>
-      <w:r>
-        <w:rPr>
-          <w:lang w:val="zh_TW" w:bidi="zh_TW"/>
-        </w:rPr>
-        <w:t>彌賽亞—君王</w:t>
-      </w:r>
-    </w:p>
-    <w:p>
-      <w:pPr/>
-      <w:r>
-        <w:rPr>
-          <w:lang w:val="zh_TW" w:bidi="zh_TW"/>
-        </w:rPr>
-      </w:r>
-      <w:r>
-        <w:rPr>
-          <w:lang w:val="zh_TW" w:bidi="zh_TW"/>
-        </w:rPr>
-        <w:t>大衛的後裔無法維持並擴展神權政體。到了公元前八世紀和公元前七世紀，人們已經清楚看見，即使是最偉大的君王，也遠不及大衛和所羅門的地位。眾先知（</w:t>
-      </w:r>
-      <w:hyperlink r:id="rId48">
-        <w:r>
-          <w:rPr>
-            <w:lang w:val="zh_TW" w:bidi="zh_TW"/>
-          </w:rPr>
-          <w:rPr>
-            <w:color w:val="0000EE"/>
-            <w:u w:val="single"/>
-          </w:rPr>
-          <w:t>賽9:2–7</w:t>
-        </w:r>
-      </w:hyperlink>
-      <w:r>
-        <w:rPr>
-          <w:lang w:val="zh_TW" w:bidi="zh_TW"/>
-        </w:rPr>
-        <w:t>，</w:t>
-      </w:r>
-      <w:hyperlink r:id="rId49">
-        <w:r>
-          <w:rPr>
-            <w:lang w:val="zh_TW" w:bidi="zh_TW"/>
-          </w:rPr>
-          <w:rPr>
-            <w:color w:val="0000EE"/>
-            <w:u w:val="single"/>
-          </w:rPr>
-          <w:t>11:1–9</w:t>
-        </w:r>
-      </w:hyperlink>
-      <w:r>
-        <w:rPr>
-          <w:lang w:val="zh_TW" w:bidi="zh_TW"/>
-        </w:rPr>
-        <w:t>；</w:t>
-      </w:r>
-      <w:hyperlink r:id="rId50">
-        <w:r>
-          <w:rPr>
-            <w:lang w:val="zh_TW" w:bidi="zh_TW"/>
-          </w:rPr>
-          <w:rPr>
-            <w:color w:val="0000EE"/>
-            <w:u w:val="single"/>
-          </w:rPr>
-          <w:t>耶33:14–16</w:t>
-        </w:r>
-      </w:hyperlink>
-      <w:r>
-        <w:rPr>
-          <w:lang w:val="zh_TW" w:bidi="zh_TW"/>
-        </w:rPr>
-        <w:t>；</w:t>
-      </w:r>
-      <w:hyperlink r:id="rId51">
-        <w:r>
-          <w:rPr>
-            <w:lang w:val="zh_TW" w:bidi="zh_TW"/>
-          </w:rPr>
-          <w:rPr>
-            <w:color w:val="0000EE"/>
-            <w:u w:val="single"/>
-          </w:rPr>
-          <w:t>結34:22–31</w:t>
-        </w:r>
-      </w:hyperlink>
-      <w:r>
-        <w:rPr>
-          <w:lang w:val="zh_TW" w:bidi="zh_TW"/>
-        </w:rPr>
-        <w:t>；</w:t>
-      </w:r>
-      <w:hyperlink r:id="rId52">
-        <w:r>
-          <w:rPr>
-            <w:lang w:val="zh_TW" w:bidi="zh_TW"/>
-          </w:rPr>
-          <w:rPr>
-            <w:color w:val="0000EE"/>
-            <w:u w:val="single"/>
-          </w:rPr>
-          <w:t>彌5:2–5</w:t>
-        </w:r>
-      </w:hyperlink>
-      <w:r>
-        <w:rPr>
-          <w:lang w:val="zh_TW" w:bidi="zh_TW"/>
-        </w:rPr>
-        <w:t>）宣告了有另一位君王，就是彌賽亞；祂是大衛的後裔、要永遠掌權，並且藉著祂的掌權，使神的國度延伸到地極。祂要制伏一切反對神掌權的勢力、除去一切仇敵，帶來普世的和平與公義時代。彌賽亞君王要顯明屬神掌權的完全，因為神的靈要降在祂身上。祂的王權要以服事神的百姓為記號，使他們成為得著看顧的羊群；祂要作他們的牧人來服事他們。</w:t>
-      </w:r>
-    </w:p>
-    <w:p>
-      <w:pPr/>
-      <w:r>
-        <w:rPr>
-          <w:lang w:val="zh_TW" w:bidi="zh_TW"/>
-        </w:rPr>
-      </w:r>
-      <w:r>
-        <w:rPr>
-          <w:lang w:val="zh_TW" w:bidi="zh_TW"/>
-        </w:rPr>
-        <w:t>耶穌降臨的時候，彌賽亞的國度就更清楚顯明出來。祂就是天使所宣告的那位王：「因今天在大衛的城裡，為你們生了救主，就是主基督」（</w:t>
-      </w:r>
-      <w:hyperlink r:id="rId53">
-        <w:r>
-          <w:rPr>
-            <w:lang w:val="zh_TW" w:bidi="zh_TW"/>
-          </w:rPr>
-          <w:rPr>
-            <w:color w:val="0000EE"/>
-            <w:u w:val="single"/>
-          </w:rPr>
-          <w:t>路2:11</w:t>
-        </w:r>
-      </w:hyperlink>
-      <w:r>
-        <w:rPr>
-          <w:lang w:val="zh_TW" w:bidi="zh_TW"/>
-        </w:rPr>
-        <w:t>）。這些榮耀的話顯出它與先知的話一脈相承。耶穌是救主；祂的職分不單包括拯救人脫離罪，也包括拯救人脫離一切患難、邪惡，以及咒詛所帶來的各樣後果。祂的使命既關乎赦罪，也關乎在地上建立和平（</w:t>
-      </w:r>
-      <w:hyperlink r:id="rId54">
-        <w:r>
-          <w:rPr>
-            <w:lang w:val="zh_TW" w:bidi="zh_TW"/>
-          </w:rPr>
-          <w:rPr>
-            <w:color w:val="0000EE"/>
-            <w:u w:val="single"/>
-          </w:rPr>
-          <w:t>1:77–79</w:t>
-        </w:r>
-      </w:hyperlink>
-      <w:r>
-        <w:rPr>
-          <w:lang w:val="zh_TW" w:bidi="zh_TW"/>
-        </w:rPr>
-        <w:t>）。從這個角度來看，我們必須把耶穌醫治人、餵養人、對抗邪惡勢力、受苦、教導的事奉，看為在地上建立起神的國度。祂是服事人的王，祂與鬼魔的權勢爭戰，並且得勝。復活標記著祂的得勝；祂坐在父的右邊，戴上榮耀的冠冕（</w:t>
-      </w:r>
-      <w:hyperlink r:id="rId55">
-        <w:r>
-          <w:rPr>
-            <w:lang w:val="zh_TW" w:bidi="zh_TW"/>
-          </w:rPr>
-          <w:rPr>
-            <w:color w:val="0000EE"/>
-            <w:u w:val="single"/>
-          </w:rPr>
-          <w:t>徒2:33–36</w:t>
-        </w:r>
-      </w:hyperlink>
-      <w:r>
-        <w:rPr>
-          <w:lang w:val="zh_TW" w:bidi="zh_TW"/>
-        </w:rPr>
-        <w:t>；參</w:t>
-      </w:r>
-      <w:hyperlink r:id="rId56">
-        <w:r>
-          <w:rPr>
-            <w:lang w:val="zh_TW" w:bidi="zh_TW"/>
-          </w:rPr>
-          <w:rPr>
-            <w:color w:val="0000EE"/>
-            <w:u w:val="single"/>
-          </w:rPr>
-          <w:t>林前15:25</w:t>
-        </w:r>
-      </w:hyperlink>
-      <w:r>
-        <w:rPr>
-          <w:lang w:val="zh_TW" w:bidi="zh_TW"/>
-        </w:rPr>
-        <w:t>）。祂既作救主，祂就是主基督。早期使徒的宣講傳揚耶穌是神所立的彌賽亞，也是神。耶穌作主，與祂是彌賽亞是相連的。對呼求祂的人來說，祂是救主—彌賽亞—主（</w:t>
-      </w:r>
-      <w:hyperlink r:id="rId57">
-        <w:r>
-          <w:rPr>
-            <w:lang w:val="zh_TW" w:bidi="zh_TW"/>
-          </w:rPr>
-          <w:rPr>
-            <w:color w:val="0000EE"/>
-            <w:u w:val="single"/>
-          </w:rPr>
-          <w:t>羅10:9–15</w:t>
-        </w:r>
-      </w:hyperlink>
-      <w:r>
-        <w:rPr>
-          <w:lang w:val="zh_TW" w:bidi="zh_TW"/>
-        </w:rPr>
-        <w:t>），但對拒絕祂的人來說，祂是替父施行審判的勇士，眾膝都要在祂面前跪下，祂也要帶來父審判的時代（參</w:t>
-      </w:r>
-      <w:hyperlink r:id="rId58">
-        <w:r>
-          <w:rPr>
-            <w:lang w:val="zh_TW" w:bidi="zh_TW"/>
-          </w:rPr>
-          <w:rPr>
-            <w:color w:val="0000EE"/>
-            <w:u w:val="single"/>
-          </w:rPr>
-          <w:t>啟1:12–16</w:t>
-        </w:r>
-      </w:hyperlink>
-      <w:r>
-        <w:rPr>
-          <w:lang w:val="zh_TW" w:bidi="zh_TW"/>
-        </w:rPr>
-        <w:t>，</w:t>
-      </w:r>
-      <w:hyperlink r:id="rId59">
-        <w:r>
-          <w:rPr>
-            <w:lang w:val="zh_TW" w:bidi="zh_TW"/>
-          </w:rPr>
-          <w:rPr>
-            <w:color w:val="0000EE"/>
-            <w:u w:val="single"/>
-          </w:rPr>
-          <w:t>19:11–21</w:t>
-        </w:r>
-      </w:hyperlink>
-      <w:r>
-        <w:rPr>
-          <w:lang w:val="zh_TW" w:bidi="zh_TW"/>
-        </w:rPr>
-        <w:t>）。</w:t>
-      </w:r>
-    </w:p>
-    <w:p>
-      <w:pPr/>
-      <w:r>
-        <w:rPr>
-          <w:lang w:val="zh_TW" w:bidi="zh_TW"/>
-        </w:rPr>
-      </w:r>
-      <w:r>
-        <w:rPr>
-          <w:lang w:val="zh_TW" w:bidi="zh_TW"/>
-        </w:rPr>
-        <w:t>耶穌教導門徒：當祂在榮耀裡再來的時候，祂要坐在自己的寶座上，萬民都要向祂下拜。神要將祂的仇敵從祂面前趕出去，神的百姓要完全承受那國度（</w:t>
-      </w:r>
-      <w:hyperlink r:id="rId60">
-        <w:r>
-          <w:rPr>
-            <w:lang w:val="zh_TW" w:bidi="zh_TW"/>
-          </w:rPr>
-          <w:rPr>
-            <w:color w:val="0000EE"/>
-            <w:u w:val="single"/>
-          </w:rPr>
-          <w:t>太25:31–46</w:t>
-        </w:r>
-      </w:hyperlink>
-      <w:r>
-        <w:rPr>
-          <w:lang w:val="zh_TW" w:bidi="zh_TW"/>
-        </w:rPr>
-        <w:t>）。照著耶穌的教導，屬祂身體的肢體（就是教會），應當在生活中實踐神權政體的理想，使他們藉著行為與信心榮耀父，並顯明他們是屬祂的（</w:t>
-      </w:r>
-      <w:hyperlink r:id="rId61">
-        <w:r>
-          <w:rPr>
-            <w:lang w:val="zh_TW" w:bidi="zh_TW"/>
-          </w:rPr>
-          <w:rPr>
-            <w:color w:val="0000EE"/>
-            <w:u w:val="single"/>
-          </w:rPr>
-          <w:t>約17:20–26</w:t>
-        </w:r>
-      </w:hyperlink>
-      <w:r>
-        <w:rPr>
-          <w:lang w:val="zh_TW" w:bidi="zh_TW"/>
-        </w:rPr>
-        <w:t>；參</w:t>
-      </w:r>
-      <w:hyperlink r:id="rId62">
-        <w:r>
-          <w:rPr>
-            <w:lang w:val="zh_TW" w:bidi="zh_TW"/>
-          </w:rPr>
-          <w:rPr>
-            <w:color w:val="0000EE"/>
-            <w:u w:val="single"/>
-          </w:rPr>
-          <w:t>太25:33–40</w:t>
-        </w:r>
-      </w:hyperlink>
-      <w:r>
-        <w:rPr>
-          <w:lang w:val="zh_TW" w:bidi="zh_TW"/>
-        </w:rPr>
-        <w:t>）。這就是聖經所說的見證方式：以色列曾沒有作出這樣的見證，但教會蒙恩得著這樣的特權；正如保羅寫給提摩太的話：</w:t>
-      </w:r>
-    </w:p>
-    <w:p>
-      <w:pPr/>
-      <w:r>
-        <w:rPr>
-          <w:lang w:val="zh_TW" w:bidi="zh_TW"/>
-        </w:rPr>
-      </w:r>
-      <w:r>
-        <w:rPr>
-          <w:lang w:val="zh_TW" w:bidi="zh_TW"/>
-        </w:rPr>
-        <w:t>我在叫萬物生活的神面前，並在......基督耶穌面前囑咐你：要守這命令，毫不玷污，無可指責，直到我們的主耶穌基督顯現。到了日期，那可稱頌、獨有權能的萬王之王、萬主之主，就是那獨一不死、住在人不能靠近的光裡，是人未曾看見、也是不能看見的，要將他顯明出來。但願尊貴和永遠的權能都歸給他。阿們！（</w:t>
-      </w:r>
-      <w:hyperlink r:id="rId63">
-        <w:r>
-          <w:rPr>
-            <w:lang w:val="zh_TW" w:bidi="zh_TW"/>
-          </w:rPr>
-          <w:rPr>
-            <w:color w:val="0000EE"/>
-            <w:u w:val="single"/>
-          </w:rPr>
-          <w:t>提前6:13–16</w:t>
-        </w:r>
-      </w:hyperlink>
-      <w:r>
-        <w:rPr>
-          <w:lang w:val="zh_TW" w:bidi="zh_TW"/>
-        </w:rPr>
-        <w:t>）</w:t>
-      </w:r>
-    </w:p>
-    <w:p>
-      <w:pPr/>
-      <w:r>
-        <w:rPr>
-          <w:lang w:val="zh_TW" w:bidi="zh_TW"/>
-        </w:rPr>
-      </w:r>
-      <w:r>
-        <w:rPr>
-          <w:lang w:val="zh_TW" w:bidi="zh_TW"/>
-        </w:rPr>
-        <w:t>接著，保羅提出幾項吩咐，說明神的百姓必須怎樣顯明他們對耶穌的忠誠。啟示錄的經文把耶穌描寫成教會之上的王（</w:t>
-      </w:r>
-      <w:hyperlink r:id="rId64">
-        <w:r>
-          <w:rPr>
-            <w:lang w:val="zh_TW" w:bidi="zh_TW"/>
-          </w:rPr>
-          <w:rPr>
-            <w:color w:val="0000EE"/>
-            <w:u w:val="single"/>
-          </w:rPr>
-          <w:t>啟4:2</w:t>
-        </w:r>
-      </w:hyperlink>
-      <w:r>
-        <w:rPr>
-          <w:lang w:val="zh_TW" w:bidi="zh_TW"/>
-        </w:rPr>
-        <w:t>、</w:t>
-      </w:r>
-      <w:hyperlink r:id="rId64">
-        <w:r>
-          <w:rPr>
-            <w:lang w:val="zh_TW" w:bidi="zh_TW"/>
-          </w:rPr>
-          <w:rPr>
-            <w:color w:val="0000EE"/>
-            <w:u w:val="single"/>
-          </w:rPr>
-          <w:t>9–11</w:t>
-        </w:r>
-      </w:hyperlink>
-      <w:r>
-        <w:rPr>
-          <w:lang w:val="zh_TW" w:bidi="zh_TW"/>
-        </w:rPr>
-        <w:t>，</w:t>
-      </w:r>
-      <w:hyperlink r:id="rId65">
-        <w:r>
-          <w:rPr>
-            <w:lang w:val="zh_TW" w:bidi="zh_TW"/>
-          </w:rPr>
-          <w:rPr>
-            <w:color w:val="0000EE"/>
-            <w:u w:val="single"/>
-          </w:rPr>
-          <w:t>5:1</w:t>
-        </w:r>
-      </w:hyperlink>
-      <w:r>
-        <w:rPr>
-          <w:lang w:val="zh_TW" w:bidi="zh_TW"/>
-        </w:rPr>
-        <w:t>、</w:t>
-      </w:r>
-      <w:hyperlink r:id="rId65">
-        <w:r>
-          <w:rPr>
-            <w:lang w:val="zh_TW" w:bidi="zh_TW"/>
-          </w:rPr>
-          <w:rPr>
-            <w:color w:val="0000EE"/>
-            <w:u w:val="single"/>
-          </w:rPr>
-          <w:t>9–13</w:t>
-        </w:r>
-      </w:hyperlink>
-      <w:r>
-        <w:rPr>
-          <w:lang w:val="zh_TW" w:bidi="zh_TW"/>
-        </w:rPr>
-        <w:t>）。到了祂再來的時候，祂的王權就要建立起來。那時，那些十字架的仇敵要看見他們所拒絕的那一位，並要在彌賽亞君王面前屈膝（</w:t>
-      </w:r>
-      <w:hyperlink r:id="rId66">
-        <w:r>
-          <w:rPr>
-            <w:lang w:val="zh_TW" w:bidi="zh_TW"/>
-          </w:rPr>
-          <w:rPr>
-            <w:color w:val="0000EE"/>
-            <w:u w:val="single"/>
-          </w:rPr>
-          <w:t>林前15:25–28</w:t>
-        </w:r>
-      </w:hyperlink>
-      <w:r>
-        <w:rPr>
-          <w:lang w:val="zh_TW" w:bidi="zh_TW"/>
-        </w:rPr>
-        <w:t>）。「再後，末期到了，那時基督既將一切執政的、掌權的、有能的都毀滅了，就把國交與父神。」（</w:t>
-      </w:r>
-      <w:hyperlink r:id="rId67">
-        <w:r>
-          <w:rPr>
-            <w:lang w:val="zh_TW" w:bidi="zh_TW"/>
-          </w:rPr>
-          <w:rPr>
-            <w:color w:val="0000EE"/>
-            <w:u w:val="single"/>
-          </w:rPr>
-          <w:t>24</w:t>
-        </w:r>
-      </w:hyperlink>
-      <w:r>
-        <w:rPr>
-          <w:lang w:val="zh_TW" w:bidi="zh_TW"/>
-        </w:rPr>
-        <w:t>節）。</w:t>
-      </w:r>
-    </w:p>
-    <w:p>
-      <w:pPr/>
-      <w:r>
-        <w:rPr>
-          <w:lang w:val="zh_TW" w:bidi="zh_TW"/>
-        </w:rPr>
-      </w:r>
-      <w:r>
-        <w:rPr>
-          <w:i/>
-          <w:lang w:val="zh_TW" w:bidi="zh_TW"/>
-        </w:rPr>
-        <w:t>另見</w:t>
-      </w:r>
-      <w:r>
-        <w:rPr>
-          <w:lang w:val="zh_TW" w:bidi="zh_TW"/>
-        </w:rPr>
-        <w:t>以色列的歷史</w:t>
-      </w:r>
-      <w:r>
-        <w:rPr>
-          <w:lang w:val="zh_TW" w:bidi="zh_TW"/>
-        </w:rPr>
-        <w:t>；</w:t>
-      </w:r>
-      <w:r>
-        <w:rPr>
-          <w:lang w:val="zh_TW" w:bidi="zh_TW"/>
-        </w:rPr>
-        <w:t>神的國，天國</w:t>
-      </w:r>
-      <w:r>
-        <w:rPr>
-          <w:lang w:val="zh_TW" w:bidi="zh_TW"/>
-        </w:rPr>
-        <w:t>。</w:t>
+        <w:t>）。顯然，推基古和保羅是親密的朋友和同工，因為保羅經常稱推基古為「親愛的兄弟」。</w:t>
       </w:r>
       <w:r>
         <w:rPr>

--- a/zht/docx/148.content.docx
+++ b/zht/docx/148.content.docx
@@ -149,7 +149,7 @@
         <w:rPr>
           <w:lang w:val="zh_TW" w:bidi="zh_TW"/>
         </w:rPr>
-        <w:t>tui</w:t>
+        <w:t>suo</w:t>
       </w:r>
       <w:r>
         <w:rPr>
@@ -212,7 +212,7 @@
         <w:rPr>
           <w:lang w:val="zh_TW" w:bidi="zh_TW"/>
         </w:rPr>
-        <w:t>推基古</w:t>
+        <w:t>所多瑪和蛾摩拉</w:t>
       </w:r>
       <w:r>
         <w:rPr>
@@ -231,7 +231,7 @@
         <w:rPr>
           <w:lang w:val="zh_TW" w:bidi="zh_TW"/>
         </w:rPr>
-        <w:t>在保羅為耶路撒冷教會收集和送交奉獻的旅行中，隨行保羅的信徒之一（</w:t>
+        <w:t>這是</w:t>
       </w:r>
       <w:hyperlink r:id="rId13">
         <w:r>
@@ -242,14 +242,161 @@
             <w:color w:val="0000EE"/>
             <w:u w:val="single"/>
           </w:rPr>
-          <w:t>徒20:4</w:t>
+          <w:t>創世記十三章12節</w:t>
         </w:r>
       </w:hyperlink>
       <w:r>
         <w:rPr>
           <w:lang w:val="zh_TW" w:bidi="zh_TW"/>
         </w:rPr>
-        <w:t>）。由於他經常與以弗所的特羅非摩一同被提及，推基古很可能也是以弗所人。</w:t>
+        <w:t>中提到的兩座平原〔谷〕上的城（cities of the plain</w:t>
+      </w:r>
+      <w:r>
+        <w:rPr>
+          <w:lang w:val="zh_TW" w:bidi="zh_TW"/>
+        </w:rPr>
+        <w:t>〔</w:t>
+      </w:r>
+      <w:r>
+        <w:rPr>
+          <w:lang w:val="zh_TW" w:bidi="zh_TW"/>
+        </w:rPr>
+        <w:t>valley</w:t>
+      </w:r>
+      <w:r>
+        <w:rPr>
+          <w:lang w:val="zh_TW" w:bidi="zh_TW"/>
+        </w:rPr>
+        <w:t>〕</w:t>
+      </w:r>
+      <w:r>
+        <w:rPr>
+          <w:lang w:val="zh_TW" w:bidi="zh_TW"/>
+        </w:rPr>
+        <w:t>）。在西訂谷共有五座城市：</w:t>
+      </w:r>
+    </w:p>
+    <w:p>
+      <w:pPr>
+        <w:pStyle w:val="ListNumber"/>
+        <w:numPr>
+          <w:ilvl w:val="0"/>
+          <w:numId w:val="14"/>
+        </w:numPr>
+        <w:spacing w:line="240" w:lineRule="auto"/>
+        <w:ind w:left="720"/>
+      </w:pPr>
+      <w:r>
+        <w:rPr>
+          <w:lang w:val="zh_TW" w:bidi="zh_TW"/>
+        </w:rPr>
+      </w:r>
+      <w:r>
+        <w:rPr>
+          <w:lang w:val="zh_TW" w:bidi="zh_TW"/>
+        </w:rPr>
+        <w:t>所多瑪</w:t>
+      </w:r>
+    </w:p>
+    <w:p>
+      <w:pPr>
+        <w:pStyle w:val="ListNumber"/>
+        <w:spacing w:line="240" w:lineRule="auto"/>
+        <w:ind w:left="720"/>
+      </w:pPr>
+      <w:r>
+        <w:rPr>
+          <w:lang w:val="zh_TW" w:bidi="zh_TW"/>
+        </w:rPr>
+      </w:r>
+      <w:r>
+        <w:rPr>
+          <w:lang w:val="zh_TW" w:bidi="zh_TW"/>
+        </w:rPr>
+        <w:t>蛾摩拉</w:t>
+      </w:r>
+    </w:p>
+    <w:p>
+      <w:pPr>
+        <w:pStyle w:val="ListNumber"/>
+        <w:spacing w:line="240" w:lineRule="auto"/>
+        <w:ind w:left="720"/>
+      </w:pPr>
+      <w:r>
+        <w:rPr>
+          <w:lang w:val="zh_TW" w:bidi="zh_TW"/>
+        </w:rPr>
+      </w:r>
+      <w:r>
+        <w:rPr>
+          <w:lang w:val="zh_TW" w:bidi="zh_TW"/>
+        </w:rPr>
+        <w:t>押瑪</w:t>
+      </w:r>
+    </w:p>
+    <w:p>
+      <w:pPr>
+        <w:pStyle w:val="ListNumber"/>
+        <w:spacing w:line="240" w:lineRule="auto"/>
+        <w:ind w:left="720"/>
+      </w:pPr>
+      <w:r>
+        <w:rPr>
+          <w:lang w:val="zh_TW" w:bidi="zh_TW"/>
+        </w:rPr>
+      </w:r>
+      <w:r>
+        <w:rPr>
+          <w:lang w:val="zh_TW" w:bidi="zh_TW"/>
+        </w:rPr>
+        <w:t>洗扁</w:t>
+      </w:r>
+    </w:p>
+    <w:p>
+      <w:pPr>
+        <w:pStyle w:val="ListNumber"/>
+        <w:spacing w:line="240" w:lineRule="auto"/>
+        <w:ind w:left="720"/>
+      </w:pPr>
+      <w:r>
+        <w:rPr>
+          <w:lang w:val="zh_TW" w:bidi="zh_TW"/>
+        </w:rPr>
+      </w:r>
+      <w:r>
+        <w:rPr>
+          <w:lang w:val="zh_TW" w:bidi="zh_TW"/>
+        </w:rPr>
+        <w:t>比拉或瑣珥（</w:t>
+      </w:r>
+      <w:hyperlink r:id="rId14">
+        <w:r>
+          <w:rPr>
+            <w:lang w:val="zh_TW" w:bidi="zh_TW"/>
+          </w:rPr>
+          <w:rPr>
+            <w:color w:val="0000EE"/>
+            <w:u w:val="single"/>
+          </w:rPr>
+          <w:t>創14:2</w:t>
+        </w:r>
+      </w:hyperlink>
+      <w:r>
+        <w:rPr>
+          <w:lang w:val="zh_TW" w:bidi="zh_TW"/>
+        </w:rPr>
+        <w:t>）</w:t>
+      </w:r>
+    </w:p>
+    <w:p>
+      <w:pPr>
+        <w:pStyle w:val="Heading3"/>
+      </w:pPr>
+      <w:r>
+        <w:rPr>
+          <w:lang w:val="zh_TW" w:bidi="zh_TW"/>
+        </w:rPr>
+        <w:t>聖經中的所多瑪和蛾摩拉</w:t>
       </w:r>
     </w:p>
     <w:p>
@@ -263,9 +410,9 @@
         <w:rPr>
           <w:lang w:val="zh_TW" w:bidi="zh_TW"/>
         </w:rPr>
-        <w:t>推基古負責送達保羅寫給以弗所教會的書信（</w:t>
-      </w:r>
-      <w:hyperlink r:id="rId14">
+        <w:t>西訂谷靠近死海。在這些城市中，所多瑪在創世記中被提及的次數最多。它共出現了36次，其中16次是單獨提到所多瑪。聖經視所多瑪為邪惡城市的典型。它被毀滅的記載（</w:t>
+      </w:r>
+      <w:hyperlink r:id="rId15">
         <w:r>
           <w:rPr>
             <w:lang w:val="zh_TW" w:bidi="zh_TW"/>
@@ -274,16 +421,28 @@
             <w:color w:val="0000EE"/>
             <w:u w:val="single"/>
           </w:rPr>
-          <w:t>弗6:21</w:t>
+          <w:t>創19:24</w:t>
         </w:r>
       </w:hyperlink>
       <w:r>
         <w:rPr>
           <w:lang w:val="zh_TW" w:bidi="zh_TW"/>
         </w:rPr>
-        <w:t>），以及保羅寫給腓利門和歌羅西教會的書信（</w:t>
-      </w:r>
-      <w:hyperlink r:id="rId15">
+        <w:t>）在其它聖經經卷中被用作神審判的警戒：</w:t>
+      </w:r>
+    </w:p>
+    <w:p>
+      <w:pPr>
+        <w:pStyle w:val="ListBullet"/>
+        <w:spacing w:line="240" w:lineRule="auto"/>
+        <w:ind w:left="720"/>
+      </w:pPr>
+      <w:r>
+        <w:rPr>
+          <w:lang w:val="zh_TW" w:bidi="zh_TW"/>
+        </w:rPr>
+      </w:r>
+      <w:hyperlink r:id="rId16">
         <w:r>
           <w:rPr>
             <w:lang w:val="zh_TW" w:bidi="zh_TW"/>
@@ -292,16 +451,22 @@
             <w:color w:val="0000EE"/>
             <w:u w:val="single"/>
           </w:rPr>
-          <w:t>西4:7</w:t>
+          <w:t>申命記二十九章23節</w:t>
         </w:r>
       </w:hyperlink>
-      <w:r>
-        <w:rPr>
-          <w:lang w:val="zh_TW" w:bidi="zh_TW"/>
-        </w:rPr>
-        <w:t>）。大多數人認為他也是隨同提多送達哥林多後書的兩位基督徒之一（另一位是特羅非摩）（</w:t>
-      </w:r>
-      <w:hyperlink r:id="rId16">
+    </w:p>
+    <w:p>
+      <w:pPr>
+        <w:pStyle w:val="ListBullet"/>
+        <w:spacing w:line="240" w:lineRule="auto"/>
+        <w:ind w:left="720"/>
+      </w:pPr>
+      <w:r>
+        <w:rPr>
+          <w:lang w:val="zh_TW" w:bidi="zh_TW"/>
+        </w:rPr>
+      </w:r>
+      <w:hyperlink r:id="rId17">
         <w:r>
           <w:rPr>
             <w:lang w:val="zh_TW" w:bidi="zh_TW"/>
@@ -310,15 +475,129 @@
             <w:color w:val="0000EE"/>
             <w:u w:val="single"/>
           </w:rPr>
-          <w:t>林後8:16–24</w:t>
+          <w:t>以賽亞書一章9至10節</w:t>
         </w:r>
       </w:hyperlink>
-      <w:r>
-        <w:rPr>
-          <w:lang w:val="zh_TW" w:bidi="zh_TW"/>
-        </w:rPr>
-        <w:t>）。</w:t>
-      </w:r>
+    </w:p>
+    <w:p>
+      <w:pPr>
+        <w:pStyle w:val="ListBullet"/>
+        <w:spacing w:line="240" w:lineRule="auto"/>
+        <w:ind w:left="720"/>
+      </w:pPr>
+      <w:r>
+        <w:rPr>
+          <w:lang w:val="zh_TW" w:bidi="zh_TW"/>
+        </w:rPr>
+      </w:r>
+      <w:hyperlink r:id="rId18">
+        <w:r>
+          <w:rPr>
+            <w:lang w:val="zh_TW" w:bidi="zh_TW"/>
+          </w:rPr>
+          <w:rPr>
+            <w:color w:val="0000EE"/>
+            <w:u w:val="single"/>
+          </w:rPr>
+          <w:t>耶利米書二十三章14節</w:t>
+        </w:r>
+      </w:hyperlink>
+    </w:p>
+    <w:p>
+      <w:pPr>
+        <w:pStyle w:val="ListBullet"/>
+        <w:spacing w:line="240" w:lineRule="auto"/>
+        <w:ind w:left="720"/>
+      </w:pPr>
+      <w:r>
+        <w:rPr>
+          <w:lang w:val="zh_TW" w:bidi="zh_TW"/>
+        </w:rPr>
+      </w:r>
+      <w:hyperlink r:id="rId19">
+        <w:r>
+          <w:rPr>
+            <w:lang w:val="zh_TW" w:bidi="zh_TW"/>
+          </w:rPr>
+          <w:rPr>
+            <w:color w:val="0000EE"/>
+            <w:u w:val="single"/>
+          </w:rPr>
+          <w:t>耶利米書四十九章18節</w:t>
+        </w:r>
+      </w:hyperlink>
+    </w:p>
+    <w:p>
+      <w:pPr>
+        <w:pStyle w:val="ListBullet"/>
+        <w:spacing w:line="240" w:lineRule="auto"/>
+        <w:ind w:left="720"/>
+      </w:pPr>
+      <w:r>
+        <w:rPr>
+          <w:lang w:val="zh_TW" w:bidi="zh_TW"/>
+        </w:rPr>
+      </w:r>
+      <w:hyperlink r:id="rId20">
+        <w:r>
+          <w:rPr>
+            <w:lang w:val="zh_TW" w:bidi="zh_TW"/>
+          </w:rPr>
+          <w:rPr>
+            <w:color w:val="0000EE"/>
+            <w:u w:val="single"/>
+          </w:rPr>
+          <w:t>耶利米哀歌四章6節</w:t>
+        </w:r>
+      </w:hyperlink>
+    </w:p>
+    <w:p>
+      <w:pPr>
+        <w:pStyle w:val="ListBullet"/>
+        <w:spacing w:line="240" w:lineRule="auto"/>
+        <w:ind w:left="720"/>
+      </w:pPr>
+      <w:r>
+        <w:rPr>
+          <w:lang w:val="zh_TW" w:bidi="zh_TW"/>
+        </w:rPr>
+      </w:r>
+      <w:hyperlink r:id="rId21">
+        <w:r>
+          <w:rPr>
+            <w:lang w:val="zh_TW" w:bidi="zh_TW"/>
+          </w:rPr>
+          <w:rPr>
+            <w:color w:val="0000EE"/>
+            <w:u w:val="single"/>
+          </w:rPr>
+          <w:t>阿摩司書四章11節</w:t>
+        </w:r>
+      </w:hyperlink>
+    </w:p>
+    <w:p>
+      <w:pPr>
+        <w:pStyle w:val="ListBullet"/>
+        <w:spacing w:line="240" w:lineRule="auto"/>
+        <w:ind w:left="720"/>
+      </w:pPr>
+      <w:r>
+        <w:rPr>
+          <w:lang w:val="zh_TW" w:bidi="zh_TW"/>
+        </w:rPr>
+      </w:r>
+      <w:hyperlink r:id="rId22">
+        <w:r>
+          <w:rPr>
+            <w:lang w:val="zh_TW" w:bidi="zh_TW"/>
+          </w:rPr>
+          <w:rPr>
+            <w:color w:val="0000EE"/>
+            <w:u w:val="single"/>
+          </w:rPr>
+          <w:t>西番雅書二章9節</w:t>
+        </w:r>
+      </w:hyperlink>
     </w:p>
     <w:p>
       <w:pPr/>
@@ -331,9 +610,21 @@
         <w:rPr>
           <w:lang w:val="zh_TW" w:bidi="zh_TW"/>
         </w:rPr>
-        <w:t>保羅在後來的書信中兩次提到推基古。第一次是保羅派他到克里特與提多在一起（</w:t>
-      </w:r>
-      <w:hyperlink r:id="rId17">
+        <w:t>新約聖經中也有提到所多瑪毀滅的故事：</w:t>
+      </w:r>
+    </w:p>
+    <w:p>
+      <w:pPr>
+        <w:pStyle w:val="ListBullet"/>
+        <w:spacing w:line="240" w:lineRule="auto"/>
+        <w:ind w:left="720"/>
+      </w:pPr>
+      <w:r>
+        <w:rPr>
+          <w:lang w:val="zh_TW" w:bidi="zh_TW"/>
+        </w:rPr>
+      </w:r>
+      <w:hyperlink r:id="rId23">
         <w:r>
           <w:rPr>
             <w:lang w:val="zh_TW" w:bidi="zh_TW"/>
@@ -342,16 +633,22 @@
             <w:color w:val="0000EE"/>
             <w:u w:val="single"/>
           </w:rPr>
-          <w:t>多3:12</w:t>
+          <w:t>馬太福音十章15節</w:t>
         </w:r>
       </w:hyperlink>
-      <w:r>
-        <w:rPr>
-          <w:lang w:val="zh_TW" w:bidi="zh_TW"/>
-        </w:rPr>
-        <w:t>）。後來保羅告訴提摩太，他已經派推基古到以弗所（</w:t>
-      </w:r>
-      <w:hyperlink r:id="rId18">
+    </w:p>
+    <w:p>
+      <w:pPr>
+        <w:pStyle w:val="ListBullet"/>
+        <w:spacing w:line="240" w:lineRule="auto"/>
+        <w:ind w:left="720"/>
+      </w:pPr>
+      <w:r>
+        <w:rPr>
+          <w:lang w:val="zh_TW" w:bidi="zh_TW"/>
+        </w:rPr>
+      </w:r>
+      <w:hyperlink r:id="rId24">
         <w:r>
           <w:rPr>
             <w:lang w:val="zh_TW" w:bidi="zh_TW"/>
@@ -360,14 +657,773 @@
             <w:color w:val="0000EE"/>
             <w:u w:val="single"/>
           </w:rPr>
-          <w:t>提後4:12</w:t>
+          <w:t>路加福音十章12節</w:t>
         </w:r>
       </w:hyperlink>
-      <w:r>
-        <w:rPr>
-          <w:lang w:val="zh_TW" w:bidi="zh_TW"/>
-        </w:rPr>
-        <w:t>）。顯然，推基古和保羅是親密的朋友和同工，因為保羅經常稱推基古為「親愛的兄弟」。</w:t>
+    </w:p>
+    <w:p>
+      <w:pPr>
+        <w:pStyle w:val="ListBullet"/>
+        <w:spacing w:line="240" w:lineRule="auto"/>
+        <w:ind w:left="720"/>
+      </w:pPr>
+      <w:r>
+        <w:rPr>
+          <w:lang w:val="zh_TW" w:bidi="zh_TW"/>
+        </w:rPr>
+      </w:r>
+      <w:hyperlink r:id="rId25">
+        <w:r>
+          <w:rPr>
+            <w:lang w:val="zh_TW" w:bidi="zh_TW"/>
+          </w:rPr>
+          <w:rPr>
+            <w:color w:val="0000EE"/>
+            <w:u w:val="single"/>
+          </w:rPr>
+          <w:t>路加福音十七章29節</w:t>
+        </w:r>
+      </w:hyperlink>
+    </w:p>
+    <w:p>
+      <w:pPr>
+        <w:pStyle w:val="ListBullet"/>
+        <w:spacing w:line="240" w:lineRule="auto"/>
+        <w:ind w:left="720"/>
+      </w:pPr>
+      <w:r>
+        <w:rPr>
+          <w:lang w:val="zh_TW" w:bidi="zh_TW"/>
+        </w:rPr>
+      </w:r>
+      <w:hyperlink r:id="rId26">
+        <w:r>
+          <w:rPr>
+            <w:lang w:val="zh_TW" w:bidi="zh_TW"/>
+          </w:rPr>
+          <w:rPr>
+            <w:color w:val="0000EE"/>
+            <w:u w:val="single"/>
+          </w:rPr>
+          <w:t>羅馬書九章29節</w:t>
+        </w:r>
+      </w:hyperlink>
+    </w:p>
+    <w:p>
+      <w:pPr>
+        <w:pStyle w:val="ListBullet"/>
+        <w:spacing w:line="240" w:lineRule="auto"/>
+        <w:ind w:left="720"/>
+      </w:pPr>
+      <w:r>
+        <w:rPr>
+          <w:lang w:val="zh_TW" w:bidi="zh_TW"/>
+        </w:rPr>
+      </w:r>
+      <w:hyperlink r:id="rId27">
+        <w:r>
+          <w:rPr>
+            <w:lang w:val="zh_TW" w:bidi="zh_TW"/>
+          </w:rPr>
+          <w:rPr>
+            <w:color w:val="0000EE"/>
+            <w:u w:val="single"/>
+          </w:rPr>
+          <w:t>彼得後書二章6節</w:t>
+        </w:r>
+      </w:hyperlink>
+    </w:p>
+    <w:p>
+      <w:pPr>
+        <w:pStyle w:val="ListBullet"/>
+        <w:spacing w:line="240" w:lineRule="auto"/>
+        <w:ind w:left="720"/>
+      </w:pPr>
+      <w:r>
+        <w:rPr>
+          <w:lang w:val="zh_TW" w:bidi="zh_TW"/>
+        </w:rPr>
+      </w:r>
+      <w:hyperlink r:id="rId28">
+        <w:r>
+          <w:rPr>
+            <w:lang w:val="zh_TW" w:bidi="zh_TW"/>
+          </w:rPr>
+          <w:rPr>
+            <w:color w:val="0000EE"/>
+            <w:u w:val="single"/>
+          </w:rPr>
+          <w:t>猶大書一章7節</w:t>
+        </w:r>
+      </w:hyperlink>
+    </w:p>
+    <w:p>
+      <w:pPr>
+        <w:pStyle w:val="ListBullet"/>
+        <w:spacing w:line="240" w:lineRule="auto"/>
+        <w:ind w:left="720"/>
+      </w:pPr>
+      <w:r>
+        <w:rPr>
+          <w:lang w:val="zh_TW" w:bidi="zh_TW"/>
+        </w:rPr>
+      </w:r>
+      <w:hyperlink r:id="rId29">
+        <w:r>
+          <w:rPr>
+            <w:lang w:val="zh_TW" w:bidi="zh_TW"/>
+          </w:rPr>
+          <w:rPr>
+            <w:color w:val="0000EE"/>
+            <w:u w:val="single"/>
+          </w:rPr>
+          <w:t>啟示錄十一章8節</w:t>
+        </w:r>
+      </w:hyperlink>
+    </w:p>
+    <w:p>
+      <w:pPr>
+        <w:pStyle w:val="Heading3"/>
+      </w:pPr>
+      <w:r>
+        <w:rPr>
+          <w:lang w:val="zh_TW" w:bidi="zh_TW"/>
+        </w:rPr>
+        <w:t>所多瑪和蛾摩拉發生了什麼事？</w:t>
+      </w:r>
+    </w:p>
+    <w:p>
+      <w:pPr/>
+      <w:r>
+        <w:rPr>
+          <w:lang w:val="zh_TW" w:bidi="zh_TW"/>
+        </w:rPr>
+      </w:r>
+      <w:r>
+        <w:rPr>
+          <w:lang w:val="zh_TW" w:bidi="zh_TW"/>
+        </w:rPr>
+        <w:t>所多瑪和蛾摩拉的主要故事發生在</w:t>
+      </w:r>
+      <w:hyperlink r:id="rId30">
+        <w:r>
+          <w:rPr>
+            <w:lang w:val="zh_TW" w:bidi="zh_TW"/>
+          </w:rPr>
+          <w:rPr>
+            <w:color w:val="0000EE"/>
+            <w:u w:val="single"/>
+          </w:rPr>
+          <w:t>創世記十八</w:t>
+        </w:r>
+      </w:hyperlink>
+      <w:r>
+        <w:rPr>
+          <w:lang w:val="zh_TW" w:bidi="zh_TW"/>
+        </w:rPr>
+        <w:t>和</w:t>
+      </w:r>
+      <w:hyperlink r:id="rId31">
+        <w:r>
+          <w:rPr>
+            <w:lang w:val="zh_TW" w:bidi="zh_TW"/>
+          </w:rPr>
+          <w:rPr>
+            <w:color w:val="0000EE"/>
+            <w:u w:val="single"/>
+          </w:rPr>
+          <w:t>十九章</w:t>
+        </w:r>
+      </w:hyperlink>
+      <w:r>
+        <w:rPr>
+          <w:lang w:val="zh_TW" w:bidi="zh_TW"/>
+        </w:rPr>
+        <w:t>。聖經對這座城市的描述由第</w:t>
+      </w:r>
+      <w:hyperlink r:id="rId32">
+        <w:r>
+          <w:rPr>
+            <w:lang w:val="zh_TW" w:bidi="zh_TW"/>
+          </w:rPr>
+          <w:rPr>
+            <w:color w:val="0000EE"/>
+            <w:u w:val="single"/>
+          </w:rPr>
+          <w:t>十三</w:t>
+        </w:r>
+      </w:hyperlink>
+      <w:r>
+        <w:rPr>
+          <w:lang w:val="zh_TW" w:bidi="zh_TW"/>
+        </w:rPr>
+        <w:t>章開始。亞伯拉罕的姪兒羅得決定定居在約旦河谷，靠近所多瑪，那裡的人以極度邪惡著稱。所多瑪最嚴重的罪惡之一是性變態，特別是同性戀行為。羅得曾提出將自己的處女女兒交給所多瑪的男子，以保護他來自天上的客人，這顯示了該城腐敗的影響力。</w:t>
+      </w:r>
+    </w:p>
+    <w:p>
+      <w:pPr/>
+      <w:r>
+        <w:rPr>
+          <w:lang w:val="zh_TW" w:bidi="zh_TW"/>
+        </w:rPr>
+      </w:r>
+      <w:r>
+        <w:rPr>
+          <w:lang w:val="zh_TW" w:bidi="zh_TW"/>
+        </w:rPr>
+        <w:t>在羅得定居在所多瑪後，四個東方的王進攻該地區，包括所多瑪和蛾摩拉，並取得了控制權。14年後，他們再次回來平定一場叛亂（</w:t>
+      </w:r>
+      <w:hyperlink r:id="rId33">
+        <w:r>
+          <w:rPr>
+            <w:lang w:val="zh_TW" w:bidi="zh_TW"/>
+          </w:rPr>
+          <w:rPr>
+            <w:color w:val="0000EE"/>
+            <w:u w:val="single"/>
+          </w:rPr>
+          <w:t>創14:1–5</w:t>
+        </w:r>
+      </w:hyperlink>
+      <w:r>
+        <w:rPr>
+          <w:lang w:val="zh_TW" w:bidi="zh_TW"/>
+        </w:rPr>
+        <w:t>）。羅得在這場衝突中被擄，但後來被亞伯拉罕救出。所多瑪與蛾摩拉的罪惡如此重大，以至於耶和華決定毀滅它們。亞伯拉罕曾為其求情，問神如果城裡能找到十個義人，是否能饒恕這些城（</w:t>
+      </w:r>
+      <w:hyperlink r:id="rId34">
+        <w:r>
+          <w:rPr>
+            <w:lang w:val="zh_TW" w:bidi="zh_TW"/>
+          </w:rPr>
+          <w:rPr>
+            <w:color w:val="0000EE"/>
+            <w:u w:val="single"/>
+          </w:rPr>
+          <w:t>創18:20–33</w:t>
+        </w:r>
+      </w:hyperlink>
+      <w:r>
+        <w:rPr>
+          <w:lang w:val="zh_TW" w:bidi="zh_TW"/>
+        </w:rPr>
+        <w:t>）。</w:t>
+      </w:r>
+    </w:p>
+    <w:p>
+      <w:pPr/>
+      <w:r>
+        <w:rPr>
+          <w:lang w:val="zh_TW" w:bidi="zh_TW"/>
+        </w:rPr>
+      </w:r>
+      <w:r>
+        <w:rPr>
+          <w:lang w:val="zh_TW" w:bidi="zh_TW"/>
+        </w:rPr>
+        <w:t>那兩位從亞伯拉罕那裡前往所多瑪來自天上的客人，發現羅得正坐在城門口（</w:t>
+      </w:r>
+      <w:hyperlink r:id="rId35">
+        <w:r>
+          <w:rPr>
+            <w:lang w:val="zh_TW" w:bidi="zh_TW"/>
+          </w:rPr>
+          <w:rPr>
+            <w:color w:val="0000EE"/>
+            <w:u w:val="single"/>
+          </w:rPr>
+          <w:t>創19:1</w:t>
+        </w:r>
+      </w:hyperlink>
+      <w:r>
+        <w:rPr>
+          <w:lang w:val="zh_TW" w:bidi="zh_TW"/>
+        </w:rPr>
+        <w:t>）。他們將神的計畫告訴羅得，並催促他、他的妻子和兩個女兒逃離該城。隨後，耶和華將硫磺與火降在所多瑪與蛾摩拉。第二天早晨，亞伯拉罕看見被毀城市的煙氣上騰，如同窯中的煙一樣。</w:t>
+      </w:r>
+    </w:p>
+    <w:p>
+      <w:pPr/>
+      <w:r>
+        <w:rPr>
+          <w:lang w:val="zh_TW" w:bidi="zh_TW"/>
+        </w:rPr>
+      </w:r>
+      <w:r>
+        <w:rPr>
+          <w:i/>
+          <w:lang w:val="zh_TW" w:bidi="zh_TW"/>
+        </w:rPr>
+        <w:t>另見</w:t>
+      </w:r>
+      <w:r>
+        <w:rPr>
+          <w:lang w:val="zh_TW" w:bidi="zh_TW"/>
+        </w:rPr>
+        <w:t>平原上的城</w:t>
+      </w:r>
+      <w:r>
+        <w:rPr>
+          <w:lang w:val="zh_TW" w:bidi="zh_TW"/>
+        </w:rPr>
+        <w:t>。</w:t>
+      </w:r>
+      <w:r>
+        <w:rPr>
+          <w:lang w:val="zh_TW" w:bidi="zh_TW"/>
+        </w:rPr>
+      </w:r>
+      <w:r>
+        <w:rPr>
+          <w:lang w:val="zh_TW" w:bidi="zh_TW"/>
+        </w:rPr>
+      </w:r>
+    </w:p>
+    <w:p>
+      <w:pPr/>
+      <w:r>
+        <w:rPr>
+          <w:lang w:val="zh_TW" w:bidi="zh_TW"/>
+        </w:rPr>
+      </w:r>
+    </w:p>
+    <w:p>
+      <w:pPr>
+        <w:pStyle w:val="Heading2"/>
+      </w:pPr>
+      <w:r>
+        <w:rPr>
+          <w:lang w:val="zh_TW" w:bidi="zh_TW"/>
+        </w:rPr>
+        <w:t>瑣珥</w:t>
+      </w:r>
+      <w:r>
+        <w:rPr>
+          <w:lang w:val="zh_TW" w:bidi="zh_TW"/>
+        </w:rPr>
+      </w:r>
+    </w:p>
+    <w:p>
+      <w:pPr/>
+      <w:r>
+        <w:rPr>
+          <w:lang w:val="zh_TW" w:bidi="zh_TW"/>
+        </w:rPr>
+      </w:r>
+      <w:r>
+        <w:rPr>
+          <w:lang w:val="zh_TW" w:bidi="zh_TW"/>
+        </w:rPr>
+        <w:t>瑣珥是「平原上的城（cities of the plain）」之一，曾與所多瑪、蛾摩拉、押瑪及洗扁結為同盟（</w:t>
+      </w:r>
+      <w:hyperlink r:id="rId36">
+        <w:r>
+          <w:rPr>
+            <w:lang w:val="zh_TW" w:bidi="zh_TW"/>
+          </w:rPr>
+          <w:rPr>
+            <w:color w:val="0000EE"/>
+            <w:u w:val="single"/>
+          </w:rPr>
+          <w:t>創14:2</w:t>
+        </w:r>
+      </w:hyperlink>
+      <w:r>
+        <w:rPr>
+          <w:lang w:val="zh_TW" w:bidi="zh_TW"/>
+        </w:rPr>
+        <w:t>、</w:t>
+      </w:r>
+      <w:hyperlink r:id="rId36">
+        <w:r>
+          <w:rPr>
+            <w:lang w:val="zh_TW" w:bidi="zh_TW"/>
+          </w:rPr>
+          <w:rPr>
+            <w:color w:val="0000EE"/>
+            <w:u w:val="single"/>
+          </w:rPr>
+          <w:t>8</w:t>
+        </w:r>
+      </w:hyperlink>
+      <w:r>
+        <w:rPr>
+          <w:lang w:val="zh_TW" w:bidi="zh_TW"/>
+        </w:rPr>
+        <w:t>）。瑣珥舊稱比拉（Bela），其最為人熟知的事蹟，是在所多瑪及其它平原上的城覆滅之際，曾作為羅得和他女兒們的臨時避難所（</w:t>
+      </w:r>
+      <w:hyperlink r:id="rId37">
+        <w:r>
+          <w:rPr>
+            <w:lang w:val="zh_TW" w:bidi="zh_TW"/>
+          </w:rPr>
+          <w:rPr>
+            <w:color w:val="0000EE"/>
+            <w:u w:val="single"/>
+          </w:rPr>
+          <w:t>創19:22–23</w:t>
+        </w:r>
+      </w:hyperlink>
+      <w:r>
+        <w:rPr>
+          <w:lang w:val="zh_TW" w:bidi="zh_TW"/>
+        </w:rPr>
+        <w:t>、</w:t>
+      </w:r>
+      <w:hyperlink r:id="rId37">
+        <w:r>
+          <w:rPr>
+            <w:lang w:val="zh_TW" w:bidi="zh_TW"/>
+          </w:rPr>
+          <w:rPr>
+            <w:color w:val="0000EE"/>
+            <w:u w:val="single"/>
+          </w:rPr>
+          <w:t>30</w:t>
+        </w:r>
+      </w:hyperlink>
+      <w:r>
+        <w:rPr>
+          <w:lang w:val="zh_TW" w:bidi="zh_TW"/>
+        </w:rPr>
+        <w:t>）。儘管瑣珥顯然是一個小鎮（</w:t>
+      </w:r>
+      <w:hyperlink r:id="rId38">
+        <w:r>
+          <w:rPr>
+            <w:lang w:val="zh_TW" w:bidi="zh_TW"/>
+          </w:rPr>
+          <w:rPr>
+            <w:color w:val="0000EE"/>
+            <w:u w:val="single"/>
+          </w:rPr>
+          <w:t>22節</w:t>
+        </w:r>
+      </w:hyperlink>
+      <w:r>
+        <w:rPr>
+          <w:lang w:val="zh_TW" w:bidi="zh_TW"/>
+        </w:rPr>
+        <w:t>；瑣珥的意思為「小」），但在古代它顯然被視為一個重要的地理標誌。當亞伯拉罕與羅得分地時，羅得選中的便是靠近瑣珥一帶的土地（</w:t>
+      </w:r>
+      <w:hyperlink r:id="rId39">
+        <w:r>
+          <w:rPr>
+            <w:lang w:val="zh_TW" w:bidi="zh_TW"/>
+          </w:rPr>
+          <w:rPr>
+            <w:color w:val="0000EE"/>
+            <w:u w:val="single"/>
+          </w:rPr>
+          <w:t>創13:10</w:t>
+        </w:r>
+      </w:hyperlink>
+      <w:r>
+        <w:rPr>
+          <w:lang w:val="zh_TW" w:bidi="zh_TW"/>
+        </w:rPr>
+        <w:t>）。後來摩西從毗斯迦山（Mt Pisgah）眺望應許之地時，他將瑣珥看作耶利哥平原谷地的最南端（</w:t>
+      </w:r>
+      <w:hyperlink r:id="rId40">
+        <w:r>
+          <w:rPr>
+            <w:lang w:val="zh_TW" w:bidi="zh_TW"/>
+          </w:rPr>
+          <w:rPr>
+            <w:color w:val="0000EE"/>
+            <w:u w:val="single"/>
+          </w:rPr>
+          <w:t>申34:3</w:t>
+        </w:r>
+      </w:hyperlink>
+      <w:r>
+        <w:rPr>
+          <w:lang w:val="zh_TW" w:bidi="zh_TW"/>
+        </w:rPr>
+        <w:t>）。到了先知時代，瑣珥則被視為摩押南部的疆界（</w:t>
+      </w:r>
+      <w:hyperlink r:id="rId41">
+        <w:r>
+          <w:rPr>
+            <w:lang w:val="zh_TW" w:bidi="zh_TW"/>
+          </w:rPr>
+          <w:rPr>
+            <w:color w:val="0000EE"/>
+            <w:u w:val="single"/>
+          </w:rPr>
+          <w:t>賽15:5</w:t>
+        </w:r>
+      </w:hyperlink>
+      <w:r>
+        <w:rPr>
+          <w:lang w:val="zh_TW" w:bidi="zh_TW"/>
+        </w:rPr>
+        <w:t>；</w:t>
+      </w:r>
+      <w:hyperlink r:id="rId42">
+        <w:r>
+          <w:rPr>
+            <w:lang w:val="zh_TW" w:bidi="zh_TW"/>
+          </w:rPr>
+          <w:rPr>
+            <w:color w:val="0000EE"/>
+            <w:u w:val="single"/>
+          </w:rPr>
+          <w:t>耶48:4</w:t>
+        </w:r>
+      </w:hyperlink>
+      <w:r>
+        <w:rPr>
+          <w:lang w:val="zh_TW" w:bidi="zh_TW"/>
+        </w:rPr>
+        <w:t>、</w:t>
+      </w:r>
+      <w:hyperlink r:id="rId42">
+        <w:r>
+          <w:rPr>
+            <w:lang w:val="zh_TW" w:bidi="zh_TW"/>
+          </w:rPr>
+          <w:rPr>
+            <w:color w:val="0000EE"/>
+            <w:u w:val="single"/>
+          </w:rPr>
+          <w:t>34</w:t>
+        </w:r>
+      </w:hyperlink>
+      <w:r>
+        <w:rPr>
+          <w:lang w:val="zh_TW" w:bidi="zh_TW"/>
+        </w:rPr>
+        <w:t>）。</w:t>
+      </w:r>
+    </w:p>
+    <w:p>
+      <w:pPr/>
+      <w:r>
+        <w:rPr>
+          <w:lang w:val="zh_TW" w:bidi="zh_TW"/>
+        </w:rPr>
+      </w:r>
+      <w:r>
+        <w:rPr>
+          <w:i/>
+          <w:lang w:val="zh_TW" w:bidi="zh_TW"/>
+        </w:rPr>
+        <w:t>另見</w:t>
+      </w:r>
+      <w:r>
+        <w:rPr>
+          <w:lang w:val="zh_TW" w:bidi="zh_TW"/>
+        </w:rPr>
+        <w:t>平原上的城</w:t>
+      </w:r>
+      <w:r>
+        <w:rPr>
+          <w:lang w:val="zh_TW" w:bidi="zh_TW"/>
+        </w:rPr>
+        <w:t>。</w:t>
+      </w:r>
+      <w:r>
+        <w:rPr>
+          <w:lang w:val="zh_TW" w:bidi="zh_TW"/>
+        </w:rPr>
+      </w:r>
+      <w:r>
+        <w:rPr>
+          <w:lang w:val="zh_TW" w:bidi="zh_TW"/>
+        </w:rPr>
+      </w:r>
+    </w:p>
+    <w:p>
+      <w:pPr/>
+      <w:r>
+        <w:rPr>
+          <w:lang w:val="zh_TW" w:bidi="zh_TW"/>
+        </w:rPr>
+      </w:r>
+    </w:p>
+    <w:p>
+      <w:pPr>
+        <w:pStyle w:val="Heading2"/>
+      </w:pPr>
+      <w:r>
+        <w:rPr>
+          <w:lang w:val="zh_TW" w:bidi="zh_TW"/>
+        </w:rPr>
+        <w:t>瑣轄</w:t>
+      </w:r>
+      <w:r>
+        <w:rPr>
+          <w:lang w:val="zh_TW" w:bidi="zh_TW"/>
+        </w:rPr>
+      </w:r>
+    </w:p>
+    <w:p>
+      <w:pPr>
+        <w:pStyle w:val="ListNumber"/>
+        <w:numPr>
+          <w:ilvl w:val="0"/>
+          <w:numId w:val="15"/>
+        </w:numPr>
+        <w:spacing w:line="240" w:lineRule="auto"/>
+        <w:ind w:left="720"/>
+      </w:pPr>
+      <w:r>
+        <w:rPr>
+          <w:lang w:val="zh_TW" w:bidi="zh_TW"/>
+        </w:rPr>
+      </w:r>
+      <w:r>
+        <w:rPr>
+          <w:lang w:val="zh_TW" w:bidi="zh_TW"/>
+        </w:rPr>
+        <w:t>赫人以弗崙的父親。亞伯拉罕從以弗崙那裡買了麥比拉洞（</w:t>
+      </w:r>
+      <w:hyperlink r:id="rId43">
+        <w:r>
+          <w:rPr>
+            <w:lang w:val="zh_TW" w:bidi="zh_TW"/>
+          </w:rPr>
+          <w:rPr>
+            <w:color w:val="0000EE"/>
+            <w:u w:val="single"/>
+          </w:rPr>
+          <w:t>創23:7–9</w:t>
+        </w:r>
+      </w:hyperlink>
+      <w:r>
+        <w:rPr>
+          <w:lang w:val="zh_TW" w:bidi="zh_TW"/>
+        </w:rPr>
+        <w:t>，</w:t>
+      </w:r>
+      <w:hyperlink r:id="rId44">
+        <w:r>
+          <w:rPr>
+            <w:lang w:val="zh_TW" w:bidi="zh_TW"/>
+          </w:rPr>
+          <w:rPr>
+            <w:color w:val="0000EE"/>
+            <w:u w:val="single"/>
+          </w:rPr>
+          <w:t>25:9</w:t>
+        </w:r>
+      </w:hyperlink>
+      <w:r>
+        <w:rPr>
+          <w:lang w:val="zh_TW" w:bidi="zh_TW"/>
+        </w:rPr>
+        <w:t>）。</w:t>
+      </w:r>
+    </w:p>
+    <w:p>
+      <w:pPr>
+        <w:pStyle w:val="ListNumber"/>
+        <w:spacing w:line="240" w:lineRule="auto"/>
+        <w:ind w:left="720"/>
+      </w:pPr>
+      <w:r>
+        <w:rPr>
+          <w:lang w:val="zh_TW" w:bidi="zh_TW"/>
+        </w:rPr>
+      </w:r>
+      <w:r>
+        <w:rPr>
+          <w:lang w:val="zh_TW" w:bidi="zh_TW"/>
+        </w:rPr>
+        <w:t>在</w:t>
+      </w:r>
+      <w:hyperlink r:id="rId45">
+        <w:r>
+          <w:rPr>
+            <w:lang w:val="zh_TW" w:bidi="zh_TW"/>
+          </w:rPr>
+          <w:rPr>
+            <w:color w:val="0000EE"/>
+            <w:u w:val="single"/>
+          </w:rPr>
+          <w:t>創世記四十六章10節</w:t>
+        </w:r>
+      </w:hyperlink>
+      <w:r>
+        <w:rPr>
+          <w:lang w:val="zh_TW" w:bidi="zh_TW"/>
+        </w:rPr>
+        <w:t>和</w:t>
+      </w:r>
+      <w:hyperlink r:id="rId46">
+        <w:r>
+          <w:rPr>
+            <w:lang w:val="zh_TW" w:bidi="zh_TW"/>
+          </w:rPr>
+          <w:rPr>
+            <w:color w:val="0000EE"/>
+            <w:u w:val="single"/>
+          </w:rPr>
+          <w:t>出埃及記六章15節</w:t>
+        </w:r>
+      </w:hyperlink>
+      <w:r>
+        <w:rPr>
+          <w:lang w:val="zh_TW" w:bidi="zh_TW"/>
+        </w:rPr>
+        <w:t>中，西緬的兒子謝拉（Zerah）的另一種拼寫方式。（譯註：和合本在這兩處經文中未將其譯為謝拉，僅譯為瑣轄）</w:t>
+        <w:br/>
+      </w:r>
+      <w:r>
+        <w:rPr>
+          <w:i/>
+          <w:lang w:val="zh_TW" w:bidi="zh_TW"/>
+        </w:rPr>
+        <w:t xml:space="preserve">見 </w:t>
+      </w:r>
+      <w:r>
+        <w:rPr>
+          <w:lang w:val="zh_TW" w:bidi="zh_TW"/>
+        </w:rPr>
+        <w:t>謝拉#3</w:t>
+      </w:r>
+      <w:r>
+        <w:rPr>
+          <w:lang w:val="zh_TW" w:bidi="zh_TW"/>
+        </w:rPr>
+        <w:t>。</w:t>
+      </w:r>
+    </w:p>
+    <w:p>
+      <w:pPr>
+        <w:pStyle w:val="ListNumber"/>
+        <w:spacing w:line="240" w:lineRule="auto"/>
+        <w:ind w:left="720"/>
+      </w:pPr>
+      <w:r>
+        <w:rPr>
+          <w:lang w:val="zh_TW" w:bidi="zh_TW"/>
+        </w:rPr>
+      </w:r>
+      <w:hyperlink r:id="rId47">
+        <w:r>
+          <w:rPr>
+            <w:lang w:val="zh_TW" w:bidi="zh_TW"/>
+          </w:rPr>
+          <w:rPr>
+            <w:color w:val="0000EE"/>
+            <w:u w:val="single"/>
+          </w:rPr>
+          <w:t>歷代志上四章7節</w:t>
+        </w:r>
+      </w:hyperlink>
+      <w:r>
+        <w:rPr>
+          <w:lang w:val="zh_TW" w:bidi="zh_TW"/>
+        </w:rPr>
+        <w:t>中，以斯哈（Izhar ）的另一種拼寫方式。（譯註：和合本在此節經文未將其譯為以斯哈，僅譯為</w:t>
+      </w:r>
+      <w:r>
+        <w:rPr>
+          <w:lang w:val="zh_TW" w:bidi="zh_TW"/>
+        </w:rPr>
+        <w:t>瑣轄）</w:t>
       </w:r>
       <w:r>
         <w:rPr>
@@ -2269,6 +3325,18 @@
   </w:num>
   <w:num w:numId="13" w16cid:durableId="592781308">
     <w:abstractNumId w:val="11"/>
+  </w:num>
+  <w:num w:numId="14">
+    <w:abstractNumId w:val="3"/>
+    <w:lvlOverride w:ilvl="0">
+      <w:startOverride w:val="1"/>
+    </w:lvlOverride>
+  </w:num>
+  <w:num w:numId="15">
+    <w:abstractNumId w:val="3"/>
+    <w:lvlOverride w:ilvl="0">
+      <w:startOverride w:val="1"/>
+    </w:lvlOverride>
   </w:num>
   <w:numIdMacAtCleanup w:val="10"/>
 </w:numbering>

--- a/zht/docx/148.content.docx
+++ b/zht/docx/148.content.docx
@@ -19,7 +19,7 @@
         <w:rPr>
           <w:lang w:val="zh_TW" w:bidi="zh_TW"/>
         </w:rPr>
-        <w:t>Resource: Tyndale Open Bible Dictionary</w:t>
+        <w:t>Resource: Aquifer Open Bible Dictionary</w:t>
       </w:r>
       <w:r>
         <w:rPr>
@@ -112,7 +112,7 @@
         <w:rPr>
           <w:lang w:val="zh_TW" w:bidi="zh_TW"/>
         </w:rPr>
-        <w:t>Tyndale Open Bible Dictionary</w:t>
+        <w:t>Aquifer Open Bible Dictionary</w:t>
       </w:r>
     </w:p>
     <w:p>
@@ -149,7 +149,7 @@
         <w:rPr>
           <w:lang w:val="zh_TW" w:bidi="zh_TW"/>
         </w:rPr>
-        <w:t>suo</w:t>
+        <w:t>su</w:t>
       </w:r>
       <w:r>
         <w:rPr>
@@ -212,7 +212,7 @@
         <w:rPr>
           <w:lang w:val="zh_TW" w:bidi="zh_TW"/>
         </w:rPr>
-        <w:t>所多瑪和蛾摩拉</w:t>
+        <w:t>蘇西人</w:t>
       </w:r>
       <w:r>
         <w:rPr>
@@ -231,7 +231,19 @@
         <w:rPr>
           <w:lang w:val="zh_TW" w:bidi="zh_TW"/>
         </w:rPr>
-        <w:t>這是</w:t>
+        <w:t>這是當時被</w:t>
+      </w:r>
+      <w:r>
+        <w:rPr>
+          <w:lang w:val="zh_TW" w:bidi="zh_TW"/>
+        </w:rPr>
+        <w:t>基大老瑪</w:t>
+      </w:r>
+      <w:r>
+        <w:rPr>
+          <w:lang w:val="zh_TW" w:bidi="zh_TW"/>
+        </w:rPr>
+        <w:t>聯軍擊潰的王國之一（</w:t>
       </w:r>
       <w:hyperlink r:id="rId13">
         <w:r>
@@ -242,132 +254,14 @@
             <w:color w:val="0000EE"/>
             <w:u w:val="single"/>
           </w:rPr>
-          <w:t>創世記十三章12節</w:t>
+          <w:t>創14:5</w:t>
         </w:r>
       </w:hyperlink>
       <w:r>
         <w:rPr>
           <w:lang w:val="zh_TW" w:bidi="zh_TW"/>
         </w:rPr>
-        <w:t>中提到的兩座平原〔谷〕上的城（cities of the plain</w:t>
-      </w:r>
-      <w:r>
-        <w:rPr>
-          <w:lang w:val="zh_TW" w:bidi="zh_TW"/>
-        </w:rPr>
-        <w:t>〔</w:t>
-      </w:r>
-      <w:r>
-        <w:rPr>
-          <w:lang w:val="zh_TW" w:bidi="zh_TW"/>
-        </w:rPr>
-        <w:t>valley</w:t>
-      </w:r>
-      <w:r>
-        <w:rPr>
-          <w:lang w:val="zh_TW" w:bidi="zh_TW"/>
-        </w:rPr>
-        <w:t>〕</w:t>
-      </w:r>
-      <w:r>
-        <w:rPr>
-          <w:lang w:val="zh_TW" w:bidi="zh_TW"/>
-        </w:rPr>
-        <w:t>）。在西訂谷共有五座城市：</w:t>
-      </w:r>
-    </w:p>
-    <w:p>
-      <w:pPr>
-        <w:pStyle w:val="ListNumber"/>
-        <w:numPr>
-          <w:ilvl w:val="0"/>
-          <w:numId w:val="14"/>
-        </w:numPr>
-        <w:spacing w:line="240" w:lineRule="auto"/>
-        <w:ind w:left="720"/>
-      </w:pPr>
-      <w:r>
-        <w:rPr>
-          <w:lang w:val="zh_TW" w:bidi="zh_TW"/>
-        </w:rPr>
-      </w:r>
-      <w:r>
-        <w:rPr>
-          <w:lang w:val="zh_TW" w:bidi="zh_TW"/>
-        </w:rPr>
-        <w:t>所多瑪</w:t>
-      </w:r>
-    </w:p>
-    <w:p>
-      <w:pPr>
-        <w:pStyle w:val="ListNumber"/>
-        <w:spacing w:line="240" w:lineRule="auto"/>
-        <w:ind w:left="720"/>
-      </w:pPr>
-      <w:r>
-        <w:rPr>
-          <w:lang w:val="zh_TW" w:bidi="zh_TW"/>
-        </w:rPr>
-      </w:r>
-      <w:r>
-        <w:rPr>
-          <w:lang w:val="zh_TW" w:bidi="zh_TW"/>
-        </w:rPr>
-        <w:t>蛾摩拉</w:t>
-      </w:r>
-    </w:p>
-    <w:p>
-      <w:pPr>
-        <w:pStyle w:val="ListNumber"/>
-        <w:spacing w:line="240" w:lineRule="auto"/>
-        <w:ind w:left="720"/>
-      </w:pPr>
-      <w:r>
-        <w:rPr>
-          <w:lang w:val="zh_TW" w:bidi="zh_TW"/>
-        </w:rPr>
-      </w:r>
-      <w:r>
-        <w:rPr>
-          <w:lang w:val="zh_TW" w:bidi="zh_TW"/>
-        </w:rPr>
-        <w:t>押瑪</w:t>
-      </w:r>
-    </w:p>
-    <w:p>
-      <w:pPr>
-        <w:pStyle w:val="ListNumber"/>
-        <w:spacing w:line="240" w:lineRule="auto"/>
-        <w:ind w:left="720"/>
-      </w:pPr>
-      <w:r>
-        <w:rPr>
-          <w:lang w:val="zh_TW" w:bidi="zh_TW"/>
-        </w:rPr>
-      </w:r>
-      <w:r>
-        <w:rPr>
-          <w:lang w:val="zh_TW" w:bidi="zh_TW"/>
-        </w:rPr>
-        <w:t>洗扁</w:t>
-      </w:r>
-    </w:p>
-    <w:p>
-      <w:pPr>
-        <w:pStyle w:val="ListNumber"/>
-        <w:spacing w:line="240" w:lineRule="auto"/>
-        <w:ind w:left="720"/>
-      </w:pPr>
-      <w:r>
-        <w:rPr>
-          <w:lang w:val="zh_TW" w:bidi="zh_TW"/>
-        </w:rPr>
-      </w:r>
-      <w:r>
-        <w:rPr>
-          <w:lang w:val="zh_TW" w:bidi="zh_TW"/>
-        </w:rPr>
-        <w:t>比拉或瑣珥（</w:t>
+        <w:t>），經文記載他們在含居住。由於基大老瑪大軍當時主要是沿著君王大道（King’s Highway）由北往南推進，因此蘇西人的所在地很可能是位於亞嫩河以北。考量到兩者在地理位置上的鄰近性，這些蘇西人或許就是</w:t>
       </w:r>
       <w:hyperlink r:id="rId14">
         <w:r>
@@ -378,1052 +272,14 @@
             <w:color w:val="0000EE"/>
             <w:u w:val="single"/>
           </w:rPr>
-          <w:t>創14:2</w:t>
+          <w:t>申命記二章20節</w:t>
         </w:r>
       </w:hyperlink>
       <w:r>
         <w:rPr>
           <w:lang w:val="zh_TW" w:bidi="zh_TW"/>
         </w:rPr>
-        <w:t>）</w:t>
-      </w:r>
-    </w:p>
-    <w:p>
-      <w:pPr>
-        <w:pStyle w:val="Heading3"/>
-      </w:pPr>
-      <w:r>
-        <w:rPr>
-          <w:lang w:val="zh_TW" w:bidi="zh_TW"/>
-        </w:rPr>
-        <w:t>聖經中的所多瑪和蛾摩拉</w:t>
-      </w:r>
-    </w:p>
-    <w:p>
-      <w:pPr/>
-      <w:r>
-        <w:rPr>
-          <w:lang w:val="zh_TW" w:bidi="zh_TW"/>
-        </w:rPr>
-      </w:r>
-      <w:r>
-        <w:rPr>
-          <w:lang w:val="zh_TW" w:bidi="zh_TW"/>
-        </w:rPr>
-        <w:t>西訂谷靠近死海。在這些城市中，所多瑪在創世記中被提及的次數最多。它共出現了36次，其中16次是單獨提到所多瑪。聖經視所多瑪為邪惡城市的典型。它被毀滅的記載（</w:t>
-      </w:r>
-      <w:hyperlink r:id="rId15">
-        <w:r>
-          <w:rPr>
-            <w:lang w:val="zh_TW" w:bidi="zh_TW"/>
-          </w:rPr>
-          <w:rPr>
-            <w:color w:val="0000EE"/>
-            <w:u w:val="single"/>
-          </w:rPr>
-          <w:t>創19:24</w:t>
-        </w:r>
-      </w:hyperlink>
-      <w:r>
-        <w:rPr>
-          <w:lang w:val="zh_TW" w:bidi="zh_TW"/>
-        </w:rPr>
-        <w:t>）在其它聖經經卷中被用作神審判的警戒：</w:t>
-      </w:r>
-    </w:p>
-    <w:p>
-      <w:pPr>
-        <w:pStyle w:val="ListBullet"/>
-        <w:spacing w:line="240" w:lineRule="auto"/>
-        <w:ind w:left="720"/>
-      </w:pPr>
-      <w:r>
-        <w:rPr>
-          <w:lang w:val="zh_TW" w:bidi="zh_TW"/>
-        </w:rPr>
-      </w:r>
-      <w:hyperlink r:id="rId16">
-        <w:r>
-          <w:rPr>
-            <w:lang w:val="zh_TW" w:bidi="zh_TW"/>
-          </w:rPr>
-          <w:rPr>
-            <w:color w:val="0000EE"/>
-            <w:u w:val="single"/>
-          </w:rPr>
-          <w:t>申命記二十九章23節</w:t>
-        </w:r>
-      </w:hyperlink>
-    </w:p>
-    <w:p>
-      <w:pPr>
-        <w:pStyle w:val="ListBullet"/>
-        <w:spacing w:line="240" w:lineRule="auto"/>
-        <w:ind w:left="720"/>
-      </w:pPr>
-      <w:r>
-        <w:rPr>
-          <w:lang w:val="zh_TW" w:bidi="zh_TW"/>
-        </w:rPr>
-      </w:r>
-      <w:hyperlink r:id="rId17">
-        <w:r>
-          <w:rPr>
-            <w:lang w:val="zh_TW" w:bidi="zh_TW"/>
-          </w:rPr>
-          <w:rPr>
-            <w:color w:val="0000EE"/>
-            <w:u w:val="single"/>
-          </w:rPr>
-          <w:t>以賽亞書一章9至10節</w:t>
-        </w:r>
-      </w:hyperlink>
-    </w:p>
-    <w:p>
-      <w:pPr>
-        <w:pStyle w:val="ListBullet"/>
-        <w:spacing w:line="240" w:lineRule="auto"/>
-        <w:ind w:left="720"/>
-      </w:pPr>
-      <w:r>
-        <w:rPr>
-          <w:lang w:val="zh_TW" w:bidi="zh_TW"/>
-        </w:rPr>
-      </w:r>
-      <w:hyperlink r:id="rId18">
-        <w:r>
-          <w:rPr>
-            <w:lang w:val="zh_TW" w:bidi="zh_TW"/>
-          </w:rPr>
-          <w:rPr>
-            <w:color w:val="0000EE"/>
-            <w:u w:val="single"/>
-          </w:rPr>
-          <w:t>耶利米書二十三章14節</w:t>
-        </w:r>
-      </w:hyperlink>
-    </w:p>
-    <w:p>
-      <w:pPr>
-        <w:pStyle w:val="ListBullet"/>
-        <w:spacing w:line="240" w:lineRule="auto"/>
-        <w:ind w:left="720"/>
-      </w:pPr>
-      <w:r>
-        <w:rPr>
-          <w:lang w:val="zh_TW" w:bidi="zh_TW"/>
-        </w:rPr>
-      </w:r>
-      <w:hyperlink r:id="rId19">
-        <w:r>
-          <w:rPr>
-            <w:lang w:val="zh_TW" w:bidi="zh_TW"/>
-          </w:rPr>
-          <w:rPr>
-            <w:color w:val="0000EE"/>
-            <w:u w:val="single"/>
-          </w:rPr>
-          <w:t>耶利米書四十九章18節</w:t>
-        </w:r>
-      </w:hyperlink>
-    </w:p>
-    <w:p>
-      <w:pPr>
-        <w:pStyle w:val="ListBullet"/>
-        <w:spacing w:line="240" w:lineRule="auto"/>
-        <w:ind w:left="720"/>
-      </w:pPr>
-      <w:r>
-        <w:rPr>
-          <w:lang w:val="zh_TW" w:bidi="zh_TW"/>
-        </w:rPr>
-      </w:r>
-      <w:hyperlink r:id="rId20">
-        <w:r>
-          <w:rPr>
-            <w:lang w:val="zh_TW" w:bidi="zh_TW"/>
-          </w:rPr>
-          <w:rPr>
-            <w:color w:val="0000EE"/>
-            <w:u w:val="single"/>
-          </w:rPr>
-          <w:t>耶利米哀歌四章6節</w:t>
-        </w:r>
-      </w:hyperlink>
-    </w:p>
-    <w:p>
-      <w:pPr>
-        <w:pStyle w:val="ListBullet"/>
-        <w:spacing w:line="240" w:lineRule="auto"/>
-        <w:ind w:left="720"/>
-      </w:pPr>
-      <w:r>
-        <w:rPr>
-          <w:lang w:val="zh_TW" w:bidi="zh_TW"/>
-        </w:rPr>
-      </w:r>
-      <w:hyperlink r:id="rId21">
-        <w:r>
-          <w:rPr>
-            <w:lang w:val="zh_TW" w:bidi="zh_TW"/>
-          </w:rPr>
-          <w:rPr>
-            <w:color w:val="0000EE"/>
-            <w:u w:val="single"/>
-          </w:rPr>
-          <w:t>阿摩司書四章11節</w:t>
-        </w:r>
-      </w:hyperlink>
-    </w:p>
-    <w:p>
-      <w:pPr>
-        <w:pStyle w:val="ListBullet"/>
-        <w:spacing w:line="240" w:lineRule="auto"/>
-        <w:ind w:left="720"/>
-      </w:pPr>
-      <w:r>
-        <w:rPr>
-          <w:lang w:val="zh_TW" w:bidi="zh_TW"/>
-        </w:rPr>
-      </w:r>
-      <w:hyperlink r:id="rId22">
-        <w:r>
-          <w:rPr>
-            <w:lang w:val="zh_TW" w:bidi="zh_TW"/>
-          </w:rPr>
-          <w:rPr>
-            <w:color w:val="0000EE"/>
-            <w:u w:val="single"/>
-          </w:rPr>
-          <w:t>西番雅書二章9節</w:t>
-        </w:r>
-      </w:hyperlink>
-    </w:p>
-    <w:p>
-      <w:pPr/>
-      <w:r>
-        <w:rPr>
-          <w:lang w:val="zh_TW" w:bidi="zh_TW"/>
-        </w:rPr>
-      </w:r>
-      <w:r>
-        <w:rPr>
-          <w:lang w:val="zh_TW" w:bidi="zh_TW"/>
-        </w:rPr>
-        <w:t>新約聖經中也有提到所多瑪毀滅的故事：</w:t>
-      </w:r>
-    </w:p>
-    <w:p>
-      <w:pPr>
-        <w:pStyle w:val="ListBullet"/>
-        <w:spacing w:line="240" w:lineRule="auto"/>
-        <w:ind w:left="720"/>
-      </w:pPr>
-      <w:r>
-        <w:rPr>
-          <w:lang w:val="zh_TW" w:bidi="zh_TW"/>
-        </w:rPr>
-      </w:r>
-      <w:hyperlink r:id="rId23">
-        <w:r>
-          <w:rPr>
-            <w:lang w:val="zh_TW" w:bidi="zh_TW"/>
-          </w:rPr>
-          <w:rPr>
-            <w:color w:val="0000EE"/>
-            <w:u w:val="single"/>
-          </w:rPr>
-          <w:t>馬太福音十章15節</w:t>
-        </w:r>
-      </w:hyperlink>
-    </w:p>
-    <w:p>
-      <w:pPr>
-        <w:pStyle w:val="ListBullet"/>
-        <w:spacing w:line="240" w:lineRule="auto"/>
-        <w:ind w:left="720"/>
-      </w:pPr>
-      <w:r>
-        <w:rPr>
-          <w:lang w:val="zh_TW" w:bidi="zh_TW"/>
-        </w:rPr>
-      </w:r>
-      <w:hyperlink r:id="rId24">
-        <w:r>
-          <w:rPr>
-            <w:lang w:val="zh_TW" w:bidi="zh_TW"/>
-          </w:rPr>
-          <w:rPr>
-            <w:color w:val="0000EE"/>
-            <w:u w:val="single"/>
-          </w:rPr>
-          <w:t>路加福音十章12節</w:t>
-        </w:r>
-      </w:hyperlink>
-    </w:p>
-    <w:p>
-      <w:pPr>
-        <w:pStyle w:val="ListBullet"/>
-        <w:spacing w:line="240" w:lineRule="auto"/>
-        <w:ind w:left="720"/>
-      </w:pPr>
-      <w:r>
-        <w:rPr>
-          <w:lang w:val="zh_TW" w:bidi="zh_TW"/>
-        </w:rPr>
-      </w:r>
-      <w:hyperlink r:id="rId25">
-        <w:r>
-          <w:rPr>
-            <w:lang w:val="zh_TW" w:bidi="zh_TW"/>
-          </w:rPr>
-          <w:rPr>
-            <w:color w:val="0000EE"/>
-            <w:u w:val="single"/>
-          </w:rPr>
-          <w:t>路加福音十七章29節</w:t>
-        </w:r>
-      </w:hyperlink>
-    </w:p>
-    <w:p>
-      <w:pPr>
-        <w:pStyle w:val="ListBullet"/>
-        <w:spacing w:line="240" w:lineRule="auto"/>
-        <w:ind w:left="720"/>
-      </w:pPr>
-      <w:r>
-        <w:rPr>
-          <w:lang w:val="zh_TW" w:bidi="zh_TW"/>
-        </w:rPr>
-      </w:r>
-      <w:hyperlink r:id="rId26">
-        <w:r>
-          <w:rPr>
-            <w:lang w:val="zh_TW" w:bidi="zh_TW"/>
-          </w:rPr>
-          <w:rPr>
-            <w:color w:val="0000EE"/>
-            <w:u w:val="single"/>
-          </w:rPr>
-          <w:t>羅馬書九章29節</w:t>
-        </w:r>
-      </w:hyperlink>
-    </w:p>
-    <w:p>
-      <w:pPr>
-        <w:pStyle w:val="ListBullet"/>
-        <w:spacing w:line="240" w:lineRule="auto"/>
-        <w:ind w:left="720"/>
-      </w:pPr>
-      <w:r>
-        <w:rPr>
-          <w:lang w:val="zh_TW" w:bidi="zh_TW"/>
-        </w:rPr>
-      </w:r>
-      <w:hyperlink r:id="rId27">
-        <w:r>
-          <w:rPr>
-            <w:lang w:val="zh_TW" w:bidi="zh_TW"/>
-          </w:rPr>
-          <w:rPr>
-            <w:color w:val="0000EE"/>
-            <w:u w:val="single"/>
-          </w:rPr>
-          <w:t>彼得後書二章6節</w:t>
-        </w:r>
-      </w:hyperlink>
-    </w:p>
-    <w:p>
-      <w:pPr>
-        <w:pStyle w:val="ListBullet"/>
-        <w:spacing w:line="240" w:lineRule="auto"/>
-        <w:ind w:left="720"/>
-      </w:pPr>
-      <w:r>
-        <w:rPr>
-          <w:lang w:val="zh_TW" w:bidi="zh_TW"/>
-        </w:rPr>
-      </w:r>
-      <w:hyperlink r:id="rId28">
-        <w:r>
-          <w:rPr>
-            <w:lang w:val="zh_TW" w:bidi="zh_TW"/>
-          </w:rPr>
-          <w:rPr>
-            <w:color w:val="0000EE"/>
-            <w:u w:val="single"/>
-          </w:rPr>
-          <w:t>猶大書一章7節</w:t>
-        </w:r>
-      </w:hyperlink>
-    </w:p>
-    <w:p>
-      <w:pPr>
-        <w:pStyle w:val="ListBullet"/>
-        <w:spacing w:line="240" w:lineRule="auto"/>
-        <w:ind w:left="720"/>
-      </w:pPr>
-      <w:r>
-        <w:rPr>
-          <w:lang w:val="zh_TW" w:bidi="zh_TW"/>
-        </w:rPr>
-      </w:r>
-      <w:hyperlink r:id="rId29">
-        <w:r>
-          <w:rPr>
-            <w:lang w:val="zh_TW" w:bidi="zh_TW"/>
-          </w:rPr>
-          <w:rPr>
-            <w:color w:val="0000EE"/>
-            <w:u w:val="single"/>
-          </w:rPr>
-          <w:t>啟示錄十一章8節</w:t>
-        </w:r>
-      </w:hyperlink>
-    </w:p>
-    <w:p>
-      <w:pPr>
-        <w:pStyle w:val="Heading3"/>
-      </w:pPr>
-      <w:r>
-        <w:rPr>
-          <w:lang w:val="zh_TW" w:bidi="zh_TW"/>
-        </w:rPr>
-        <w:t>所多瑪和蛾摩拉發生了什麼事？</w:t>
-      </w:r>
-    </w:p>
-    <w:p>
-      <w:pPr/>
-      <w:r>
-        <w:rPr>
-          <w:lang w:val="zh_TW" w:bidi="zh_TW"/>
-        </w:rPr>
-      </w:r>
-      <w:r>
-        <w:rPr>
-          <w:lang w:val="zh_TW" w:bidi="zh_TW"/>
-        </w:rPr>
-        <w:t>所多瑪和蛾摩拉的主要故事發生在</w:t>
-      </w:r>
-      <w:hyperlink r:id="rId30">
-        <w:r>
-          <w:rPr>
-            <w:lang w:val="zh_TW" w:bidi="zh_TW"/>
-          </w:rPr>
-          <w:rPr>
-            <w:color w:val="0000EE"/>
-            <w:u w:val="single"/>
-          </w:rPr>
-          <w:t>創世記十八</w:t>
-        </w:r>
-      </w:hyperlink>
-      <w:r>
-        <w:rPr>
-          <w:lang w:val="zh_TW" w:bidi="zh_TW"/>
-        </w:rPr>
-        <w:t>和</w:t>
-      </w:r>
-      <w:hyperlink r:id="rId31">
-        <w:r>
-          <w:rPr>
-            <w:lang w:val="zh_TW" w:bidi="zh_TW"/>
-          </w:rPr>
-          <w:rPr>
-            <w:color w:val="0000EE"/>
-            <w:u w:val="single"/>
-          </w:rPr>
-          <w:t>十九章</w:t>
-        </w:r>
-      </w:hyperlink>
-      <w:r>
-        <w:rPr>
-          <w:lang w:val="zh_TW" w:bidi="zh_TW"/>
-        </w:rPr>
-        <w:t>。聖經對這座城市的描述由第</w:t>
-      </w:r>
-      <w:hyperlink r:id="rId32">
-        <w:r>
-          <w:rPr>
-            <w:lang w:val="zh_TW" w:bidi="zh_TW"/>
-          </w:rPr>
-          <w:rPr>
-            <w:color w:val="0000EE"/>
-            <w:u w:val="single"/>
-          </w:rPr>
-          <w:t>十三</w:t>
-        </w:r>
-      </w:hyperlink>
-      <w:r>
-        <w:rPr>
-          <w:lang w:val="zh_TW" w:bidi="zh_TW"/>
-        </w:rPr>
-        <w:t>章開始。亞伯拉罕的姪兒羅得決定定居在約旦河谷，靠近所多瑪，那裡的人以極度邪惡著稱。所多瑪最嚴重的罪惡之一是性變態，特別是同性戀行為。羅得曾提出將自己的處女女兒交給所多瑪的男子，以保護他來自天上的客人，這顯示了該城腐敗的影響力。</w:t>
-      </w:r>
-    </w:p>
-    <w:p>
-      <w:pPr/>
-      <w:r>
-        <w:rPr>
-          <w:lang w:val="zh_TW" w:bidi="zh_TW"/>
-        </w:rPr>
-      </w:r>
-      <w:r>
-        <w:rPr>
-          <w:lang w:val="zh_TW" w:bidi="zh_TW"/>
-        </w:rPr>
-        <w:t>在羅得定居在所多瑪後，四個東方的王進攻該地區，包括所多瑪和蛾摩拉，並取得了控制權。14年後，他們再次回來平定一場叛亂（</w:t>
-      </w:r>
-      <w:hyperlink r:id="rId33">
-        <w:r>
-          <w:rPr>
-            <w:lang w:val="zh_TW" w:bidi="zh_TW"/>
-          </w:rPr>
-          <w:rPr>
-            <w:color w:val="0000EE"/>
-            <w:u w:val="single"/>
-          </w:rPr>
-          <w:t>創14:1–5</w:t>
-        </w:r>
-      </w:hyperlink>
-      <w:r>
-        <w:rPr>
-          <w:lang w:val="zh_TW" w:bidi="zh_TW"/>
-        </w:rPr>
-        <w:t>）。羅得在這場衝突中被擄，但後來被亞伯拉罕救出。所多瑪與蛾摩拉的罪惡如此重大，以至於耶和華決定毀滅它們。亞伯拉罕曾為其求情，問神如果城裡能找到十個義人，是否能饒恕這些城（</w:t>
-      </w:r>
-      <w:hyperlink r:id="rId34">
-        <w:r>
-          <w:rPr>
-            <w:lang w:val="zh_TW" w:bidi="zh_TW"/>
-          </w:rPr>
-          <w:rPr>
-            <w:color w:val="0000EE"/>
-            <w:u w:val="single"/>
-          </w:rPr>
-          <w:t>創18:20–33</w:t>
-        </w:r>
-      </w:hyperlink>
-      <w:r>
-        <w:rPr>
-          <w:lang w:val="zh_TW" w:bidi="zh_TW"/>
-        </w:rPr>
-        <w:t>）。</w:t>
-      </w:r>
-    </w:p>
-    <w:p>
-      <w:pPr/>
-      <w:r>
-        <w:rPr>
-          <w:lang w:val="zh_TW" w:bidi="zh_TW"/>
-        </w:rPr>
-      </w:r>
-      <w:r>
-        <w:rPr>
-          <w:lang w:val="zh_TW" w:bidi="zh_TW"/>
-        </w:rPr>
-        <w:t>那兩位從亞伯拉罕那裡前往所多瑪來自天上的客人，發現羅得正坐在城門口（</w:t>
-      </w:r>
-      <w:hyperlink r:id="rId35">
-        <w:r>
-          <w:rPr>
-            <w:lang w:val="zh_TW" w:bidi="zh_TW"/>
-          </w:rPr>
-          <w:rPr>
-            <w:color w:val="0000EE"/>
-            <w:u w:val="single"/>
-          </w:rPr>
-          <w:t>創19:1</w:t>
-        </w:r>
-      </w:hyperlink>
-      <w:r>
-        <w:rPr>
-          <w:lang w:val="zh_TW" w:bidi="zh_TW"/>
-        </w:rPr>
-        <w:t>）。他們將神的計畫告訴羅得，並催促他、他的妻子和兩個女兒逃離該城。隨後，耶和華將硫磺與火降在所多瑪與蛾摩拉。第二天早晨，亞伯拉罕看見被毀城市的煙氣上騰，如同窯中的煙一樣。</w:t>
-      </w:r>
-    </w:p>
-    <w:p>
-      <w:pPr/>
-      <w:r>
-        <w:rPr>
-          <w:lang w:val="zh_TW" w:bidi="zh_TW"/>
-        </w:rPr>
-      </w:r>
-      <w:r>
-        <w:rPr>
-          <w:i/>
-          <w:lang w:val="zh_TW" w:bidi="zh_TW"/>
-        </w:rPr>
-        <w:t>另見</w:t>
-      </w:r>
-      <w:r>
-        <w:rPr>
-          <w:lang w:val="zh_TW" w:bidi="zh_TW"/>
-        </w:rPr>
-        <w:t>平原上的城</w:t>
-      </w:r>
-      <w:r>
-        <w:rPr>
-          <w:lang w:val="zh_TW" w:bidi="zh_TW"/>
-        </w:rPr>
-        <w:t>。</w:t>
-      </w:r>
-      <w:r>
-        <w:rPr>
-          <w:lang w:val="zh_TW" w:bidi="zh_TW"/>
-        </w:rPr>
-      </w:r>
-      <w:r>
-        <w:rPr>
-          <w:lang w:val="zh_TW" w:bidi="zh_TW"/>
-        </w:rPr>
-      </w:r>
-    </w:p>
-    <w:p>
-      <w:pPr/>
-      <w:r>
-        <w:rPr>
-          <w:lang w:val="zh_TW" w:bidi="zh_TW"/>
-        </w:rPr>
-      </w:r>
-    </w:p>
-    <w:p>
-      <w:pPr>
-        <w:pStyle w:val="Heading2"/>
-      </w:pPr>
-      <w:r>
-        <w:rPr>
-          <w:lang w:val="zh_TW" w:bidi="zh_TW"/>
-        </w:rPr>
-        <w:t>瑣珥</w:t>
-      </w:r>
-      <w:r>
-        <w:rPr>
-          <w:lang w:val="zh_TW" w:bidi="zh_TW"/>
-        </w:rPr>
-      </w:r>
-    </w:p>
-    <w:p>
-      <w:pPr/>
-      <w:r>
-        <w:rPr>
-          <w:lang w:val="zh_TW" w:bidi="zh_TW"/>
-        </w:rPr>
-      </w:r>
-      <w:r>
-        <w:rPr>
-          <w:lang w:val="zh_TW" w:bidi="zh_TW"/>
-        </w:rPr>
-        <w:t>瑣珥是「平原上的城（cities of the plain）」之一，曾與所多瑪、蛾摩拉、押瑪及洗扁結為同盟（</w:t>
-      </w:r>
-      <w:hyperlink r:id="rId36">
-        <w:r>
-          <w:rPr>
-            <w:lang w:val="zh_TW" w:bidi="zh_TW"/>
-          </w:rPr>
-          <w:rPr>
-            <w:color w:val="0000EE"/>
-            <w:u w:val="single"/>
-          </w:rPr>
-          <w:t>創14:2</w:t>
-        </w:r>
-      </w:hyperlink>
-      <w:r>
-        <w:rPr>
-          <w:lang w:val="zh_TW" w:bidi="zh_TW"/>
-        </w:rPr>
-        <w:t>、</w:t>
-      </w:r>
-      <w:hyperlink r:id="rId36">
-        <w:r>
-          <w:rPr>
-            <w:lang w:val="zh_TW" w:bidi="zh_TW"/>
-          </w:rPr>
-          <w:rPr>
-            <w:color w:val="0000EE"/>
-            <w:u w:val="single"/>
-          </w:rPr>
-          <w:t>8</w:t>
-        </w:r>
-      </w:hyperlink>
-      <w:r>
-        <w:rPr>
-          <w:lang w:val="zh_TW" w:bidi="zh_TW"/>
-        </w:rPr>
-        <w:t>）。瑣珥舊稱比拉（Bela），其最為人熟知的事蹟，是在所多瑪及其它平原上的城覆滅之際，曾作為羅得和他女兒們的臨時避難所（</w:t>
-      </w:r>
-      <w:hyperlink r:id="rId37">
-        <w:r>
-          <w:rPr>
-            <w:lang w:val="zh_TW" w:bidi="zh_TW"/>
-          </w:rPr>
-          <w:rPr>
-            <w:color w:val="0000EE"/>
-            <w:u w:val="single"/>
-          </w:rPr>
-          <w:t>創19:22–23</w:t>
-        </w:r>
-      </w:hyperlink>
-      <w:r>
-        <w:rPr>
-          <w:lang w:val="zh_TW" w:bidi="zh_TW"/>
-        </w:rPr>
-        <w:t>、</w:t>
-      </w:r>
-      <w:hyperlink r:id="rId37">
-        <w:r>
-          <w:rPr>
-            <w:lang w:val="zh_TW" w:bidi="zh_TW"/>
-          </w:rPr>
-          <w:rPr>
-            <w:color w:val="0000EE"/>
-            <w:u w:val="single"/>
-          </w:rPr>
-          <w:t>30</w:t>
-        </w:r>
-      </w:hyperlink>
-      <w:r>
-        <w:rPr>
-          <w:lang w:val="zh_TW" w:bidi="zh_TW"/>
-        </w:rPr>
-        <w:t>）。儘管瑣珥顯然是一個小鎮（</w:t>
-      </w:r>
-      <w:hyperlink r:id="rId38">
-        <w:r>
-          <w:rPr>
-            <w:lang w:val="zh_TW" w:bidi="zh_TW"/>
-          </w:rPr>
-          <w:rPr>
-            <w:color w:val="0000EE"/>
-            <w:u w:val="single"/>
-          </w:rPr>
-          <w:t>22節</w:t>
-        </w:r>
-      </w:hyperlink>
-      <w:r>
-        <w:rPr>
-          <w:lang w:val="zh_TW" w:bidi="zh_TW"/>
-        </w:rPr>
-        <w:t>；瑣珥的意思為「小」），但在古代它顯然被視為一個重要的地理標誌。當亞伯拉罕與羅得分地時，羅得選中的便是靠近瑣珥一帶的土地（</w:t>
-      </w:r>
-      <w:hyperlink r:id="rId39">
-        <w:r>
-          <w:rPr>
-            <w:lang w:val="zh_TW" w:bidi="zh_TW"/>
-          </w:rPr>
-          <w:rPr>
-            <w:color w:val="0000EE"/>
-            <w:u w:val="single"/>
-          </w:rPr>
-          <w:t>創13:10</w:t>
-        </w:r>
-      </w:hyperlink>
-      <w:r>
-        <w:rPr>
-          <w:lang w:val="zh_TW" w:bidi="zh_TW"/>
-        </w:rPr>
-        <w:t>）。後來摩西從毗斯迦山（Mt Pisgah）眺望應許之地時，他將瑣珥看作耶利哥平原谷地的最南端（</w:t>
-      </w:r>
-      <w:hyperlink r:id="rId40">
-        <w:r>
-          <w:rPr>
-            <w:lang w:val="zh_TW" w:bidi="zh_TW"/>
-          </w:rPr>
-          <w:rPr>
-            <w:color w:val="0000EE"/>
-            <w:u w:val="single"/>
-          </w:rPr>
-          <w:t>申34:3</w:t>
-        </w:r>
-      </w:hyperlink>
-      <w:r>
-        <w:rPr>
-          <w:lang w:val="zh_TW" w:bidi="zh_TW"/>
-        </w:rPr>
-        <w:t>）。到了先知時代，瑣珥則被視為摩押南部的疆界（</w:t>
-      </w:r>
-      <w:hyperlink r:id="rId41">
-        <w:r>
-          <w:rPr>
-            <w:lang w:val="zh_TW" w:bidi="zh_TW"/>
-          </w:rPr>
-          <w:rPr>
-            <w:color w:val="0000EE"/>
-            <w:u w:val="single"/>
-          </w:rPr>
-          <w:t>賽15:5</w:t>
-        </w:r>
-      </w:hyperlink>
-      <w:r>
-        <w:rPr>
-          <w:lang w:val="zh_TW" w:bidi="zh_TW"/>
-        </w:rPr>
-        <w:t>；</w:t>
-      </w:r>
-      <w:hyperlink r:id="rId42">
-        <w:r>
-          <w:rPr>
-            <w:lang w:val="zh_TW" w:bidi="zh_TW"/>
-          </w:rPr>
-          <w:rPr>
-            <w:color w:val="0000EE"/>
-            <w:u w:val="single"/>
-          </w:rPr>
-          <w:t>耶48:4</w:t>
-        </w:r>
-      </w:hyperlink>
-      <w:r>
-        <w:rPr>
-          <w:lang w:val="zh_TW" w:bidi="zh_TW"/>
-        </w:rPr>
-        <w:t>、</w:t>
-      </w:r>
-      <w:hyperlink r:id="rId42">
-        <w:r>
-          <w:rPr>
-            <w:lang w:val="zh_TW" w:bidi="zh_TW"/>
-          </w:rPr>
-          <w:rPr>
-            <w:color w:val="0000EE"/>
-            <w:u w:val="single"/>
-          </w:rPr>
-          <w:t>34</w:t>
-        </w:r>
-      </w:hyperlink>
-      <w:r>
-        <w:rPr>
-          <w:lang w:val="zh_TW" w:bidi="zh_TW"/>
-        </w:rPr>
-        <w:t>）。</w:t>
-      </w:r>
-    </w:p>
-    <w:p>
-      <w:pPr/>
-      <w:r>
-        <w:rPr>
-          <w:lang w:val="zh_TW" w:bidi="zh_TW"/>
-        </w:rPr>
-      </w:r>
-      <w:r>
-        <w:rPr>
-          <w:i/>
-          <w:lang w:val="zh_TW" w:bidi="zh_TW"/>
-        </w:rPr>
-        <w:t>另見</w:t>
-      </w:r>
-      <w:r>
-        <w:rPr>
-          <w:lang w:val="zh_TW" w:bidi="zh_TW"/>
-        </w:rPr>
-        <w:t>平原上的城</w:t>
-      </w:r>
-      <w:r>
-        <w:rPr>
-          <w:lang w:val="zh_TW" w:bidi="zh_TW"/>
-        </w:rPr>
-        <w:t>。</w:t>
-      </w:r>
-      <w:r>
-        <w:rPr>
-          <w:lang w:val="zh_TW" w:bidi="zh_TW"/>
-        </w:rPr>
-      </w:r>
-      <w:r>
-        <w:rPr>
-          <w:lang w:val="zh_TW" w:bidi="zh_TW"/>
-        </w:rPr>
-      </w:r>
-    </w:p>
-    <w:p>
-      <w:pPr/>
-      <w:r>
-        <w:rPr>
-          <w:lang w:val="zh_TW" w:bidi="zh_TW"/>
-        </w:rPr>
-      </w:r>
-    </w:p>
-    <w:p>
-      <w:pPr>
-        <w:pStyle w:val="Heading2"/>
-      </w:pPr>
-      <w:r>
-        <w:rPr>
-          <w:lang w:val="zh_TW" w:bidi="zh_TW"/>
-        </w:rPr>
-        <w:t>瑣轄</w:t>
-      </w:r>
-      <w:r>
-        <w:rPr>
-          <w:lang w:val="zh_TW" w:bidi="zh_TW"/>
-        </w:rPr>
-      </w:r>
-    </w:p>
-    <w:p>
-      <w:pPr>
-        <w:pStyle w:val="ListNumber"/>
-        <w:numPr>
-          <w:ilvl w:val="0"/>
-          <w:numId w:val="15"/>
-        </w:numPr>
-        <w:spacing w:line="240" w:lineRule="auto"/>
-        <w:ind w:left="720"/>
-      </w:pPr>
-      <w:r>
-        <w:rPr>
-          <w:lang w:val="zh_TW" w:bidi="zh_TW"/>
-        </w:rPr>
-      </w:r>
-      <w:r>
-        <w:rPr>
-          <w:lang w:val="zh_TW" w:bidi="zh_TW"/>
-        </w:rPr>
-        <w:t>赫人以弗崙的父親。亞伯拉罕從以弗崙那裡買了麥比拉洞（</w:t>
-      </w:r>
-      <w:hyperlink r:id="rId43">
-        <w:r>
-          <w:rPr>
-            <w:lang w:val="zh_TW" w:bidi="zh_TW"/>
-          </w:rPr>
-          <w:rPr>
-            <w:color w:val="0000EE"/>
-            <w:u w:val="single"/>
-          </w:rPr>
-          <w:t>創23:7–9</w:t>
-        </w:r>
-      </w:hyperlink>
-      <w:r>
-        <w:rPr>
-          <w:lang w:val="zh_TW" w:bidi="zh_TW"/>
-        </w:rPr>
-        <w:t>，</w:t>
-      </w:r>
-      <w:hyperlink r:id="rId44">
-        <w:r>
-          <w:rPr>
-            <w:lang w:val="zh_TW" w:bidi="zh_TW"/>
-          </w:rPr>
-          <w:rPr>
-            <w:color w:val="0000EE"/>
-            <w:u w:val="single"/>
-          </w:rPr>
-          <w:t>25:9</w:t>
-        </w:r>
-      </w:hyperlink>
-      <w:r>
-        <w:rPr>
-          <w:lang w:val="zh_TW" w:bidi="zh_TW"/>
-        </w:rPr>
-        <w:t>）。</w:t>
-      </w:r>
-    </w:p>
-    <w:p>
-      <w:pPr>
-        <w:pStyle w:val="ListNumber"/>
-        <w:spacing w:line="240" w:lineRule="auto"/>
-        <w:ind w:left="720"/>
-      </w:pPr>
-      <w:r>
-        <w:rPr>
-          <w:lang w:val="zh_TW" w:bidi="zh_TW"/>
-        </w:rPr>
-      </w:r>
-      <w:r>
-        <w:rPr>
-          <w:lang w:val="zh_TW" w:bidi="zh_TW"/>
-        </w:rPr>
-        <w:t>在</w:t>
-      </w:r>
-      <w:hyperlink r:id="rId45">
-        <w:r>
-          <w:rPr>
-            <w:lang w:val="zh_TW" w:bidi="zh_TW"/>
-          </w:rPr>
-          <w:rPr>
-            <w:color w:val="0000EE"/>
-            <w:u w:val="single"/>
-          </w:rPr>
-          <w:t>創世記四十六章10節</w:t>
-        </w:r>
-      </w:hyperlink>
-      <w:r>
-        <w:rPr>
-          <w:lang w:val="zh_TW" w:bidi="zh_TW"/>
-        </w:rPr>
-        <w:t>和</w:t>
-      </w:r>
-      <w:hyperlink r:id="rId46">
-        <w:r>
-          <w:rPr>
-            <w:lang w:val="zh_TW" w:bidi="zh_TW"/>
-          </w:rPr>
-          <w:rPr>
-            <w:color w:val="0000EE"/>
-            <w:u w:val="single"/>
-          </w:rPr>
-          <w:t>出埃及記六章15節</w:t>
-        </w:r>
-      </w:hyperlink>
-      <w:r>
-        <w:rPr>
-          <w:lang w:val="zh_TW" w:bidi="zh_TW"/>
-        </w:rPr>
-        <w:t>中，西緬的兒子謝拉（Zerah）的另一種拼寫方式。（譯註：和合本在這兩處經文中未將其譯為謝拉，僅譯為瑣轄）</w:t>
-        <w:br/>
-      </w:r>
-      <w:r>
-        <w:rPr>
-          <w:i/>
-          <w:lang w:val="zh_TW" w:bidi="zh_TW"/>
-        </w:rPr>
-        <w:t xml:space="preserve">見 </w:t>
-      </w:r>
-      <w:r>
-        <w:rPr>
-          <w:lang w:val="zh_TW" w:bidi="zh_TW"/>
-        </w:rPr>
-        <w:t>謝拉#3</w:t>
-      </w:r>
-      <w:r>
-        <w:rPr>
-          <w:lang w:val="zh_TW" w:bidi="zh_TW"/>
-        </w:rPr>
-        <w:t>。</w:t>
-      </w:r>
-    </w:p>
-    <w:p>
-      <w:pPr>
-        <w:pStyle w:val="ListNumber"/>
-        <w:spacing w:line="240" w:lineRule="auto"/>
-        <w:ind w:left="720"/>
-      </w:pPr>
-      <w:r>
-        <w:rPr>
-          <w:lang w:val="zh_TW" w:bidi="zh_TW"/>
-        </w:rPr>
-      </w:r>
-      <w:hyperlink r:id="rId47">
-        <w:r>
-          <w:rPr>
-            <w:lang w:val="zh_TW" w:bidi="zh_TW"/>
-          </w:rPr>
-          <w:rPr>
-            <w:color w:val="0000EE"/>
-            <w:u w:val="single"/>
-          </w:rPr>
-          <w:t>歷代志上四章7節</w:t>
-        </w:r>
-      </w:hyperlink>
-      <w:r>
-        <w:rPr>
-          <w:lang w:val="zh_TW" w:bidi="zh_TW"/>
-        </w:rPr>
-        <w:t>中，以斯哈（Izhar ）的另一種拼寫方式。（譯註：和合本在此節經文未將其譯為以斯哈，僅譯為</w:t>
-      </w:r>
-      <w:r>
-        <w:rPr>
-          <w:lang w:val="zh_TW" w:bidi="zh_TW"/>
-        </w:rPr>
-        <w:t>瑣轄）</w:t>
+        <w:t>中所提到的散送冥人。此外，這兩處經文在提及他們時，都將其與何利人、以米人和利乏音人等巨人族聯繫在一起。</w:t>
       </w:r>
       <w:r>
         <w:rPr>
@@ -3325,18 +2181,6 @@
   </w:num>
   <w:num w:numId="13" w16cid:durableId="592781308">
     <w:abstractNumId w:val="11"/>
-  </w:num>
-  <w:num w:numId="14">
-    <w:abstractNumId w:val="3"/>
-    <w:lvlOverride w:ilvl="0">
-      <w:startOverride w:val="1"/>
-    </w:lvlOverride>
-  </w:num>
-  <w:num w:numId="15">
-    <w:abstractNumId w:val="3"/>
-    <w:lvlOverride w:ilvl="0">
-      <w:startOverride w:val="1"/>
-    </w:lvlOverride>
   </w:num>
   <w:numIdMacAtCleanup w:val="10"/>
 </w:numbering>

--- a/zht/docx/148.content.docx
+++ b/zht/docx/148.content.docx
@@ -149,7 +149,7 @@
         <w:rPr>
           <w:lang w:val="zh_TW" w:bidi="zh_TW"/>
         </w:rPr>
-        <w:t>shang</w:t>
+        <w:t>sao</w:t>
       </w:r>
       <w:r>
         <w:rPr>
@@ -212,7 +212,7 @@
         <w:rPr>
           <w:lang w:val="zh_TW" w:bidi="zh_TW"/>
         </w:rPr>
-        <w:t>商人</w:t>
+        <w:t>掃羅</w:t>
       </w:r>
       <w:r>
         <w:rPr>
@@ -231,7 +231,69 @@
         <w:rPr>
           <w:lang w:val="zh_TW" w:bidi="zh_TW"/>
         </w:rPr>
-        <w:t>為了獲利而從事貨物買賣的人。人們早期使用以物易物的貿易制度，後來逐漸演變成由專業商人促成貨物的交換。起初，人們以銀子作為支付方式（</w:t>
+        <w:t>這名字的意思是「求來的」，含有「向</w:t>
+      </w:r>
+      <w:r>
+        <w:rPr>
+          <w:i/>
+          <w:lang w:val="zh_TW" w:bidi="zh_TW"/>
+        </w:rPr>
+        <w:t>神</w:t>
+      </w:r>
+      <w:r>
+        <w:rPr>
+          <w:lang w:val="zh_TW" w:bidi="zh_TW"/>
+        </w:rPr>
+        <w:t>求得」的意思。這個名字歷史悠久，在聖經出現之前已有人使用。敘利亞（古代以巴拉〔Ebla〕）馬爾迪赫遺址（Tell Mardikh）出土的公元前三千年文獻中已出現過這個名字；它似乎也曾在公元前二千年的敘利亞沿海城烏加里特（Ugarit）被使用。</w:t>
+      </w:r>
+    </w:p>
+    <w:p>
+      <w:pPr/>
+      <w:r>
+        <w:rPr>
+          <w:lang w:val="zh_TW" w:bidi="zh_TW"/>
+        </w:rPr>
+      </w:r>
+      <w:r>
+        <w:rPr>
+          <w:lang w:val="zh_TW" w:bidi="zh_TW"/>
+        </w:rPr>
+        <w:t>除了常見的拼寫方式（Saul）外，較早期的英文譯本有時會把這名字拼成Shaul。除了最著名的掃羅王之外，舊約聖經還提到另一位名叫掃羅（Shaul）的人，不過關於他的資料不多（參</w:t>
+      </w:r>
+      <w:r>
+        <w:rPr>
+          <w:i/>
+          <w:lang w:val="zh_TW" w:bidi="zh_TW"/>
+        </w:rPr>
+        <w:t>掃羅〔Shaul〕</w:t>
+      </w:r>
+      <w:r>
+        <w:rPr>
+          <w:lang w:val="zh_TW" w:bidi="zh_TW"/>
+        </w:rPr>
+        <w:t>）。</w:t>
+      </w:r>
+    </w:p>
+    <w:p>
+      <w:pPr>
+        <w:pStyle w:val="ListNumber"/>
+        <w:numPr>
+          <w:ilvl w:val="0"/>
+          <w:numId w:val="14"/>
+        </w:numPr>
+        <w:spacing w:line="240" w:lineRule="auto"/>
+        <w:ind w:left="720"/>
+      </w:pPr>
+      <w:r>
+        <w:rPr>
+          <w:lang w:val="zh_TW" w:bidi="zh_TW"/>
+        </w:rPr>
+      </w:r>
+      <w:r>
+        <w:rPr>
+          <w:lang w:val="zh_TW" w:bidi="zh_TW"/>
+        </w:rPr>
+        <w:t>掃羅是以東的一位王，記載於一份古老的以東王名單中；他屬於早於以色列時代的以東（位於外約旦）諸王之一（</w:t>
       </w:r>
       <w:hyperlink r:id="rId13">
         <w:r>
@@ -242,14 +304,14 @@
             <w:color w:val="0000EE"/>
             <w:u w:val="single"/>
           </w:rPr>
-          <w:t>創23:16</w:t>
+          <w:t>創36:37–38</w:t>
         </w:r>
       </w:hyperlink>
       <w:r>
         <w:rPr>
           <w:lang w:val="zh_TW" w:bidi="zh_TW"/>
         </w:rPr>
-        <w:t>），之後又發展為使用錢幣或其它交換媒介。商人既在本地交易，也跟列邦貿易往來，他們與亞蘭人（</w:t>
+        <w:t>；</w:t>
       </w:r>
       <w:hyperlink r:id="rId14">
         <w:r>
@@ -260,14 +322,32 @@
             <w:color w:val="0000EE"/>
             <w:u w:val="single"/>
           </w:rPr>
-          <w:t>王上20:34</w:t>
+          <w:t>代上1:48–49</w:t>
         </w:r>
       </w:hyperlink>
       <w:r>
         <w:rPr>
           <w:lang w:val="zh_TW" w:bidi="zh_TW"/>
         </w:rPr>
-        <w:t>；</w:t>
+        <w:t>）。經文說他來自「大河邊的利河伯」；這裡的「大河」可能是指以東附近的一條小河。</w:t>
+      </w:r>
+    </w:p>
+    <w:p>
+      <w:pPr>
+        <w:pStyle w:val="ListNumber"/>
+        <w:spacing w:line="240" w:lineRule="auto"/>
+        <w:ind w:left="720"/>
+      </w:pPr>
+      <w:r>
+        <w:rPr>
+          <w:lang w:val="zh_TW" w:bidi="zh_TW"/>
+        </w:rPr>
+      </w:r>
+      <w:r>
+        <w:rPr>
+          <w:lang w:val="zh_TW" w:bidi="zh_TW"/>
+        </w:rPr>
+        <w:t>掃羅，掃羅是以色列第一位君王，也是舊約聖經中最著名、記載最詳盡的同名人物。他屬於便雅憫支派。便雅憫支派是以色列較小的支派之一，其地業位於迦南城耶路撒冷的北面。他的父親是基士，亞別的兒子。掃羅出生於基比亞。這是一座位於山地的小城，距離耶路撒冷以北數英里。除了外出和率軍征戰之外，基比亞一直是掃羅終生居住的家鄉。掃羅有一位妻子亞希暖，以及五個兒女——三個兒子和兩個女兒（</w:t>
       </w:r>
       <w:hyperlink r:id="rId15">
         <w:r>
@@ -278,14 +358,14 @@
             <w:color w:val="0000EE"/>
             <w:u w:val="single"/>
           </w:rPr>
-          <w:t>結27:16–18</w:t>
+          <w:t>撒上14:49–50</w:t>
         </w:r>
       </w:hyperlink>
       <w:r>
         <w:rPr>
           <w:lang w:val="zh_TW" w:bidi="zh_TW"/>
         </w:rPr>
-        <w:t>）、迦南人和腓尼基人（</w:t>
+        <w:t>）。他最著名的兒子約拿單後來擔任高級軍事職務，協助掃羅。掃羅的三個兒子與他一同陣亡於戰場上（</w:t>
       </w:r>
       <w:hyperlink r:id="rId16">
         <w:r>
@@ -296,16 +376,37 @@
             <w:color w:val="0000EE"/>
             <w:u w:val="single"/>
           </w:rPr>
-          <w:t>賽23:2</w:t>
+          <w:t>31:2</w:t>
         </w:r>
       </w:hyperlink>
       <w:r>
         <w:rPr>
           <w:lang w:val="zh_TW" w:bidi="zh_TW"/>
         </w:rPr>
-        <w:t>、</w:t>
-      </w:r>
-      <w:hyperlink r:id="rId16">
+        <w:t>）。在兩個女兒之中，較著名的是小女兒米甲；她後來嫁給大衛。</w:t>
+        <w:br/>
+      </w:r>
+      <w:r>
+        <w:rPr>
+          <w:lang w:val="zh_TW" w:bidi="zh_TW"/>
+        </w:rPr>
+        <w:t>戰士掃羅</w:t>
+        <w:br/>
+      </w:r>
+      <w:r>
+        <w:rPr>
+          <w:lang w:val="zh_TW" w:bidi="zh_TW"/>
+        </w:rPr>
+        <w:t>掃羅生活在以色列各支派歷史上的關鍵時期。雖然無法確定具體年代，但他活躍於公元前11世紀後半葉，並可能在約公元前1020年至1000年間作王。在掃羅登基之前，以色列各支派已瀕臨軍事崩潰。非利士人是一個軍事力量強大的民族，定居於地中海沿岸。他們不但在沿海地區站穩陣腳，還計劃向東擴張，進而控制整個巴勒斯坦。要達成這個目標，他們首先必須消滅定居在約旦河西山地和約旦河東地區的以色列人。以色列人缺乏強大而持久的軍事領導，因此非利士人對以色列的存續構成了嚴重威脅。</w:t>
+        <w:br/>
+      </w:r>
+      <w:r>
+        <w:rPr>
+          <w:lang w:val="zh_TW" w:bidi="zh_TW"/>
+        </w:rPr>
+        <w:t>後來促成掃羅掌權的一場重大危機，是以色列軍隊在以便以謝附近、靠近亞弗的地方遭非利士人徹底擊敗（</w:t>
+      </w:r>
+      <w:hyperlink r:id="rId17">
         <w:r>
           <w:rPr>
             <w:lang w:val="zh_TW" w:bidi="zh_TW"/>
@@ -314,16 +415,16 @@
             <w:color w:val="0000EE"/>
             <w:u w:val="single"/>
           </w:rPr>
-          <w:t>8</w:t>
+          <w:t>撒上4:1–22</w:t>
         </w:r>
       </w:hyperlink>
       <w:r>
         <w:rPr>
           <w:lang w:val="zh_TW" w:bidi="zh_TW"/>
         </w:rPr>
-        <w:t>）、亞述人（</w:t>
-      </w:r>
-      <w:hyperlink r:id="rId17">
+        <w:t>）。這場得勝使非利士人大致控制了約旦河西的以色列地區。他們又在所佔領的地區設立駐軍，藉此維持統治。非利士人擊敗以色列之後，以色列變得衰弱，使他們容易受到其它邊境敵人的攻擊。位於外約旦以色列地以東的亞捫人攻擊雅比城，並圍困該城（</w:t>
+      </w:r>
+      <w:hyperlink r:id="rId18">
         <w:r>
           <w:rPr>
             <w:lang w:val="zh_TW" w:bidi="zh_TW"/>
@@ -332,16 +433,16 @@
             <w:color w:val="0000EE"/>
             <w:u w:val="single"/>
           </w:rPr>
-          <w:t>鴻3:16</w:t>
+          <w:t>11:1</w:t>
         </w:r>
       </w:hyperlink>
       <w:r>
         <w:rPr>
           <w:lang w:val="zh_TW" w:bidi="zh_TW"/>
         </w:rPr>
-        <w:t>）、巴比倫人、波斯人、希臘人和羅馬人交易。有些商人會遠行各地營商（</w:t>
-      </w:r>
-      <w:hyperlink r:id="rId18">
+        <w:t>）。掃羅召集一支由自願參戰的人組成的軍隊，解救了雅比的居民，並擊敗亞捫人（</w:t>
+      </w:r>
+      <w:hyperlink r:id="rId19">
         <w:r>
           <w:rPr>
             <w:lang w:val="zh_TW" w:bidi="zh_TW"/>
@@ -350,16 +451,16 @@
             <w:color w:val="0000EE"/>
             <w:u w:val="single"/>
           </w:rPr>
-          <w:t>尼13:16–20</w:t>
+          <w:t>11</w:t>
         </w:r>
       </w:hyperlink>
       <w:r>
         <w:rPr>
           <w:lang w:val="zh_TW" w:bidi="zh_TW"/>
         </w:rPr>
-        <w:t>）。居於曠野的族群則以商隊形式，在多處地方販賣他們的貨物（</w:t>
-      </w:r>
-      <w:hyperlink r:id="rId19">
+        <w:t>節）。這件事之後，掃羅成為王。在此之前，撒母耳已經膏立他作百姓的君或領袖；而他在雅比之役得勝後，便在吉甲的聖所正式就任王位（</w:t>
+      </w:r>
+      <w:hyperlink r:id="rId20">
         <w:r>
           <w:rPr>
             <w:lang w:val="zh_TW" w:bidi="zh_TW"/>
@@ -368,16 +469,30 @@
             <w:color w:val="0000EE"/>
             <w:u w:val="single"/>
           </w:rPr>
-          <w:t>結27:15</w:t>
+          <w:t>15</w:t>
         </w:r>
       </w:hyperlink>
       <w:r>
         <w:rPr>
           <w:lang w:val="zh_TW" w:bidi="zh_TW"/>
         </w:rPr>
-        <w:t>、</w:t>
-      </w:r>
-      <w:hyperlink r:id="rId19">
+        <w:t>節）。</w:t>
+        <w:br/>
+      </w:r>
+      <w:r>
+        <w:rPr>
+          <w:lang w:val="zh_TW" w:bidi="zh_TW"/>
+        </w:rPr>
+        <w:t>以色列人擊敗了亞捫人後，士氣大振，但並沒有消除非利士人所帶來的軍事危機和威脅。事實上，掃羅登基的地點本身就很有意義。吉甲位於靠近耶利哥的約旦河谷，人們選擇在那裡舉行登基儀式，部分原因是示羅原有的聖所已落入非利士人手中。吉甲是少數仍未受非利士人控制的地區之一。因此，如果掃羅的王位要有實際意義，他就必須立刻處理非利士人的威脅；否則，將不再有以色列讓他治理。</w:t>
+        <w:br/>
+      </w:r>
+      <w:r>
+        <w:rPr>
+          <w:lang w:val="zh_TW" w:bidi="zh_TW"/>
+        </w:rPr>
+        <w:t>掃羅迅速採取行動。雖然今天已難以重建當時的詳細歷史經過，但聖經仍提供了掃羅對抗非利士人爭戰的大致輪廓。他先攻擊了基比亞的駐軍，後來又攻擊位於基比亞東北約6.4公里（4英里）的密抹駐軍（</w:t>
+      </w:r>
+      <w:hyperlink r:id="rId21">
         <w:r>
           <w:rPr>
             <w:lang w:val="zh_TW" w:bidi="zh_TW"/>
@@ -386,16 +501,16 @@
             <w:color w:val="0000EE"/>
             <w:u w:val="single"/>
           </w:rPr>
-          <w:t>20–23</w:t>
+          <w:t>撒上13:16–23</w:t>
         </w:r>
       </w:hyperlink>
       <w:r>
         <w:rPr>
           <w:lang w:val="zh_TW" w:bidi="zh_TW"/>
         </w:rPr>
-        <w:t>，</w:t>
-      </w:r>
-      <w:hyperlink r:id="rId20">
+        <w:t>）。掃羅在密抹大大得勝，其中部分原因是得到兒子約拿單在爭戰中協助他。非利士軍兵潰敗，並從那一帶山區撤退（</w:t>
+      </w:r>
+      <w:hyperlink r:id="rId22">
         <w:r>
           <w:rPr>
             <w:lang w:val="zh_TW" w:bidi="zh_TW"/>
@@ -404,14 +519,560 @@
             <w:color w:val="0000EE"/>
             <w:u w:val="single"/>
           </w:rPr>
-          <w:t>38:13</w:t>
+          <w:t>14:15–23</w:t>
         </w:r>
       </w:hyperlink>
       <w:r>
         <w:rPr>
           <w:lang w:val="zh_TW" w:bidi="zh_TW"/>
         </w:rPr>
-        <w:t>）。商人通常在市集進行買賣，也會設立店鋪經營交易（</w:t>
+        <w:t>）。掃羅以自己的家鄉基比亞作為軍事基地，並在那裡建造了一座堡壘。</w:t>
+        <w:br/>
+      </w:r>
+      <w:r>
+        <w:rPr>
+          <w:lang w:val="zh_TW" w:bidi="zh_TW"/>
+        </w:rPr>
+        <w:t>在首次對抗非利士人的爭戰之後，掃羅多年來一直忙於各種軍事行動。他持續與東部邊境的仇敵交戰，尤其是位於死海東面的亞捫人和摩押人（</w:t>
+      </w:r>
+      <w:hyperlink r:id="rId23">
+        <w:r>
+          <w:rPr>
+            <w:lang w:val="zh_TW" w:bidi="zh_TW"/>
+          </w:rPr>
+          <w:rPr>
+            <w:color w:val="0000EE"/>
+            <w:u w:val="single"/>
+          </w:rPr>
+          <w:t>撒上14:47</w:t>
+        </w:r>
+      </w:hyperlink>
+      <w:r>
+        <w:rPr>
+          <w:lang w:val="zh_TW" w:bidi="zh_TW"/>
+        </w:rPr>
+        <w:t>）。他也在南部邊境對以色列人的宿敵亞瑪力人發動大規模爭戰（</w:t>
+      </w:r>
+      <w:hyperlink r:id="rId24">
+        <w:r>
+          <w:rPr>
+            <w:lang w:val="zh_TW" w:bidi="zh_TW"/>
+          </w:rPr>
+          <w:rPr>
+            <w:color w:val="0000EE"/>
+            <w:u w:val="single"/>
+          </w:rPr>
+          <w:t>15:7</w:t>
+        </w:r>
+      </w:hyperlink>
+      <w:r>
+        <w:rPr>
+          <w:lang w:val="zh_TW" w:bidi="zh_TW"/>
+        </w:rPr>
+        <w:t>），並且得勝。此外，在整個期間，他都必須時刻留意西部邊境非利士人的動向。</w:t>
+        <w:br/>
+      </w:r>
+      <w:r>
+        <w:rPr>
+          <w:lang w:val="zh_TW" w:bidi="zh_TW"/>
+        </w:rPr>
+        <w:t>掃羅身為軍事統帥，面對一項極其艱鉅的任務。他的領土大多是山地，因此較容易防守。然而，他四面都被覬覦其土地的仇敵包圍。他缺乏充足的武器（因為非利士人控制了鐵器的供應）、沒有龐大的常備軍、各地之間聯絡不易，也未能得到全體以色列人的全力支持。在這樣極為不利的情況下，他仍然取得了數年的成功。然而，最終連他的軍事才能也無法再取得成功。</w:t>
+        <w:br/>
+      </w:r>
+      <w:r>
+        <w:rPr>
+          <w:lang w:val="zh_TW" w:bidi="zh_TW"/>
+        </w:rPr>
+        <w:t>非利士人在亞弗附近集結了一支大軍（</w:t>
+      </w:r>
+      <w:hyperlink r:id="rId25">
+        <w:r>
+          <w:rPr>
+            <w:lang w:val="zh_TW" w:bidi="zh_TW"/>
+          </w:rPr>
+          <w:rPr>
+            <w:color w:val="0000EE"/>
+            <w:u w:val="single"/>
+          </w:rPr>
+          <w:t>撒上29:1</w:t>
+        </w:r>
+      </w:hyperlink>
+      <w:r>
+        <w:rPr>
+          <w:lang w:val="zh_TW" w:bidi="zh_TW"/>
+        </w:rPr>
+        <w:t>）。然而，他們沒有直接進攻掃羅的山地領土，反而先向北推進，然後從耶斯列附近防守薄弱的地點進入以色列境內（</w:t>
+      </w:r>
+      <w:hyperlink r:id="rId26">
+        <w:r>
+          <w:rPr>
+            <w:lang w:val="zh_TW" w:bidi="zh_TW"/>
+          </w:rPr>
+          <w:rPr>
+            <w:color w:val="0000EE"/>
+            <w:u w:val="single"/>
+          </w:rPr>
+          <w:t>11</w:t>
+        </w:r>
+      </w:hyperlink>
+      <w:r>
+        <w:rPr>
+          <w:lang w:val="zh_TW" w:bidi="zh_TW"/>
+        </w:rPr>
+        <w:t>節）。掃羅試圖召集足夠的兵力來應對非利士人的威脅，卻未能成功。由於準備不足、兵力有限，他仍在基利波山準備迎戰（</w:t>
+      </w:r>
+      <w:hyperlink r:id="rId27">
+        <w:r>
+          <w:rPr>
+            <w:lang w:val="zh_TW" w:bidi="zh_TW"/>
+          </w:rPr>
+          <w:rPr>
+            <w:color w:val="0000EE"/>
+            <w:u w:val="single"/>
+          </w:rPr>
+          <w:t>31:1</w:t>
+        </w:r>
+      </w:hyperlink>
+      <w:r>
+        <w:rPr>
+          <w:lang w:val="zh_TW" w:bidi="zh_TW"/>
+        </w:rPr>
+        <w:t>）。他本不該投入這場戰役，因為這場戰役根本沒有得勝的可能。他的兒子們在戰場上陣亡；掃羅為了不落在非利士人手中，便自殺身亡（</w:t>
+      </w:r>
+      <w:hyperlink r:id="rId28">
+        <w:r>
+          <w:rPr>
+            <w:lang w:val="zh_TW" w:bidi="zh_TW"/>
+          </w:rPr>
+          <w:rPr>
+            <w:color w:val="0000EE"/>
+            <w:u w:val="single"/>
+          </w:rPr>
+          <w:t>2–6</w:t>
+        </w:r>
+      </w:hyperlink>
+      <w:r>
+        <w:rPr>
+          <w:lang w:val="zh_TW" w:bidi="zh_TW"/>
+        </w:rPr>
+        <w:t>節）。</w:t>
+        <w:br/>
+      </w:r>
+      <w:r>
+        <w:rPr>
+          <w:lang w:val="zh_TW" w:bidi="zh_TW"/>
+        </w:rPr>
+        <w:t>從軍事角度來看，掃羅是在危機時刻登上王位的。他曾避免災難臨到，並為自己的國爭取到一段喘息的時間。然而，他戰死的那場爭戰卻為以色列帶來災難。他死後留下的以色列，處境比他剛掌權時更為艱難。</w:t>
+        <w:br/>
+      </w:r>
+      <w:r>
+        <w:rPr>
+          <w:lang w:val="zh_TW" w:bidi="zh_TW"/>
+        </w:rPr>
+        <w:t>君王掃羅</w:t>
+        <w:br/>
+      </w:r>
+      <w:r>
+        <w:rPr>
+          <w:lang w:val="zh_TW" w:bidi="zh_TW"/>
+        </w:rPr>
+        <w:t>如果說掃羅作為以色列的軍事統帥已經面對艱鉅的任務，那麼作為以色列的君王，他所面對的挑戰更大。在掃羅之前，以色列一直沒有君王。以色列沒有王權，主要是出於宗教上的原因。神是以色列獨一真正的王；祂才是統治者（</w:t>
+      </w:r>
+      <w:hyperlink r:id="rId29">
+        <w:r>
+          <w:rPr>
+            <w:lang w:val="zh_TW" w:bidi="zh_TW"/>
+          </w:rPr>
+          <w:rPr>
+            <w:color w:val="0000EE"/>
+            <w:u w:val="single"/>
+          </w:rPr>
+          <w:t>出15:18</w:t>
+        </w:r>
+      </w:hyperlink>
+      <w:r>
+        <w:rPr>
+          <w:lang w:val="zh_TW" w:bidi="zh_TW"/>
+        </w:rPr>
+        <w:t>）。因此，雖然以色列早期歷史中曾出現一些擁有很大權力的領袖，例如摩西、約書亞和某些士師，但沒有人採用君王的稱號或職分。因為人們認為，這樣做會削弱神作為君王的核心地位。然而，律法已經為王權的出現作出安排（</w:t>
+      </w:r>
+      <w:hyperlink r:id="rId30">
+        <w:r>
+          <w:rPr>
+            <w:lang w:val="zh_TW" w:bidi="zh_TW"/>
+          </w:rPr>
+          <w:rPr>
+            <w:color w:val="0000EE"/>
+            <w:u w:val="single"/>
+          </w:rPr>
+          <w:t>申19:14–20</w:t>
+        </w:r>
+      </w:hyperlink>
+      <w:r>
+        <w:rPr>
+          <w:lang w:val="zh_TW" w:bidi="zh_TW"/>
+        </w:rPr>
+        <w:t>）；關於以色列的王權，</w:t>
+      </w:r>
+      <w:r>
+        <w:rPr>
+          <w:i/>
+          <w:lang w:val="zh_TW" w:bidi="zh_TW"/>
+        </w:rPr>
+        <w:t>見</w:t>
+      </w:r>
+      <w:r>
+        <w:rPr>
+          <w:lang w:val="zh_TW" w:bidi="zh_TW"/>
+        </w:rPr>
+        <w:t xml:space="preserve"> 王，王權。</w:t>
+        <w:br/>
+      </w:r>
+      <w:r>
+        <w:rPr>
+          <w:lang w:val="zh_TW" w:bidi="zh_TW"/>
+        </w:rPr>
+        <w:t>以色列之所以建立君主政體（monarchy），完全是出於現實需要；而這種需要正是非利士人持續不斷的軍事威脅所造成的。如果只是短暫的外敵威脅，設立一位臨時領袖（士師）便足以應付。然而，面對威脅以色列生存、長期而嚴重的危機，這種臨時措施無法解決問題。如果以色列要作為一個民族繼續存留下去（而事實上，他們當時幾乎無法存續下去），就必須建立一個中央軍事政府，對組成以色列的各支派擁有公認的權柄。因此，君主政體得以建立，掃羅也成為第一位君王，而他所面對的困難極其巨大。</w:t>
+        <w:br/>
+      </w:r>
+      <w:r>
+        <w:rPr>
+          <w:lang w:val="zh_TW" w:bidi="zh_TW"/>
+        </w:rPr>
+        <w:t>由於以色列從未有過王國，因此沒有任何先例可循。掃羅的職責究竟是甚麼？首先，他的職責是軍事方面的，因為建立君主政體本來就是為了應付軍事威脅。在這方面，掃羅在統治初期相當成功。然而，除了軍事責任之外，掃羅作為君王還面對極其艱鉅的挑戰。按照希伯來人的神學觀念，許多以色列人從一開始就反對王權，這樣的反對幾乎是無可避免的。事實上，撒母耳雖然膏立掃羅，又主持他的登基儀式，但他對王權（</w:t>
+      </w:r>
+      <w:hyperlink r:id="rId31">
+        <w:r>
+          <w:rPr>
+            <w:lang w:val="zh_TW" w:bidi="zh_TW"/>
+          </w:rPr>
+          <w:rPr>
+            <w:color w:val="0000EE"/>
+            <w:u w:val="single"/>
+          </w:rPr>
+          <w:t>撒上8:6</w:t>
+        </w:r>
+      </w:hyperlink>
+      <w:r>
+        <w:rPr>
+          <w:lang w:val="zh_TW" w:bidi="zh_TW"/>
+        </w:rPr>
+        <w:t>）以及後來對掃羅本人（</w:t>
+      </w:r>
+      <w:hyperlink r:id="rId32">
+        <w:r>
+          <w:rPr>
+            <w:lang w:val="zh_TW" w:bidi="zh_TW"/>
+          </w:rPr>
+          <w:rPr>
+            <w:color w:val="0000EE"/>
+            <w:u w:val="single"/>
+          </w:rPr>
+          <w:t>15:23</w:t>
+        </w:r>
+      </w:hyperlink>
+      <w:r>
+        <w:rPr>
+          <w:lang w:val="zh_TW" w:bidi="zh_TW"/>
+        </w:rPr>
+        <w:t>）的態度，似乎並不十分明確。此外，沒有人清楚界定君王究竟可以做甚麼。他是軍事領袖，這一點很明確；但他是否也負有宗教方面的責任呢？雖然後人對掃羅的評價往往相當苛刻，但我們不應忽略他所承擔任務的艱難。單是軍事問題，就已足以使大多數傑出人物難以應付；然而，掃羅還必須塑造君王這個全新的角色。在實際施政方面，掃羅的領導相當樸實，也值得稱許。他不像許多東方君王那樣追求排場和奢華。他的宮廷規模很小，設在自己的軍事據點基比亞；幾乎沒有證據顯示那裡擁有龐大的財富。實際上，他沒有龐大的常備軍。他身邊只有少數親信，尤其是他的兒子約拿單和元帥押尼珥。他也留意並提拔有潛力的年輕人，例如大衛。與後來大衛和所羅門宮廷的輝煌相比，掃羅的宮廷顯得簡樸而樸實。然而，掃羅作為全國領袖，與膏立他的撒母耳發生了衝突。撒母耳在掃羅作王之前，對以色列一直具有重要影響力。雖然問題主要可能出在掃羅身上，但撒母耳似乎也沒有給予太多支持和幫助。有一次，撒母耳因掃羅在吉甲等待期間代行祭司職分獻祭，而嚴厲責備並定他的罪（</w:t>
+      </w:r>
+      <w:hyperlink r:id="rId33">
+        <w:r>
+          <w:rPr>
+            <w:lang w:val="zh_TW" w:bidi="zh_TW"/>
+          </w:rPr>
+          <w:rPr>
+            <w:color w:val="0000EE"/>
+            <w:u w:val="single"/>
+          </w:rPr>
+          <w:t>撒上13:8–15</w:t>
+        </w:r>
+      </w:hyperlink>
+      <w:r>
+        <w:rPr>
+          <w:lang w:val="zh_TW" w:bidi="zh_TW"/>
+        </w:rPr>
+        <w:t>）。這樣的責備無疑有其道理，但人們也能理解掃羅所面對的困境。君王究竟是否具有祭司的職責？這個問題當時並不明確。此外，掃羅當時正處於危急關頭。他已等候撒母耳七天；隨著日子一天天過去，軍中逃兵越來越多，兵力不斷減少。因此，掃羅採取了行動。他或許不能因此獲得開脫，但人們不難理解他的作法；而這件事本身也反映出，作為一國的第一位君王是何等困難。後來，在與亞瑪力人的戰事之後，撒母耳再次宣告神定了掃羅的罪。</w:t>
+        <w:br/>
+      </w:r>
+      <w:r>
+        <w:rPr>
+          <w:lang w:val="zh_TW" w:bidi="zh_TW"/>
+        </w:rPr>
+        <w:t>掃羅是以色列的第一位君王，卻不是最偉大的君王。然而，無論人們怎樣批評掃羅的領導，都不應忽略他的長處。他面對了極其艱難的處境，並且在一段時間內取得了成功。能做到他所做到之事的人，其實寥寥可數。最終，掃羅以失敗告終；然而，如果繼承他王位的不是大衛，他的成就或許會得到更多肯定。大衛的恩賜和才能實在卓越非凡，以致掃羅那些較為平凡的成就相形見絀，人們記得的往往只剩下他的失敗。</w:t>
+        <w:br/>
+      </w:r>
+      <w:r>
+        <w:rPr>
+          <w:lang w:val="zh_TW" w:bidi="zh_TW"/>
+        </w:rPr>
+        <w:t>掃羅其人</w:t>
+        <w:br/>
+      </w:r>
+      <w:r>
+        <w:rPr>
+          <w:lang w:val="zh_TW" w:bidi="zh_TW"/>
+        </w:rPr>
+        <w:t>舊約聖經的作者以十分引人入勝的方式描寫掃羅的故事。有些舊約聖經人物的形象較為模糊，但掃羅卻是以一個有血有肉的人物形象呈現在讀者面前，無論是他的長處還是缺點，都清楚可見。從許多方面來看，掃羅是一位傑出的人物；然而，在他生命後期，他性格中的缺陷也越來越明顯。掃羅出身富裕家庭。聖經形容他身材高大、相貌俊美（</w:t>
+      </w:r>
+      <w:hyperlink r:id="rId34">
+        <w:r>
+          <w:rPr>
+            <w:lang w:val="zh_TW" w:bidi="zh_TW"/>
+          </w:rPr>
+          <w:rPr>
+            <w:color w:val="0000EE"/>
+            <w:u w:val="single"/>
+          </w:rPr>
+          <w:t>撒上9:1–2</w:t>
+        </w:r>
+      </w:hyperlink>
+      <w:r>
+        <w:rPr>
+          <w:lang w:val="zh_TW" w:bidi="zh_TW"/>
+        </w:rPr>
+        <w:t>）。他極有勇氣，而他在軍事上的成功，部分原因是他勇敢無懼。在作王初期，掃羅被描繪成一位本性寬厚的人。他善待朋友，忠於朋友；對那些反對他的人，也不輕易懷恨在心（</w:t>
+      </w:r>
+      <w:hyperlink r:id="rId35">
+        <w:r>
+          <w:rPr>
+            <w:lang w:val="zh_TW" w:bidi="zh_TW"/>
+          </w:rPr>
+          <w:rPr>
+            <w:color w:val="0000EE"/>
+            <w:u w:val="single"/>
+          </w:rPr>
+          <w:t>11:12–13</w:t>
+        </w:r>
+      </w:hyperlink>
+      <w:r>
+        <w:rPr>
+          <w:lang w:val="zh_TW" w:bidi="zh_TW"/>
+        </w:rPr>
+        <w:t>）。然而，在掃羅早年，真正使他剛強的，是他與神的關係。儘管他擁有許多天賦和才能，掃羅之所以成為王，是因為神揀選了他（</w:t>
+      </w:r>
+      <w:hyperlink r:id="rId36">
+        <w:r>
+          <w:rPr>
+            <w:lang w:val="zh_TW" w:bidi="zh_TW"/>
+          </w:rPr>
+          <w:rPr>
+            <w:color w:val="0000EE"/>
+            <w:u w:val="single"/>
+          </w:rPr>
+          <w:t>10:1</w:t>
+        </w:r>
+      </w:hyperlink>
+      <w:r>
+        <w:rPr>
+          <w:lang w:val="zh_TW" w:bidi="zh_TW"/>
+        </w:rPr>
+        <w:t>），也是因為「耶和華的靈」臨到他（</w:t>
+      </w:r>
+      <w:hyperlink r:id="rId37">
+        <w:r>
+          <w:rPr>
+            <w:lang w:val="zh_TW" w:bidi="zh_TW"/>
+          </w:rPr>
+          <w:rPr>
+            <w:color w:val="0000EE"/>
+            <w:u w:val="single"/>
+          </w:rPr>
+          <w:t>6</w:t>
+        </w:r>
+      </w:hyperlink>
+      <w:r>
+        <w:rPr>
+          <w:lang w:val="zh_TW" w:bidi="zh_TW"/>
+        </w:rPr>
+        <w:t>節）。</w:t>
+        <w:br/>
+      </w:r>
+      <w:r>
+        <w:rPr>
+          <w:lang w:val="zh_TW" w:bidi="zh_TW"/>
+        </w:rPr>
+        <w:t>掃羅於其晚年發生了改變，使他成為一個充滿悲劇色彩、令人憐憫的人。掃羅與年輕的大衛之間的許多事件，讓人看見這種轉變。大衛原本是掃羅的朋友，後來掃羅卻視他為仇敵，並成為掃羅毫無根據的猜疑和不理性嫉妒的對象。掃羅有時神智清醒，有時卻陷入憂鬱和妄想。妄想影響了他的判斷能力。他不再專注於抵抗入侵的非利士人，反而把精力轉去追捕大衛。聖經作者把這種改變描述為「耶和華的靈離開掃羅」以及「有惡魔從耶和華那裡來擾亂他」（</w:t>
+      </w:r>
+      <w:hyperlink r:id="rId38">
+        <w:r>
+          <w:rPr>
+            <w:lang w:val="zh_TW" w:bidi="zh_TW"/>
+          </w:rPr>
+          <w:rPr>
+            <w:color w:val="0000EE"/>
+            <w:u w:val="single"/>
+          </w:rPr>
+          <w:t>撒上16:14</w:t>
+        </w:r>
+      </w:hyperlink>
+      <w:r>
+        <w:rPr>
+          <w:lang w:val="zh_TW" w:bidi="zh_TW"/>
+        </w:rPr>
+        <w:t>）。許多現代學者認為，這可能是某種精神疾病的開始，例如躁鬱症；其特徵是人有時精神旺盛、思路清晰，有時卻陷入嚴重的憂鬱和妄想。然而，對古代歷史人物進行心理分析存在一定風險，主要因為現存文獻資料很少足以支持這類分析。聖經作者則從神學角度解釋掃羅的改變：神的靈離開了他。若從人的角度來看，掃羅無力承擔擺在他面前那極其艱鉅的任務。這項責任過於複雜，使他不堪重負；而且他對那位把這重大責任交託給他的神，也失去了原有的信心。最終，掃羅的人生以悲劇告終。</w:t>
+        <w:br/>
+      </w:r>
+      <w:r>
+        <w:rPr>
+          <w:i/>
+          <w:lang w:val="zh_TW" w:bidi="zh_TW"/>
+        </w:rPr>
+        <w:t>另見</w:t>
+      </w:r>
+      <w:r>
+        <w:rPr>
+          <w:lang w:val="zh_TW" w:bidi="zh_TW"/>
+        </w:rPr>
+        <w:t xml:space="preserve"> </w:t>
+      </w:r>
+      <w:r>
+        <w:rPr>
+          <w:lang w:val="zh_TW" w:bidi="zh_TW"/>
+        </w:rPr>
+        <w:t>大衛</w:t>
+      </w:r>
+      <w:r>
+        <w:rPr>
+          <w:lang w:val="zh_TW" w:bidi="zh_TW"/>
+        </w:rPr>
+        <w:t>。</w:t>
+      </w:r>
+    </w:p>
+    <w:p>
+      <w:pPr>
+        <w:pStyle w:val="ListNumber"/>
+        <w:spacing w:line="240" w:lineRule="auto"/>
+        <w:ind w:left="720"/>
+      </w:pPr>
+      <w:r>
+        <w:rPr>
+          <w:lang w:val="zh_TW" w:bidi="zh_TW"/>
+        </w:rPr>
+      </w:r>
+      <w:r>
+        <w:rPr>
+          <w:lang w:val="zh_TW" w:bidi="zh_TW"/>
+        </w:rPr>
+        <w:t>新約聖經提到的掃羅，後來改名為保羅（</w:t>
+      </w:r>
+      <w:hyperlink r:id="rId39">
+        <w:r>
+          <w:rPr>
+            <w:lang w:val="zh_TW" w:bidi="zh_TW"/>
+          </w:rPr>
+          <w:rPr>
+            <w:color w:val="0000EE"/>
+            <w:u w:val="single"/>
+          </w:rPr>
+          <w:t>徒13:9</w:t>
+        </w:r>
+      </w:hyperlink>
+      <w:r>
+        <w:rPr>
+          <w:lang w:val="zh_TW" w:bidi="zh_TW"/>
+        </w:rPr>
+        <w:t>）。</w:t>
+      </w:r>
+      <w:r>
+        <w:rPr>
+          <w:i/>
+          <w:lang w:val="zh_TW" w:bidi="zh_TW"/>
+        </w:rPr>
+        <w:t>見</w:t>
+      </w:r>
+      <w:r>
+        <w:rPr>
+          <w:lang w:val="zh_TW" w:bidi="zh_TW"/>
+        </w:rPr>
+        <w:t xml:space="preserve"> </w:t>
+      </w:r>
+      <w:r>
+        <w:rPr>
+          <w:lang w:val="zh_TW" w:bidi="zh_TW"/>
+        </w:rPr>
+        <w:t>使徒保羅</w:t>
+      </w:r>
+      <w:r>
+        <w:rPr>
+          <w:lang w:val="zh_TW" w:bidi="zh_TW"/>
+        </w:rPr>
+        <w:t>。</w:t>
+      </w:r>
+      <w:r>
+        <w:rPr>
+          <w:lang w:val="zh_TW" w:bidi="zh_TW"/>
+        </w:rPr>
+      </w:r>
+      <w:r>
+        <w:rPr>
+          <w:lang w:val="zh_TW" w:bidi="zh_TW"/>
+        </w:rPr>
+      </w:r>
+    </w:p>
+    <w:p>
+      <w:pPr/>
+      <w:r>
+        <w:rPr>
+          <w:lang w:val="zh_TW" w:bidi="zh_TW"/>
+        </w:rPr>
+      </w:r>
+    </w:p>
+    <w:p>
+      <w:pPr>
+        <w:pStyle w:val="Heading2"/>
+      </w:pPr>
+      <w:r>
+        <w:rPr>
+          <w:lang w:val="zh_TW" w:bidi="zh_TW"/>
+        </w:rPr>
+        <w:t>掃羅</w:t>
+      </w:r>
+      <w:r>
+        <w:rPr>
+          <w:lang w:val="zh_TW" w:bidi="zh_TW"/>
+        </w:rPr>
+      </w:r>
+    </w:p>
+    <w:p>
+      <w:pPr>
+        <w:pStyle w:val="ListNumber"/>
+        <w:numPr>
+          <w:ilvl w:val="0"/>
+          <w:numId w:val="15"/>
+        </w:numPr>
+        <w:spacing w:line="240" w:lineRule="auto"/>
+        <w:ind w:left="720"/>
+      </w:pPr>
+      <w:r>
+        <w:rPr>
+          <w:lang w:val="zh_TW" w:bidi="zh_TW"/>
+        </w:rPr>
+      </w:r>
+      <w:r>
+        <w:rPr>
+          <w:lang w:val="zh_TW" w:bidi="zh_TW"/>
+        </w:rPr>
+        <w:t>掃羅（Shaul）是以東王掃羅（Saul）的另一個名稱，見於</w:t>
+      </w:r>
+      <w:hyperlink r:id="rId13">
+        <w:r>
+          <w:rPr>
+            <w:lang w:val="zh_TW" w:bidi="zh_TW"/>
+          </w:rPr>
+          <w:rPr>
+            <w:color w:val="0000EE"/>
+            <w:u w:val="single"/>
+          </w:rPr>
+          <w:t>創世記三十六章37至38節</w:t>
+        </w:r>
+      </w:hyperlink>
+      <w:r>
+        <w:rPr>
+          <w:lang w:val="zh_TW" w:bidi="zh_TW"/>
+        </w:rPr>
+        <w:t>和</w:t>
       </w:r>
       <w:hyperlink r:id="rId14">
         <w:r>
@@ -422,16 +1083,53 @@
             <w:color w:val="0000EE"/>
             <w:u w:val="single"/>
           </w:rPr>
-          <w:t>王上20:34</w:t>
+          <w:t>歷代志上一章48至49節</w:t>
         </w:r>
       </w:hyperlink>
       <w:r>
         <w:rPr>
           <w:lang w:val="zh_TW" w:bidi="zh_TW"/>
         </w:rPr>
-        <w:t>；</w:t>
-      </w:r>
-      <w:hyperlink r:id="rId21">
+        <w:t>。</w:t>
+      </w:r>
+      <w:r>
+        <w:rPr>
+          <w:i/>
+          <w:lang w:val="zh_TW" w:bidi="zh_TW"/>
+        </w:rPr>
+        <w:t xml:space="preserve">見 </w:t>
+      </w:r>
+      <w:r>
+        <w:rPr>
+          <w:lang w:val="zh_TW" w:bidi="zh_TW"/>
+        </w:rPr>
+        <w:t>掃羅 #1</w:t>
+      </w:r>
+      <w:r>
+        <w:rPr>
+          <w:lang w:val="zh_TW" w:bidi="zh_TW"/>
+        </w:rPr>
+        <w:t>。</w:t>
+      </w:r>
+    </w:p>
+    <w:p>
+      <w:pPr>
+        <w:pStyle w:val="ListNumber"/>
+        <w:spacing w:line="240" w:lineRule="auto"/>
+        <w:ind w:left="720"/>
+      </w:pPr>
+      <w:r>
+        <w:rPr>
+          <w:lang w:val="zh_TW" w:bidi="zh_TW"/>
+        </w:rPr>
+      </w:r>
+      <w:r>
+        <w:rPr>
+          <w:lang w:val="zh_TW" w:bidi="zh_TW"/>
+        </w:rPr>
+        <w:t>西緬與一位迦南婦人所生的兒子（</w:t>
+      </w:r>
+      <w:hyperlink r:id="rId40">
         <w:r>
           <w:rPr>
             <w:lang w:val="zh_TW" w:bidi="zh_TW"/>
@@ -440,16 +1138,16 @@
             <w:color w:val="0000EE"/>
             <w:u w:val="single"/>
           </w:rPr>
-          <w:t>尼3:31</w:t>
+          <w:t>創46:10</w:t>
         </w:r>
       </w:hyperlink>
       <w:r>
         <w:rPr>
           <w:lang w:val="zh_TW" w:bidi="zh_TW"/>
         </w:rPr>
-        <w:t>，</w:t>
-      </w:r>
-      <w:hyperlink r:id="rId22">
+        <w:t>；</w:t>
+      </w:r>
+      <w:hyperlink r:id="rId41">
         <w:r>
           <w:rPr>
             <w:lang w:val="zh_TW" w:bidi="zh_TW"/>
@@ -458,16 +1156,16 @@
             <w:color w:val="0000EE"/>
             <w:u w:val="single"/>
           </w:rPr>
-          <w:t>13:19–20</w:t>
+          <w:t>出6:15</w:t>
         </w:r>
       </w:hyperlink>
       <w:r>
         <w:rPr>
           <w:lang w:val="zh_TW" w:bidi="zh_TW"/>
         </w:rPr>
-        <w:t>）。貨物則會存放在庫房中（</w:t>
-      </w:r>
-      <w:hyperlink r:id="rId23">
+        <w:t>；</w:t>
+      </w:r>
+      <w:hyperlink r:id="rId42">
         <w:r>
           <w:rPr>
             <w:lang w:val="zh_TW" w:bidi="zh_TW"/>
@@ -476,16 +1174,16 @@
             <w:color w:val="0000EE"/>
             <w:u w:val="single"/>
           </w:rPr>
-          <w:t>創41:49</w:t>
+          <w:t>代上4:24</w:t>
         </w:r>
       </w:hyperlink>
       <w:r>
         <w:rPr>
           <w:lang w:val="zh_TW" w:bidi="zh_TW"/>
         </w:rPr>
-        <w:t>；</w:t>
-      </w:r>
-      <w:hyperlink r:id="rId24">
+        <w:t>）。他是掃羅家族的族長（</w:t>
+      </w:r>
+      <w:hyperlink r:id="rId43">
         <w:r>
           <w:rPr>
             <w:lang w:val="zh_TW" w:bidi="zh_TW"/>
@@ -494,16 +1192,34 @@
             <w:color w:val="0000EE"/>
             <w:u w:val="single"/>
           </w:rPr>
-          <w:t>王上9:19</w:t>
+          <w:t>民26:13</w:t>
         </w:r>
       </w:hyperlink>
       <w:r>
         <w:rPr>
           <w:lang w:val="zh_TW" w:bidi="zh_TW"/>
         </w:rPr>
-        <w:t>）。雅各的眾子曾在埃及通商（</w:t>
-      </w:r>
-      <w:hyperlink r:id="rId25">
+        <w:t>）。</w:t>
+      </w:r>
+    </w:p>
+    <w:p>
+      <w:pPr>
+        <w:pStyle w:val="ListNumber"/>
+        <w:spacing w:line="240" w:lineRule="auto"/>
+        <w:ind w:left="720"/>
+      </w:pPr>
+      <w:r>
+        <w:rPr>
+          <w:lang w:val="zh_TW" w:bidi="zh_TW"/>
+        </w:rPr>
+      </w:r>
+      <w:r>
+        <w:rPr>
+          <w:lang w:val="zh_TW" w:bidi="zh_TW"/>
+        </w:rPr>
+        <w:t>烏西雅的兒子（</w:t>
+      </w:r>
+      <w:hyperlink r:id="rId44">
         <w:r>
           <w:rPr>
             <w:lang w:val="zh_TW" w:bidi="zh_TW"/>
@@ -512,68 +1228,14 @@
             <w:color w:val="0000EE"/>
             <w:u w:val="single"/>
           </w:rPr>
-          <w:t>創43:11</w:t>
+          <w:t>代上6:24</w:t>
         </w:r>
       </w:hyperlink>
       <w:r>
         <w:rPr>
           <w:lang w:val="zh_TW" w:bidi="zh_TW"/>
         </w:rPr>
-        <w:t>）。所羅門作王的時代，貿易活動大大擴展（</w:t>
-      </w:r>
-      <w:hyperlink r:id="rId26">
-        <w:r>
-          <w:rPr>
-            <w:lang w:val="zh_TW" w:bidi="zh_TW"/>
-          </w:rPr>
-          <w:rPr>
-            <w:color w:val="0000EE"/>
-            <w:u w:val="single"/>
-          </w:rPr>
-          <w:t>王上9:26–27</w:t>
-        </w:r>
-      </w:hyperlink>
-      <w:r>
-        <w:rPr>
-          <w:lang w:val="zh_TW" w:bidi="zh_TW"/>
-        </w:rPr>
-        <w:t>，</w:t>
-      </w:r>
-      <w:hyperlink r:id="rId27">
-        <w:r>
-          <w:rPr>
-            <w:lang w:val="zh_TW" w:bidi="zh_TW"/>
-          </w:rPr>
-          <w:rPr>
-            <w:color w:val="0000EE"/>
-            <w:u w:val="single"/>
-          </w:rPr>
-          <w:t>10:28</w:t>
-        </w:r>
-      </w:hyperlink>
-      <w:r>
-        <w:rPr>
-          <w:lang w:val="zh_TW" w:bidi="zh_TW"/>
-        </w:rPr>
-        <w:t>）。猶大人在被擄期間，於巴比倫地參與貿易活動，並且有許多人後來沒有歸回巴勒斯坦。商人也在耶路撒冷協助尼希米重建城牆（</w:t>
-      </w:r>
-      <w:hyperlink r:id="rId28">
-        <w:r>
-          <w:rPr>
-            <w:lang w:val="zh_TW" w:bidi="zh_TW"/>
-          </w:rPr>
-          <w:rPr>
-            <w:color w:val="0000EE"/>
-            <w:u w:val="single"/>
-          </w:rPr>
-          <w:t>尼3:31–32</w:t>
-        </w:r>
-      </w:hyperlink>
-      <w:r>
-        <w:rPr>
-          <w:lang w:val="zh_TW" w:bidi="zh_TW"/>
-        </w:rPr>
-        <w:t>）。</w:t>
+        <w:t>；和合本譯為：少羅）。他是利未支派哥轄宗族的人。</w:t>
       </w:r>
       <w:r>
         <w:rPr>
@@ -2475,6 +3137,18 @@
   </w:num>
   <w:num w:numId="13" w16cid:durableId="592781308">
     <w:abstractNumId w:val="11"/>
+  </w:num>
+  <w:num w:numId="14">
+    <w:abstractNumId w:val="3"/>
+    <w:lvlOverride w:ilvl="0">
+      <w:startOverride w:val="1"/>
+    </w:lvlOverride>
+  </w:num>
+  <w:num w:numId="15">
+    <w:abstractNumId w:val="3"/>
+    <w:lvlOverride w:ilvl="0">
+      <w:startOverride w:val="1"/>
+    </w:lvlOverride>
   </w:num>
   <w:numIdMacAtCleanup w:val="10"/>
 </w:numbering>

--- a/zht/docx/148.content.docx
+++ b/zht/docx/148.content.docx
@@ -295,36 +295,24 @@
         </w:rPr>
         <w:t>掃羅是以東的一位王，記載於一份古老的以東王名單中；他屬於早於以色列時代的以東（位於外約旦）諸王之一（</w:t>
       </w:r>
-      <w:hyperlink r:id="rId13">
-        <w:r>
-          <w:rPr>
-            <w:lang w:val="zh_TW" w:bidi="zh_TW"/>
-          </w:rPr>
-          <w:rPr>
-            <w:color w:val="0000EE"/>
-            <w:u w:val="single"/>
-          </w:rPr>
-          <w:t>創36:37–38</w:t>
-        </w:r>
-      </w:hyperlink>
+      <w:r>
+        <w:rPr>
+          <w:lang w:val="zh_TW" w:bidi="zh_TW"/>
+        </w:rPr>
+        <w:t>創36:37–38</w:t>
+      </w:r>
       <w:r>
         <w:rPr>
           <w:lang w:val="zh_TW" w:bidi="zh_TW"/>
         </w:rPr>
         <w:t>；</w:t>
       </w:r>
-      <w:hyperlink r:id="rId14">
-        <w:r>
-          <w:rPr>
-            <w:lang w:val="zh_TW" w:bidi="zh_TW"/>
-          </w:rPr>
-          <w:rPr>
-            <w:color w:val="0000EE"/>
-            <w:u w:val="single"/>
-          </w:rPr>
-          <w:t>代上1:48–49</w:t>
-        </w:r>
-      </w:hyperlink>
+      <w:r>
+        <w:rPr>
+          <w:lang w:val="zh_TW" w:bidi="zh_TW"/>
+        </w:rPr>
+        <w:t>代上1:48–49</w:t>
+      </w:r>
       <w:r>
         <w:rPr>
           <w:lang w:val="zh_TW" w:bidi="zh_TW"/>
@@ -349,36 +337,24 @@
         </w:rPr>
         <w:t>掃羅，掃羅是以色列第一位君王，也是舊約聖經中最著名、記載最詳盡的同名人物。他屬於便雅憫支派。便雅憫支派是以色列較小的支派之一，其地業位於迦南城耶路撒冷的北面。他的父親是基士，亞別的兒子。掃羅出生於基比亞。這是一座位於山地的小城，距離耶路撒冷以北數英里。除了外出和率軍征戰之外，基比亞一直是掃羅終生居住的家鄉。掃羅有一位妻子亞希暖，以及五個兒女——三個兒子和兩個女兒（</w:t>
       </w:r>
-      <w:hyperlink r:id="rId15">
-        <w:r>
-          <w:rPr>
-            <w:lang w:val="zh_TW" w:bidi="zh_TW"/>
-          </w:rPr>
-          <w:rPr>
-            <w:color w:val="0000EE"/>
-            <w:u w:val="single"/>
-          </w:rPr>
-          <w:t>撒上14:49–50</w:t>
-        </w:r>
-      </w:hyperlink>
+      <w:r>
+        <w:rPr>
+          <w:lang w:val="zh_TW" w:bidi="zh_TW"/>
+        </w:rPr>
+        <w:t>撒上14:49–50</w:t>
+      </w:r>
       <w:r>
         <w:rPr>
           <w:lang w:val="zh_TW" w:bidi="zh_TW"/>
         </w:rPr>
         <w:t>）。他最著名的兒子約拿單後來擔任高級軍事職務，協助掃羅。掃羅的三個兒子與他一同陣亡於戰場上（</w:t>
       </w:r>
-      <w:hyperlink r:id="rId16">
-        <w:r>
-          <w:rPr>
-            <w:lang w:val="zh_TW" w:bidi="zh_TW"/>
-          </w:rPr>
-          <w:rPr>
-            <w:color w:val="0000EE"/>
-            <w:u w:val="single"/>
-          </w:rPr>
-          <w:t>31:2</w:t>
-        </w:r>
-      </w:hyperlink>
+      <w:r>
+        <w:rPr>
+          <w:lang w:val="zh_TW" w:bidi="zh_TW"/>
+        </w:rPr>
+        <w:t>31:2</w:t>
+      </w:r>
       <w:r>
         <w:rPr>
           <w:lang w:val="zh_TW" w:bidi="zh_TW"/>
@@ -406,72 +382,48 @@
         </w:rPr>
         <w:t>後來促成掃羅掌權的一場重大危機，是以色列軍隊在以便以謝附近、靠近亞弗的地方遭非利士人徹底擊敗（</w:t>
       </w:r>
-      <w:hyperlink r:id="rId17">
-        <w:r>
-          <w:rPr>
-            <w:lang w:val="zh_TW" w:bidi="zh_TW"/>
-          </w:rPr>
-          <w:rPr>
-            <w:color w:val="0000EE"/>
-            <w:u w:val="single"/>
-          </w:rPr>
-          <w:t>撒上4:1–22</w:t>
-        </w:r>
-      </w:hyperlink>
+      <w:r>
+        <w:rPr>
+          <w:lang w:val="zh_TW" w:bidi="zh_TW"/>
+        </w:rPr>
+        <w:t>撒上4:1–22</w:t>
+      </w:r>
       <w:r>
         <w:rPr>
           <w:lang w:val="zh_TW" w:bidi="zh_TW"/>
         </w:rPr>
         <w:t>）。這場得勝使非利士人大致控制了約旦河西的以色列地區。他們又在所佔領的地區設立駐軍，藉此維持統治。非利士人擊敗以色列之後，以色列變得衰弱，使他們容易受到其它邊境敵人的攻擊。位於外約旦以色列地以東的亞捫人攻擊雅比城，並圍困該城（</w:t>
       </w:r>
-      <w:hyperlink r:id="rId18">
-        <w:r>
-          <w:rPr>
-            <w:lang w:val="zh_TW" w:bidi="zh_TW"/>
-          </w:rPr>
-          <w:rPr>
-            <w:color w:val="0000EE"/>
-            <w:u w:val="single"/>
-          </w:rPr>
-          <w:t>11:1</w:t>
-        </w:r>
-      </w:hyperlink>
+      <w:r>
+        <w:rPr>
+          <w:lang w:val="zh_TW" w:bidi="zh_TW"/>
+        </w:rPr>
+        <w:t>11:1</w:t>
+      </w:r>
       <w:r>
         <w:rPr>
           <w:lang w:val="zh_TW" w:bidi="zh_TW"/>
         </w:rPr>
         <w:t>）。掃羅召集一支由自願參戰的人組成的軍隊，解救了雅比的居民，並擊敗亞捫人（</w:t>
       </w:r>
-      <w:hyperlink r:id="rId19">
-        <w:r>
-          <w:rPr>
-            <w:lang w:val="zh_TW" w:bidi="zh_TW"/>
-          </w:rPr>
-          <w:rPr>
-            <w:color w:val="0000EE"/>
-            <w:u w:val="single"/>
-          </w:rPr>
-          <w:t>11</w:t>
-        </w:r>
-      </w:hyperlink>
+      <w:r>
+        <w:rPr>
+          <w:lang w:val="zh_TW" w:bidi="zh_TW"/>
+        </w:rPr>
+        <w:t>11</w:t>
+      </w:r>
       <w:r>
         <w:rPr>
           <w:lang w:val="zh_TW" w:bidi="zh_TW"/>
         </w:rPr>
         <w:t>節）。這件事之後，掃羅成為王。在此之前，撒母耳已經膏立他作百姓的君或領袖；而他在雅比之役得勝後，便在吉甲的聖所正式就任王位（</w:t>
       </w:r>
-      <w:hyperlink r:id="rId20">
-        <w:r>
-          <w:rPr>
-            <w:lang w:val="zh_TW" w:bidi="zh_TW"/>
-          </w:rPr>
-          <w:rPr>
-            <w:color w:val="0000EE"/>
-            <w:u w:val="single"/>
-          </w:rPr>
-          <w:t>15</w:t>
-        </w:r>
-      </w:hyperlink>
+      <w:r>
+        <w:rPr>
+          <w:lang w:val="zh_TW" w:bidi="zh_TW"/>
+        </w:rPr>
+        <w:t>15</w:t>
+      </w:r>
       <w:r>
         <w:rPr>
           <w:lang w:val="zh_TW" w:bidi="zh_TW"/>
@@ -492,36 +444,24 @@
         </w:rPr>
         <w:t>掃羅迅速採取行動。雖然今天已難以重建當時的詳細歷史經過，但聖經仍提供了掃羅對抗非利士人爭戰的大致輪廓。他先攻擊了基比亞的駐軍，後來又攻擊位於基比亞東北約6.4公里（4英里）的密抹駐軍（</w:t>
       </w:r>
-      <w:hyperlink r:id="rId21">
-        <w:r>
-          <w:rPr>
-            <w:lang w:val="zh_TW" w:bidi="zh_TW"/>
-          </w:rPr>
-          <w:rPr>
-            <w:color w:val="0000EE"/>
-            <w:u w:val="single"/>
-          </w:rPr>
-          <w:t>撒上13:16–23</w:t>
-        </w:r>
-      </w:hyperlink>
+      <w:r>
+        <w:rPr>
+          <w:lang w:val="zh_TW" w:bidi="zh_TW"/>
+        </w:rPr>
+        <w:t>撒上13:16–23</w:t>
+      </w:r>
       <w:r>
         <w:rPr>
           <w:lang w:val="zh_TW" w:bidi="zh_TW"/>
         </w:rPr>
         <w:t>）。掃羅在密抹大大得勝，其中部分原因是得到兒子約拿單在爭戰中協助他。非利士軍兵潰敗，並從那一帶山區撤退（</w:t>
       </w:r>
-      <w:hyperlink r:id="rId22">
-        <w:r>
-          <w:rPr>
-            <w:lang w:val="zh_TW" w:bidi="zh_TW"/>
-          </w:rPr>
-          <w:rPr>
-            <w:color w:val="0000EE"/>
-            <w:u w:val="single"/>
-          </w:rPr>
-          <w:t>14:15–23</w:t>
-        </w:r>
-      </w:hyperlink>
+      <w:r>
+        <w:rPr>
+          <w:lang w:val="zh_TW" w:bidi="zh_TW"/>
+        </w:rPr>
+        <w:t>14:15–23</w:t>
+      </w:r>
       <w:r>
         <w:rPr>
           <w:lang w:val="zh_TW" w:bidi="zh_TW"/>
@@ -535,36 +475,24 @@
         </w:rPr>
         <w:t>在首次對抗非利士人的爭戰之後，掃羅多年來一直忙於各種軍事行動。他持續與東部邊境的仇敵交戰，尤其是位於死海東面的亞捫人和摩押人（</w:t>
       </w:r>
-      <w:hyperlink r:id="rId23">
-        <w:r>
-          <w:rPr>
-            <w:lang w:val="zh_TW" w:bidi="zh_TW"/>
-          </w:rPr>
-          <w:rPr>
-            <w:color w:val="0000EE"/>
-            <w:u w:val="single"/>
-          </w:rPr>
-          <w:t>撒上14:47</w:t>
-        </w:r>
-      </w:hyperlink>
+      <w:r>
+        <w:rPr>
+          <w:lang w:val="zh_TW" w:bidi="zh_TW"/>
+        </w:rPr>
+        <w:t>撒上14:47</w:t>
+      </w:r>
       <w:r>
         <w:rPr>
           <w:lang w:val="zh_TW" w:bidi="zh_TW"/>
         </w:rPr>
         <w:t>）。他也在南部邊境對以色列人的宿敵亞瑪力人發動大規模爭戰（</w:t>
       </w:r>
-      <w:hyperlink r:id="rId24">
-        <w:r>
-          <w:rPr>
-            <w:lang w:val="zh_TW" w:bidi="zh_TW"/>
-          </w:rPr>
-          <w:rPr>
-            <w:color w:val="0000EE"/>
-            <w:u w:val="single"/>
-          </w:rPr>
-          <w:t>15:7</w:t>
-        </w:r>
-      </w:hyperlink>
+      <w:r>
+        <w:rPr>
+          <w:lang w:val="zh_TW" w:bidi="zh_TW"/>
+        </w:rPr>
+        <w:t>15:7</w:t>
+      </w:r>
       <w:r>
         <w:rPr>
           <w:lang w:val="zh_TW" w:bidi="zh_TW"/>
@@ -585,72 +513,48 @@
         </w:rPr>
         <w:t>非利士人在亞弗附近集結了一支大軍（</w:t>
       </w:r>
-      <w:hyperlink r:id="rId25">
-        <w:r>
-          <w:rPr>
-            <w:lang w:val="zh_TW" w:bidi="zh_TW"/>
-          </w:rPr>
-          <w:rPr>
-            <w:color w:val="0000EE"/>
-            <w:u w:val="single"/>
-          </w:rPr>
-          <w:t>撒上29:1</w:t>
-        </w:r>
-      </w:hyperlink>
+      <w:r>
+        <w:rPr>
+          <w:lang w:val="zh_TW" w:bidi="zh_TW"/>
+        </w:rPr>
+        <w:t>撒上29:1</w:t>
+      </w:r>
       <w:r>
         <w:rPr>
           <w:lang w:val="zh_TW" w:bidi="zh_TW"/>
         </w:rPr>
         <w:t>）。然而，他們沒有直接進攻掃羅的山地領土，反而先向北推進，然後從耶斯列附近防守薄弱的地點進入以色列境內（</w:t>
       </w:r>
-      <w:hyperlink r:id="rId26">
-        <w:r>
-          <w:rPr>
-            <w:lang w:val="zh_TW" w:bidi="zh_TW"/>
-          </w:rPr>
-          <w:rPr>
-            <w:color w:val="0000EE"/>
-            <w:u w:val="single"/>
-          </w:rPr>
-          <w:t>11</w:t>
-        </w:r>
-      </w:hyperlink>
+      <w:r>
+        <w:rPr>
+          <w:lang w:val="zh_TW" w:bidi="zh_TW"/>
+        </w:rPr>
+        <w:t>11</w:t>
+      </w:r>
       <w:r>
         <w:rPr>
           <w:lang w:val="zh_TW" w:bidi="zh_TW"/>
         </w:rPr>
         <w:t>節）。掃羅試圖召集足夠的兵力來應對非利士人的威脅，卻未能成功。由於準備不足、兵力有限，他仍在基利波山準備迎戰（</w:t>
       </w:r>
-      <w:hyperlink r:id="rId27">
-        <w:r>
-          <w:rPr>
-            <w:lang w:val="zh_TW" w:bidi="zh_TW"/>
-          </w:rPr>
-          <w:rPr>
-            <w:color w:val="0000EE"/>
-            <w:u w:val="single"/>
-          </w:rPr>
-          <w:t>31:1</w:t>
-        </w:r>
-      </w:hyperlink>
+      <w:r>
+        <w:rPr>
+          <w:lang w:val="zh_TW" w:bidi="zh_TW"/>
+        </w:rPr>
+        <w:t>31:1</w:t>
+      </w:r>
       <w:r>
         <w:rPr>
           <w:lang w:val="zh_TW" w:bidi="zh_TW"/>
         </w:rPr>
         <w:t>）。他本不該投入這場戰役，因為這場戰役根本沒有得勝的可能。他的兒子們在戰場上陣亡；掃羅為了不落在非利士人手中，便自殺身亡（</w:t>
       </w:r>
-      <w:hyperlink r:id="rId28">
-        <w:r>
-          <w:rPr>
-            <w:lang w:val="zh_TW" w:bidi="zh_TW"/>
-          </w:rPr>
-          <w:rPr>
-            <w:color w:val="0000EE"/>
-            <w:u w:val="single"/>
-          </w:rPr>
-          <w:t>2–6</w:t>
-        </w:r>
-      </w:hyperlink>
+      <w:r>
+        <w:rPr>
+          <w:lang w:val="zh_TW" w:bidi="zh_TW"/>
+        </w:rPr>
+        <w:t>2–6</w:t>
+      </w:r>
       <w:r>
         <w:rPr>
           <w:lang w:val="zh_TW" w:bidi="zh_TW"/>
@@ -678,36 +582,24 @@
         </w:rPr>
         <w:t>如果說掃羅作為以色列的軍事統帥已經面對艱鉅的任務，那麼作為以色列的君王，他所面對的挑戰更大。在掃羅之前，以色列一直沒有君王。以色列沒有王權，主要是出於宗教上的原因。神是以色列獨一真正的王；祂才是統治者（</w:t>
       </w:r>
-      <w:hyperlink r:id="rId29">
-        <w:r>
-          <w:rPr>
-            <w:lang w:val="zh_TW" w:bidi="zh_TW"/>
-          </w:rPr>
-          <w:rPr>
-            <w:color w:val="0000EE"/>
-            <w:u w:val="single"/>
-          </w:rPr>
-          <w:t>出15:18</w:t>
-        </w:r>
-      </w:hyperlink>
+      <w:r>
+        <w:rPr>
+          <w:lang w:val="zh_TW" w:bidi="zh_TW"/>
+        </w:rPr>
+        <w:t>出15:18</w:t>
+      </w:r>
       <w:r>
         <w:rPr>
           <w:lang w:val="zh_TW" w:bidi="zh_TW"/>
         </w:rPr>
         <w:t>）。因此，雖然以色列早期歷史中曾出現一些擁有很大權力的領袖，例如摩西、約書亞和某些士師，但沒有人採用君王的稱號或職分。因為人們認為，這樣做會削弱神作為君王的核心地位。然而，律法已經為王權的出現作出安排（</w:t>
       </w:r>
-      <w:hyperlink r:id="rId30">
-        <w:r>
-          <w:rPr>
-            <w:lang w:val="zh_TW" w:bidi="zh_TW"/>
-          </w:rPr>
-          <w:rPr>
-            <w:color w:val="0000EE"/>
-            <w:u w:val="single"/>
-          </w:rPr>
-          <w:t>申19:14–20</w:t>
-        </w:r>
-      </w:hyperlink>
+      <w:r>
+        <w:rPr>
+          <w:lang w:val="zh_TW" w:bidi="zh_TW"/>
+        </w:rPr>
+        <w:t>申19:14–20</w:t>
+      </w:r>
       <w:r>
         <w:rPr>
           <w:lang w:val="zh_TW" w:bidi="zh_TW"/>
@@ -741,54 +633,36 @@
         </w:rPr>
         <w:t>由於以色列從未有過王國，因此沒有任何先例可循。掃羅的職責究竟是甚麼？首先，他的職責是軍事方面的，因為建立君主政體本來就是為了應付軍事威脅。在這方面，掃羅在統治初期相當成功。然而，除了軍事責任之外，掃羅作為君王還面對極其艱鉅的挑戰。按照希伯來人的神學觀念，許多以色列人從一開始就反對王權，這樣的反對幾乎是無可避免的。事實上，撒母耳雖然膏立掃羅，又主持他的登基儀式，但他對王權（</w:t>
       </w:r>
-      <w:hyperlink r:id="rId31">
-        <w:r>
-          <w:rPr>
-            <w:lang w:val="zh_TW" w:bidi="zh_TW"/>
-          </w:rPr>
-          <w:rPr>
-            <w:color w:val="0000EE"/>
-            <w:u w:val="single"/>
-          </w:rPr>
-          <w:t>撒上8:6</w:t>
-        </w:r>
-      </w:hyperlink>
+      <w:r>
+        <w:rPr>
+          <w:lang w:val="zh_TW" w:bidi="zh_TW"/>
+        </w:rPr>
+        <w:t>撒上8:6</w:t>
+      </w:r>
       <w:r>
         <w:rPr>
           <w:lang w:val="zh_TW" w:bidi="zh_TW"/>
         </w:rPr>
         <w:t>）以及後來對掃羅本人（</w:t>
       </w:r>
-      <w:hyperlink r:id="rId32">
-        <w:r>
-          <w:rPr>
-            <w:lang w:val="zh_TW" w:bidi="zh_TW"/>
-          </w:rPr>
-          <w:rPr>
-            <w:color w:val="0000EE"/>
-            <w:u w:val="single"/>
-          </w:rPr>
-          <w:t>15:23</w:t>
-        </w:r>
-      </w:hyperlink>
+      <w:r>
+        <w:rPr>
+          <w:lang w:val="zh_TW" w:bidi="zh_TW"/>
+        </w:rPr>
+        <w:t>15:23</w:t>
+      </w:r>
       <w:r>
         <w:rPr>
           <w:lang w:val="zh_TW" w:bidi="zh_TW"/>
         </w:rPr>
         <w:t>）的態度，似乎並不十分明確。此外，沒有人清楚界定君王究竟可以做甚麼。他是軍事領袖，這一點很明確；但他是否也負有宗教方面的責任呢？雖然後人對掃羅的評價往往相當苛刻，但我們不應忽略他所承擔任務的艱難。單是軍事問題，就已足以使大多數傑出人物難以應付；然而，掃羅還必須塑造君王這個全新的角色。在實際施政方面，掃羅的領導相當樸實，也值得稱許。他不像許多東方君王那樣追求排場和奢華。他的宮廷規模很小，設在自己的軍事據點基比亞；幾乎沒有證據顯示那裡擁有龐大的財富。實際上，他沒有龐大的常備軍。他身邊只有少數親信，尤其是他的兒子約拿單和元帥押尼珥。他也留意並提拔有潛力的年輕人，例如大衛。與後來大衛和所羅門宮廷的輝煌相比，掃羅的宮廷顯得簡樸而樸實。然而，掃羅作為全國領袖，與膏立他的撒母耳發生了衝突。撒母耳在掃羅作王之前，對以色列一直具有重要影響力。雖然問題主要可能出在掃羅身上，但撒母耳似乎也沒有給予太多支持和幫助。有一次，撒母耳因掃羅在吉甲等待期間代行祭司職分獻祭，而嚴厲責備並定他的罪（</w:t>
       </w:r>
-      <w:hyperlink r:id="rId33">
-        <w:r>
-          <w:rPr>
-            <w:lang w:val="zh_TW" w:bidi="zh_TW"/>
-          </w:rPr>
-          <w:rPr>
-            <w:color w:val="0000EE"/>
-            <w:u w:val="single"/>
-          </w:rPr>
-          <w:t>撒上13:8–15</w:t>
-        </w:r>
-      </w:hyperlink>
+      <w:r>
+        <w:rPr>
+          <w:lang w:val="zh_TW" w:bidi="zh_TW"/>
+        </w:rPr>
+        <w:t>撒上13:8–15</w:t>
+      </w:r>
       <w:r>
         <w:rPr>
           <w:lang w:val="zh_TW" w:bidi="zh_TW"/>
@@ -816,72 +690,48 @@
         </w:rPr>
         <w:t>舊約聖經的作者以十分引人入勝的方式描寫掃羅的故事。有些舊約聖經人物的形象較為模糊，但掃羅卻是以一個有血有肉的人物形象呈現在讀者面前，無論是他的長處還是缺點，都清楚可見。從許多方面來看，掃羅是一位傑出的人物；然而，在他生命後期，他性格中的缺陷也越來越明顯。掃羅出身富裕家庭。聖經形容他身材高大、相貌俊美（</w:t>
       </w:r>
-      <w:hyperlink r:id="rId34">
-        <w:r>
-          <w:rPr>
-            <w:lang w:val="zh_TW" w:bidi="zh_TW"/>
-          </w:rPr>
-          <w:rPr>
-            <w:color w:val="0000EE"/>
-            <w:u w:val="single"/>
-          </w:rPr>
-          <w:t>撒上9:1–2</w:t>
-        </w:r>
-      </w:hyperlink>
+      <w:r>
+        <w:rPr>
+          <w:lang w:val="zh_TW" w:bidi="zh_TW"/>
+        </w:rPr>
+        <w:t>撒上9:1–2</w:t>
+      </w:r>
       <w:r>
         <w:rPr>
           <w:lang w:val="zh_TW" w:bidi="zh_TW"/>
         </w:rPr>
         <w:t>）。他極有勇氣，而他在軍事上的成功，部分原因是他勇敢無懼。在作王初期，掃羅被描繪成一位本性寬厚的人。他善待朋友，忠於朋友；對那些反對他的人，也不輕易懷恨在心（</w:t>
       </w:r>
-      <w:hyperlink r:id="rId35">
-        <w:r>
-          <w:rPr>
-            <w:lang w:val="zh_TW" w:bidi="zh_TW"/>
-          </w:rPr>
-          <w:rPr>
-            <w:color w:val="0000EE"/>
-            <w:u w:val="single"/>
-          </w:rPr>
-          <w:t>11:12–13</w:t>
-        </w:r>
-      </w:hyperlink>
+      <w:r>
+        <w:rPr>
+          <w:lang w:val="zh_TW" w:bidi="zh_TW"/>
+        </w:rPr>
+        <w:t>11:12–13</w:t>
+      </w:r>
       <w:r>
         <w:rPr>
           <w:lang w:val="zh_TW" w:bidi="zh_TW"/>
         </w:rPr>
         <w:t>）。然而，在掃羅早年，真正使他剛強的，是他與神的關係。儘管他擁有許多天賦和才能，掃羅之所以成為王，是因為神揀選了他（</w:t>
       </w:r>
-      <w:hyperlink r:id="rId36">
-        <w:r>
-          <w:rPr>
-            <w:lang w:val="zh_TW" w:bidi="zh_TW"/>
-          </w:rPr>
-          <w:rPr>
-            <w:color w:val="0000EE"/>
-            <w:u w:val="single"/>
-          </w:rPr>
-          <w:t>10:1</w:t>
-        </w:r>
-      </w:hyperlink>
+      <w:r>
+        <w:rPr>
+          <w:lang w:val="zh_TW" w:bidi="zh_TW"/>
+        </w:rPr>
+        <w:t>10:1</w:t>
+      </w:r>
       <w:r>
         <w:rPr>
           <w:lang w:val="zh_TW" w:bidi="zh_TW"/>
         </w:rPr>
         <w:t>），也是因為「耶和華的靈」臨到他（</w:t>
       </w:r>
-      <w:hyperlink r:id="rId37">
-        <w:r>
-          <w:rPr>
-            <w:lang w:val="zh_TW" w:bidi="zh_TW"/>
-          </w:rPr>
-          <w:rPr>
-            <w:color w:val="0000EE"/>
-            <w:u w:val="single"/>
-          </w:rPr>
-          <w:t>6</w:t>
-        </w:r>
-      </w:hyperlink>
+      <w:r>
+        <w:rPr>
+          <w:lang w:val="zh_TW" w:bidi="zh_TW"/>
+        </w:rPr>
+        <w:t>6</w:t>
+      </w:r>
       <w:r>
         <w:rPr>
           <w:lang w:val="zh_TW" w:bidi="zh_TW"/>
@@ -895,18 +745,12 @@
         </w:rPr>
         <w:t>掃羅於其晚年發生了改變，使他成為一個充滿悲劇色彩、令人憐憫的人。掃羅與年輕的大衛之間的許多事件，讓人看見這種轉變。大衛原本是掃羅的朋友，後來掃羅卻視他為仇敵，並成為掃羅毫無根據的猜疑和不理性嫉妒的對象。掃羅有時神智清醒，有時卻陷入憂鬱和妄想。妄想影響了他的判斷能力。他不再專注於抵抗入侵的非利士人，反而把精力轉去追捕大衛。聖經作者把這種改變描述為「耶和華的靈離開掃羅」以及「有惡魔從耶和華那裡來擾亂他」（</w:t>
       </w:r>
-      <w:hyperlink r:id="rId38">
-        <w:r>
-          <w:rPr>
-            <w:lang w:val="zh_TW" w:bidi="zh_TW"/>
-          </w:rPr>
-          <w:rPr>
-            <w:color w:val="0000EE"/>
-            <w:u w:val="single"/>
-          </w:rPr>
-          <w:t>撒上16:14</w:t>
-        </w:r>
-      </w:hyperlink>
+      <w:r>
+        <w:rPr>
+          <w:lang w:val="zh_TW" w:bidi="zh_TW"/>
+        </w:rPr>
+        <w:t>撒上16:14</w:t>
+      </w:r>
       <w:r>
         <w:rPr>
           <w:lang w:val="zh_TW" w:bidi="zh_TW"/>
@@ -957,18 +801,12 @@
         </w:rPr>
         <w:t>新約聖經提到的掃羅，後來改名為保羅（</w:t>
       </w:r>
-      <w:hyperlink r:id="rId39">
-        <w:r>
-          <w:rPr>
-            <w:lang w:val="zh_TW" w:bidi="zh_TW"/>
-          </w:rPr>
-          <w:rPr>
-            <w:color w:val="0000EE"/>
-            <w:u w:val="single"/>
-          </w:rPr>
-          <w:t>徒13:9</w:t>
-        </w:r>
-      </w:hyperlink>
+      <w:r>
+        <w:rPr>
+          <w:lang w:val="zh_TW" w:bidi="zh_TW"/>
+        </w:rPr>
+        <w:t>徒13:9</w:t>
+      </w:r>
       <w:r>
         <w:rPr>
           <w:lang w:val="zh_TW" w:bidi="zh_TW"/>
@@ -1056,36 +894,24 @@
         </w:rPr>
         <w:t>掃羅（Shaul）是以東王掃羅（Saul）的另一個名稱，見於</w:t>
       </w:r>
-      <w:hyperlink r:id="rId13">
-        <w:r>
-          <w:rPr>
-            <w:lang w:val="zh_TW" w:bidi="zh_TW"/>
-          </w:rPr>
-          <w:rPr>
-            <w:color w:val="0000EE"/>
-            <w:u w:val="single"/>
-          </w:rPr>
-          <w:t>創世記三十六章37至38節</w:t>
-        </w:r>
-      </w:hyperlink>
+      <w:r>
+        <w:rPr>
+          <w:lang w:val="zh_TW" w:bidi="zh_TW"/>
+        </w:rPr>
+        <w:t>創世記三十六章37至38節</w:t>
+      </w:r>
       <w:r>
         <w:rPr>
           <w:lang w:val="zh_TW" w:bidi="zh_TW"/>
         </w:rPr>
         <w:t>和</w:t>
       </w:r>
-      <w:hyperlink r:id="rId14">
-        <w:r>
-          <w:rPr>
-            <w:lang w:val="zh_TW" w:bidi="zh_TW"/>
-          </w:rPr>
-          <w:rPr>
-            <w:color w:val="0000EE"/>
-            <w:u w:val="single"/>
-          </w:rPr>
-          <w:t>歷代志上一章48至49節</w:t>
-        </w:r>
-      </w:hyperlink>
+      <w:r>
+        <w:rPr>
+          <w:lang w:val="zh_TW" w:bidi="zh_TW"/>
+        </w:rPr>
+        <w:t>歷代志上一章48至49節</w:t>
+      </w:r>
       <w:r>
         <w:rPr>
           <w:lang w:val="zh_TW" w:bidi="zh_TW"/>
@@ -1129,72 +955,48 @@
         </w:rPr>
         <w:t>西緬與一位迦南婦人所生的兒子（</w:t>
       </w:r>
-      <w:hyperlink r:id="rId40">
-        <w:r>
-          <w:rPr>
-            <w:lang w:val="zh_TW" w:bidi="zh_TW"/>
-          </w:rPr>
-          <w:rPr>
-            <w:color w:val="0000EE"/>
-            <w:u w:val="single"/>
-          </w:rPr>
-          <w:t>創46:10</w:t>
-        </w:r>
-      </w:hyperlink>
+      <w:r>
+        <w:rPr>
+          <w:lang w:val="zh_TW" w:bidi="zh_TW"/>
+        </w:rPr>
+        <w:t>創46:10</w:t>
+      </w:r>
       <w:r>
         <w:rPr>
           <w:lang w:val="zh_TW" w:bidi="zh_TW"/>
         </w:rPr>
         <w:t>；</w:t>
       </w:r>
-      <w:hyperlink r:id="rId41">
-        <w:r>
-          <w:rPr>
-            <w:lang w:val="zh_TW" w:bidi="zh_TW"/>
-          </w:rPr>
-          <w:rPr>
-            <w:color w:val="0000EE"/>
-            <w:u w:val="single"/>
-          </w:rPr>
-          <w:t>出6:15</w:t>
-        </w:r>
-      </w:hyperlink>
+      <w:r>
+        <w:rPr>
+          <w:lang w:val="zh_TW" w:bidi="zh_TW"/>
+        </w:rPr>
+        <w:t>出6:15</w:t>
+      </w:r>
       <w:r>
         <w:rPr>
           <w:lang w:val="zh_TW" w:bidi="zh_TW"/>
         </w:rPr>
         <w:t>；</w:t>
       </w:r>
-      <w:hyperlink r:id="rId42">
-        <w:r>
-          <w:rPr>
-            <w:lang w:val="zh_TW" w:bidi="zh_TW"/>
-          </w:rPr>
-          <w:rPr>
-            <w:color w:val="0000EE"/>
-            <w:u w:val="single"/>
-          </w:rPr>
-          <w:t>代上4:24</w:t>
-        </w:r>
-      </w:hyperlink>
+      <w:r>
+        <w:rPr>
+          <w:lang w:val="zh_TW" w:bidi="zh_TW"/>
+        </w:rPr>
+        <w:t>代上4:24</w:t>
+      </w:r>
       <w:r>
         <w:rPr>
           <w:lang w:val="zh_TW" w:bidi="zh_TW"/>
         </w:rPr>
         <w:t>）。他是掃羅家族的族長（</w:t>
       </w:r>
-      <w:hyperlink r:id="rId43">
-        <w:r>
-          <w:rPr>
-            <w:lang w:val="zh_TW" w:bidi="zh_TW"/>
-          </w:rPr>
-          <w:rPr>
-            <w:color w:val="0000EE"/>
-            <w:u w:val="single"/>
-          </w:rPr>
-          <w:t>民26:13</w:t>
-        </w:r>
-      </w:hyperlink>
+      <w:r>
+        <w:rPr>
+          <w:lang w:val="zh_TW" w:bidi="zh_TW"/>
+        </w:rPr>
+        <w:t>民26:13</w:t>
+      </w:r>
       <w:r>
         <w:rPr>
           <w:lang w:val="zh_TW" w:bidi="zh_TW"/>
@@ -1219,18 +1021,12 @@
         </w:rPr>
         <w:t>烏西雅的兒子（</w:t>
       </w:r>
-      <w:hyperlink r:id="rId44">
-        <w:r>
-          <w:rPr>
-            <w:lang w:val="zh_TW" w:bidi="zh_TW"/>
-          </w:rPr>
-          <w:rPr>
-            <w:color w:val="0000EE"/>
-            <w:u w:val="single"/>
-          </w:rPr>
-          <w:t>代上6:24</w:t>
-        </w:r>
-      </w:hyperlink>
+      <w:r>
+        <w:rPr>
+          <w:lang w:val="zh_TW" w:bidi="zh_TW"/>
+        </w:rPr>
+        <w:t>代上6:24</w:t>
+      </w:r>
       <w:r>
         <w:rPr>
           <w:lang w:val="zh_TW" w:bidi="zh_TW"/>
